--- a/docs/vkr/ВКРБ.docx
+++ b/docs/vkr/ВКРБ.docx
@@ -17,7 +17,6 @@
         </w:rPr>
       </w:pPr>
       <w:bookmarkStart w:id="0" w:name="_Toc165301360"/>
-      <w:bookmarkStart w:id="1" w:name="_Toc230001206"/>
     </w:p>
     <w:p>
       <w:pPr>
@@ -438,7 +437,7 @@
           </mc:Choice>
           <mc:Fallback>
             <w:pict>
-              <v:shapetype w14:anchorId="435DA597" id="_x0000_t32" coordsize="21600,21600" o:spt="32" o:oned="t" path="m,l21600,21600e" filled="f">
+              <v:shapetype w14:anchorId="0056096C" id="_x0000_t32" coordsize="21600,21600" o:spt="32" o:oned="t" path="m,l21600,21600e" filled="f">
                 <v:path arrowok="t" fillok="f" o:connecttype="none"/>
                 <o:lock v:ext="edit" shapetype="t"/>
               </v:shapetype>
@@ -576,71 +575,10 @@
           <w:bCs/>
           <w:sz w:val="24"/>
           <w:szCs w:val="24"/>
-          <w:lang w:eastAsia="ru-RU"/>
-        </w:rPr>
-        <w:t>Образовательный центр Института № 8</w:t>
-      </w:r>
-    </w:p>
-    <w:p>
-      <w:pPr>
-        <w:autoSpaceDE w:val="0"/>
-        <w:autoSpaceDN w:val="0"/>
-        <w:spacing w:after="0"/>
-        <w:ind w:right="-143" w:firstLine="0"/>
-        <w:jc w:val="left"/>
-        <w:rPr>
-          <w:rFonts w:eastAsia="Times New Roman" w:cs="Times New Roman"/>
-          <w:b/>
-          <w:sz w:val="24"/>
-          <w:szCs w:val="24"/>
           <w:u w:val="single"/>
           <w:lang w:eastAsia="ru-RU"/>
         </w:rPr>
-      </w:pPr>
-      <w:r>
-        <w:rPr>
-          <w:rFonts w:eastAsia="Times New Roman" w:cs="Times New Roman"/>
-          <w:b/>
-          <w:bCs/>
-          <w:sz w:val="24"/>
-          <w:szCs w:val="24"/>
-          <w:lang w:eastAsia="ru-RU"/>
-        </w:rPr>
-        <w:t>Группа</w:t>
-      </w:r>
-      <w:r>
-        <w:rPr>
-          <w:rFonts w:eastAsia="Times New Roman" w:cs="Times New Roman"/>
-          <w:b/>
-          <w:sz w:val="24"/>
-          <w:szCs w:val="24"/>
-          <w:u w:val="single"/>
-          <w:lang w:eastAsia="ru-RU"/>
-        </w:rPr>
-        <w:tab/>
-        <w:t>М8О-407Б-22</w:t>
-      </w:r>
-      <w:r>
-        <w:rPr>
-          <w:rFonts w:eastAsia="Times New Roman" w:cs="Times New Roman"/>
-          <w:b/>
-          <w:sz w:val="24"/>
-          <w:szCs w:val="24"/>
-          <w:u w:val="single"/>
-          <w:lang w:eastAsia="ru-RU"/>
-        </w:rPr>
-        <w:tab/>
-      </w:r>
-      <w:r>
-        <w:rPr>
-          <w:rFonts w:eastAsia="Times New Roman" w:cs="Times New Roman"/>
-          <w:b/>
-          <w:bCs/>
-          <w:sz w:val="24"/>
-          <w:szCs w:val="24"/>
-          <w:lang w:eastAsia="ru-RU"/>
-        </w:rPr>
-        <w:t xml:space="preserve">Направление подготовки </w:t>
+        <w:t>Образовательный центр Института № 8</w:t>
       </w:r>
       <w:r>
         <w:rPr>
@@ -658,12 +596,13 @@
         <w:rPr>
           <w:rFonts w:eastAsia="Times New Roman" w:cs="Times New Roman"/>
           <w:b/>
+          <w:bCs/>
           <w:sz w:val="24"/>
           <w:szCs w:val="24"/>
           <w:u w:val="single"/>
           <w:lang w:eastAsia="ru-RU"/>
         </w:rPr>
-        <w:t>01.03.02 Прикладная</w:t>
+        <w:tab/>
       </w:r>
       <w:r>
         <w:rPr>
@@ -681,12 +620,13 @@
         <w:rPr>
           <w:rFonts w:eastAsia="Times New Roman" w:cs="Times New Roman"/>
           <w:b/>
+          <w:bCs/>
           <w:sz w:val="24"/>
           <w:szCs w:val="24"/>
           <w:u w:val="single"/>
           <w:lang w:eastAsia="ru-RU"/>
         </w:rPr>
-        <w:t xml:space="preserve"> математика и информатика</w:t>
+        <w:tab/>
       </w:r>
       <w:r>
         <w:rPr>
@@ -724,6 +664,110 @@
         </w:rPr>
         <w:tab/>
       </w:r>
+    </w:p>
+    <w:p>
+      <w:pPr>
+        <w:autoSpaceDE w:val="0"/>
+        <w:autoSpaceDN w:val="0"/>
+        <w:spacing w:after="0"/>
+        <w:ind w:right="-143" w:firstLine="0"/>
+        <w:jc w:val="left"/>
+        <w:rPr>
+          <w:rFonts w:eastAsia="Times New Roman" w:cs="Times New Roman"/>
+          <w:b/>
+          <w:sz w:val="24"/>
+          <w:szCs w:val="24"/>
+          <w:u w:val="single"/>
+          <w:lang w:eastAsia="ru-RU"/>
+        </w:rPr>
+      </w:pPr>
+      <w:r>
+        <w:rPr>
+          <w:rFonts w:eastAsia="Times New Roman" w:cs="Times New Roman"/>
+          <w:b/>
+          <w:bCs/>
+          <w:sz w:val="24"/>
+          <w:szCs w:val="24"/>
+          <w:lang w:eastAsia="ru-RU"/>
+        </w:rPr>
+        <w:t>Группа</w:t>
+      </w:r>
+      <w:r>
+        <w:rPr>
+          <w:b/>
+          <w:sz w:val="24"/>
+          <w:szCs w:val="24"/>
+          <w:u w:val="single"/>
+        </w:rPr>
+        <w:t xml:space="preserve"> М8О-407Б-22 </w:t>
+      </w:r>
+      <w:r>
+        <w:rPr>
+          <w:rFonts w:eastAsia="Times New Roman" w:cs="Times New Roman"/>
+          <w:b/>
+          <w:bCs/>
+          <w:sz w:val="24"/>
+          <w:szCs w:val="24"/>
+          <w:lang w:eastAsia="ru-RU"/>
+        </w:rPr>
+        <w:t xml:space="preserve">Направление подготовки </w:t>
+      </w:r>
+      <w:r>
+        <w:rPr>
+          <w:b/>
+          <w:sz w:val="24"/>
+          <w:szCs w:val="24"/>
+          <w:u w:val="single"/>
+        </w:rPr>
+        <w:t xml:space="preserve">01.03.02 </w:t>
+      </w:r>
+      <w:r>
+        <w:rPr>
+          <w:b/>
+          <w:bCs/>
+          <w:sz w:val="24"/>
+          <w:szCs w:val="24"/>
+          <w:u w:val="single"/>
+        </w:rPr>
+        <w:t>«</w:t>
+      </w:r>
+      <w:r>
+        <w:rPr>
+          <w:b/>
+          <w:sz w:val="24"/>
+          <w:szCs w:val="24"/>
+          <w:u w:val="single"/>
+        </w:rPr>
+        <w:t>Прикладная математика и</w:t>
+      </w:r>
+      <w:r>
+        <w:rPr>
+          <w:b/>
+          <w:sz w:val="24"/>
+          <w:szCs w:val="24"/>
+          <w:u w:val="single"/>
+        </w:rPr>
+        <w:t xml:space="preserve"> </w:t>
+      </w:r>
+      <w:r>
+        <w:rPr>
+          <w:b/>
+          <w:sz w:val="24"/>
+          <w:szCs w:val="24"/>
+          <w:u w:val="single"/>
+        </w:rPr>
+        <w:t>информатика</w:t>
+      </w:r>
+      <w:r>
+        <w:rPr>
+          <w:b/>
+          <w:bCs/>
+          <w:sz w:val="24"/>
+          <w:szCs w:val="24"/>
+          <w:u w:val="single"/>
+        </w:rPr>
+        <w:t>»</w:t>
+      </w:r>
       <w:r>
         <w:rPr>
           <w:rFonts w:eastAsia="Times New Roman" w:cs="Times New Roman"/>
@@ -796,14 +840,7 @@
         </w:rPr>
         <w:tab/>
       </w:r>
-    </w:p>
-    <w:p>
-      <w:pPr>
-        <w:autoSpaceDE w:val="0"/>
-        <w:autoSpaceDN w:val="0"/>
-        <w:spacing w:after="0"/>
-        <w:ind w:right="-143" w:firstLine="0"/>
-        <w:jc w:val="left"/>
+      <w:r>
         <w:rPr>
           <w:rFonts w:eastAsia="Times New Roman" w:cs="Times New Roman"/>
           <w:b/>
@@ -813,17 +850,7 @@
           <w:u w:val="single"/>
           <w:lang w:eastAsia="ru-RU"/>
         </w:rPr>
-      </w:pPr>
-      <w:r>
-        <w:rPr>
-          <w:rFonts w:eastAsia="Times New Roman" w:cs="Times New Roman"/>
-          <w:b/>
-          <w:bCs/>
-          <w:sz w:val="24"/>
-          <w:szCs w:val="24"/>
-          <w:lang w:eastAsia="ru-RU"/>
-        </w:rPr>
-        <w:t>Профиль</w:t>
+        <w:tab/>
       </w:r>
       <w:r>
         <w:rPr>
@@ -841,12 +868,13 @@
         <w:rPr>
           <w:rFonts w:eastAsia="Times New Roman" w:cs="Times New Roman"/>
           <w:b/>
+          <w:bCs/>
           <w:sz w:val="24"/>
           <w:szCs w:val="24"/>
           <w:u w:val="single"/>
           <w:lang w:eastAsia="ru-RU"/>
         </w:rPr>
-        <w:t xml:space="preserve">Информатика     </w:t>
+        <w:tab/>
       </w:r>
       <w:r>
         <w:rPr>
@@ -872,7 +900,14 @@
         </w:rPr>
         <w:tab/>
       </w:r>
-      <w:r>
+    </w:p>
+    <w:p>
+      <w:pPr>
+        <w:autoSpaceDE w:val="0"/>
+        <w:autoSpaceDN w:val="0"/>
+        <w:spacing w:after="0"/>
+        <w:ind w:right="-143" w:firstLine="0"/>
+        <w:jc w:val="left"/>
         <w:rPr>
           <w:rFonts w:eastAsia="Times New Roman" w:cs="Times New Roman"/>
           <w:b/>
@@ -882,7 +917,17 @@
           <w:u w:val="single"/>
           <w:lang w:eastAsia="ru-RU"/>
         </w:rPr>
-        <w:tab/>
+      </w:pPr>
+      <w:r>
+        <w:rPr>
+          <w:rFonts w:eastAsia="Times New Roman" w:cs="Times New Roman"/>
+          <w:b/>
+          <w:bCs/>
+          <w:sz w:val="24"/>
+          <w:szCs w:val="24"/>
+          <w:lang w:eastAsia="ru-RU"/>
+        </w:rPr>
+        <w:t>Профиль</w:t>
       </w:r>
       <w:r>
         <w:rPr>
@@ -898,6 +943,48 @@
       </w:r>
       <w:r>
         <w:rPr>
+          <w:b/>
+          <w:bCs/>
+          <w:sz w:val="24"/>
+          <w:szCs w:val="24"/>
+          <w:u w:val="single"/>
+        </w:rPr>
+        <w:t>«</w:t>
+      </w:r>
+      <w:r>
+        <w:rPr>
+          <w:rFonts w:eastAsia="Times New Roman" w:cs="Times New Roman"/>
+          <w:b/>
+          <w:sz w:val="24"/>
+          <w:szCs w:val="24"/>
+          <w:u w:val="single"/>
+          <w:lang w:eastAsia="ru-RU"/>
+        </w:rPr>
+        <w:t>Информатика</w:t>
+      </w:r>
+      <w:r>
+        <w:rPr>
+          <w:b/>
+          <w:bCs/>
+          <w:sz w:val="24"/>
+          <w:szCs w:val="24"/>
+          <w:u w:val="single"/>
+        </w:rPr>
+        <w:t>»</w:t>
+      </w:r>
+      <w:r>
+        <w:rPr>
+          <w:rFonts w:eastAsia="Times New Roman" w:cs="Times New Roman"/>
+          <w:b/>
+          <w:sz w:val="24"/>
+          <w:szCs w:val="24"/>
+          <w:u w:val="single"/>
+          <w:lang w:eastAsia="ru-RU"/>
+        </w:rPr>
+        <w:t xml:space="preserve">     </w:t>
+      </w:r>
+      <w:r>
+        <w:rPr>
           <w:rFonts w:eastAsia="Times New Roman" w:cs="Times New Roman"/>
           <w:b/>
           <w:bCs/>
@@ -956,33 +1043,6 @@
         </w:rPr>
         <w:tab/>
       </w:r>
-    </w:p>
-    <w:p>
-      <w:pPr>
-        <w:autoSpaceDE w:val="0"/>
-        <w:autoSpaceDN w:val="0"/>
-        <w:spacing w:after="0"/>
-        <w:ind w:right="-143" w:firstLine="0"/>
-        <w:jc w:val="left"/>
-        <w:rPr>
-          <w:rFonts w:eastAsia="Times New Roman" w:cs="Times New Roman"/>
-          <w:b/>
-          <w:sz w:val="24"/>
-          <w:szCs w:val="24"/>
-          <w:lang w:eastAsia="ru-RU"/>
-        </w:rPr>
-      </w:pPr>
-      <w:r>
-        <w:rPr>
-          <w:rFonts w:eastAsia="Times New Roman" w:cs="Times New Roman"/>
-          <w:b/>
-          <w:bCs/>
-          <w:sz w:val="24"/>
-          <w:szCs w:val="24"/>
-          <w:lang w:eastAsia="ru-RU"/>
-        </w:rPr>
-        <w:t xml:space="preserve">Квалификация </w:t>
-      </w:r>
       <w:r>
         <w:rPr>
           <w:rFonts w:eastAsia="Times New Roman" w:cs="Times New Roman"/>
@@ -1006,7 +1066,6 @@
           <w:lang w:eastAsia="ru-RU"/>
         </w:rPr>
         <w:tab/>
-        <w:t>бакалавр</w:t>
       </w:r>
       <w:r>
         <w:rPr>
@@ -1032,6 +1091,33 @@
         </w:rPr>
         <w:tab/>
       </w:r>
+    </w:p>
+    <w:p>
+      <w:pPr>
+        <w:autoSpaceDE w:val="0"/>
+        <w:autoSpaceDN w:val="0"/>
+        <w:spacing w:after="0"/>
+        <w:ind w:right="-143" w:firstLine="0"/>
+        <w:jc w:val="left"/>
+        <w:rPr>
+          <w:rFonts w:eastAsia="Times New Roman" w:cs="Times New Roman"/>
+          <w:b/>
+          <w:sz w:val="24"/>
+          <w:szCs w:val="24"/>
+          <w:lang w:eastAsia="ru-RU"/>
+        </w:rPr>
+      </w:pPr>
+      <w:r>
+        <w:rPr>
+          <w:rFonts w:eastAsia="Times New Roman" w:cs="Times New Roman"/>
+          <w:b/>
+          <w:bCs/>
+          <w:sz w:val="24"/>
+          <w:szCs w:val="24"/>
+          <w:lang w:eastAsia="ru-RU"/>
+        </w:rPr>
+        <w:t xml:space="preserve">Квалификация </w:t>
+      </w:r>
       <w:r>
         <w:rPr>
           <w:rFonts w:eastAsia="Times New Roman" w:cs="Times New Roman"/>
@@ -1055,6 +1141,7 @@
           <w:lang w:eastAsia="ru-RU"/>
         </w:rPr>
         <w:tab/>
+        <w:t>бакалавр</w:t>
       </w:r>
       <w:r>
         <w:rPr>
@@ -1104,6 +1191,54 @@
         </w:rPr>
         <w:tab/>
       </w:r>
+      <w:r>
+        <w:rPr>
+          <w:rFonts w:eastAsia="Times New Roman" w:cs="Times New Roman"/>
+          <w:b/>
+          <w:bCs/>
+          <w:sz w:val="24"/>
+          <w:szCs w:val="24"/>
+          <w:u w:val="single"/>
+          <w:lang w:eastAsia="ru-RU"/>
+        </w:rPr>
+        <w:tab/>
+      </w:r>
+      <w:r>
+        <w:rPr>
+          <w:rFonts w:eastAsia="Times New Roman" w:cs="Times New Roman"/>
+          <w:b/>
+          <w:bCs/>
+          <w:sz w:val="24"/>
+          <w:szCs w:val="24"/>
+          <w:u w:val="single"/>
+          <w:lang w:eastAsia="ru-RU"/>
+        </w:rPr>
+        <w:tab/>
+      </w:r>
+      <w:r>
+        <w:rPr>
+          <w:rFonts w:eastAsia="Times New Roman" w:cs="Times New Roman"/>
+          <w:b/>
+          <w:bCs/>
+          <w:sz w:val="24"/>
+          <w:szCs w:val="24"/>
+          <w:u w:val="single"/>
+          <w:lang w:eastAsia="ru-RU"/>
+        </w:rPr>
+        <w:tab/>
+      </w:r>
+      <w:r>
+        <w:rPr>
+          <w:rFonts w:eastAsia="Times New Roman" w:cs="Times New Roman"/>
+          <w:b/>
+          <w:bCs/>
+          <w:sz w:val="24"/>
+          <w:szCs w:val="24"/>
+          <w:u w:val="single"/>
+          <w:lang w:eastAsia="ru-RU"/>
+        </w:rPr>
+        <w:tab/>
+      </w:r>
     </w:p>
     <w:p>
       <w:pPr>
@@ -1199,28 +1334,9 @@
           <w:rFonts w:eastAsia="Times New Roman" w:cs="Times New Roman"/>
           <w:spacing w:val="-2"/>
           <w:sz w:val="24"/>
-          <w:u w:val="single"/>
           <w:lang w:eastAsia="ru-RU"/>
         </w:rPr>
-        <w:t>«Микросервисное веб-приложение для управления внутренними задачами,</w:t>
-      </w:r>
-      <w:r>
-        <w:rPr>
-          <w:rFonts w:eastAsia="Times New Roman" w:cs="Times New Roman"/>
-          <w:spacing w:val="-2"/>
-          <w:u w:val="single"/>
-          <w:lang w:eastAsia="ru-RU"/>
-        </w:rPr>
         <w:t xml:space="preserve"> </w:t>
-      </w:r>
-      <w:r>
-        <w:rPr>
-          <w:rFonts w:eastAsia="Times New Roman" w:cs="Times New Roman"/>
-          <w:spacing w:val="-2"/>
-          <w:u w:val="single"/>
-          <w:lang w:eastAsia="ru-RU"/>
-        </w:rPr>
-        <w:tab/>
       </w:r>
       <w:r>
         <w:rPr>
@@ -1230,7 +1346,7 @@
           <w:u w:val="single"/>
           <w:lang w:eastAsia="ru-RU"/>
         </w:rPr>
-        <w:t xml:space="preserve"> проектами и коммуникацией команды»</w:t>
+        <w:t>Микросервисное веб-приложение для управления внутренними задачами,</w:t>
       </w:r>
       <w:r>
         <w:rPr>
@@ -1239,7 +1355,7 @@
           <w:u w:val="single"/>
           <w:lang w:eastAsia="ru-RU"/>
         </w:rPr>
-        <w:tab/>
+        <w:t xml:space="preserve"> </w:t>
       </w:r>
       <w:r>
         <w:rPr>
@@ -1249,874 +1365,6 @@
           <w:lang w:eastAsia="ru-RU"/>
         </w:rPr>
         <w:tab/>
-      </w:r>
-      <w:r>
-        <w:rPr>
-          <w:rFonts w:eastAsia="Times New Roman" w:cs="Times New Roman"/>
-          <w:spacing w:val="-2"/>
-          <w:u w:val="single"/>
-          <w:lang w:eastAsia="ru-RU"/>
-        </w:rPr>
-        <w:tab/>
-      </w:r>
-      <w:r>
-        <w:rPr>
-          <w:rFonts w:eastAsia="Times New Roman" w:cs="Times New Roman"/>
-          <w:spacing w:val="-2"/>
-          <w:u w:val="single"/>
-          <w:lang w:eastAsia="ru-RU"/>
-        </w:rPr>
-        <w:tab/>
-      </w:r>
-      <w:r>
-        <w:rPr>
-          <w:rFonts w:eastAsia="Times New Roman" w:cs="Times New Roman"/>
-          <w:spacing w:val="-2"/>
-          <w:u w:val="single"/>
-          <w:lang w:eastAsia="ru-RU"/>
-        </w:rPr>
-        <w:tab/>
-      </w:r>
-      <w:r>
-        <w:rPr>
-          <w:rFonts w:eastAsia="Times New Roman" w:cs="Times New Roman"/>
-          <w:spacing w:val="-2"/>
-          <w:u w:val="single"/>
-          <w:lang w:eastAsia="ru-RU"/>
-        </w:rPr>
-        <w:tab/>
-      </w:r>
-      <w:r>
-        <w:rPr>
-          <w:rFonts w:eastAsia="Times New Roman" w:cs="Times New Roman"/>
-          <w:spacing w:val="-2"/>
-          <w:u w:val="single"/>
-          <w:lang w:eastAsia="ru-RU"/>
-        </w:rPr>
-        <w:tab/>
-      </w:r>
-      <w:r>
-        <w:rPr>
-          <w:rFonts w:eastAsia="Times New Roman" w:cs="Times New Roman"/>
-          <w:spacing w:val="-2"/>
-          <w:u w:val="single"/>
-          <w:lang w:eastAsia="ru-RU"/>
-        </w:rPr>
-        <w:tab/>
-      </w:r>
-      <w:r>
-        <w:rPr>
-          <w:rFonts w:eastAsia="Times New Roman" w:cs="Times New Roman"/>
-          <w:spacing w:val="-2"/>
-          <w:u w:val="single"/>
-          <w:lang w:eastAsia="ru-RU"/>
-        </w:rPr>
-        <w:tab/>
-      </w:r>
-      <w:r>
-        <w:rPr>
-          <w:rFonts w:eastAsia="Times New Roman" w:cs="Times New Roman"/>
-          <w:spacing w:val="-2"/>
-          <w:u w:val="single"/>
-          <w:lang w:eastAsia="ru-RU"/>
-        </w:rPr>
-        <w:tab/>
-      </w:r>
-      <w:r>
-        <w:rPr>
-          <w:rFonts w:eastAsia="Times New Roman" w:cs="Times New Roman"/>
-          <w:spacing w:val="-2"/>
-          <w:u w:val="single"/>
-          <w:lang w:eastAsia="ru-RU"/>
-        </w:rPr>
-        <w:tab/>
-      </w:r>
-      <w:r>
-        <w:rPr>
-          <w:rFonts w:eastAsia="Times New Roman" w:cs="Times New Roman"/>
-          <w:spacing w:val="-2"/>
-          <w:u w:val="single"/>
-          <w:lang w:eastAsia="ru-RU"/>
-        </w:rPr>
-        <w:tab/>
-      </w:r>
-      <w:r>
-        <w:rPr>
-          <w:rFonts w:eastAsia="Times New Roman" w:cs="Times New Roman"/>
-          <w:spacing w:val="-2"/>
-          <w:u w:val="single"/>
-          <w:lang w:eastAsia="ru-RU"/>
-        </w:rPr>
-        <w:tab/>
-      </w:r>
-      <w:r>
-        <w:rPr>
-          <w:rFonts w:eastAsia="Times New Roman" w:cs="Times New Roman"/>
-          <w:spacing w:val="-2"/>
-          <w:u w:val="single"/>
-          <w:lang w:eastAsia="ru-RU"/>
-        </w:rPr>
-        <w:tab/>
-      </w:r>
-      <w:r>
-        <w:rPr>
-          <w:rFonts w:eastAsia="Times New Roman" w:cs="Times New Roman"/>
-          <w:spacing w:val="-2"/>
-          <w:u w:val="single"/>
-          <w:lang w:eastAsia="ru-RU"/>
-        </w:rPr>
-        <w:tab/>
-      </w:r>
-      <w:r>
-        <w:rPr>
-          <w:rFonts w:eastAsia="Times New Roman" w:cs="Times New Roman"/>
-          <w:spacing w:val="-2"/>
-          <w:u w:val="single"/>
-          <w:lang w:eastAsia="ru-RU"/>
-        </w:rPr>
-        <w:tab/>
-      </w:r>
-      <w:r>
-        <w:rPr>
-          <w:rFonts w:eastAsia="Times New Roman" w:cs="Times New Roman"/>
-          <w:spacing w:val="-2"/>
-          <w:u w:val="single"/>
-          <w:lang w:eastAsia="ru-RU"/>
-        </w:rPr>
-        <w:tab/>
-      </w:r>
-      <w:r>
-        <w:rPr>
-          <w:rFonts w:eastAsia="Times New Roman" w:cs="Times New Roman"/>
-          <w:spacing w:val="-2"/>
-          <w:u w:val="single"/>
-          <w:lang w:eastAsia="ru-RU"/>
-        </w:rPr>
-        <w:tab/>
-      </w:r>
-      <w:r>
-        <w:rPr>
-          <w:rFonts w:eastAsia="Times New Roman" w:cs="Times New Roman"/>
-          <w:spacing w:val="-2"/>
-          <w:u w:val="single"/>
-          <w:lang w:eastAsia="ru-RU"/>
-        </w:rPr>
-        <w:tab/>
-      </w:r>
-      <w:r>
-        <w:rPr>
-          <w:rFonts w:eastAsia="Times New Roman" w:cs="Times New Roman"/>
-          <w:spacing w:val="-2"/>
-          <w:u w:val="single"/>
-          <w:lang w:eastAsia="ru-RU"/>
-        </w:rPr>
-        <w:tab/>
-      </w:r>
-      <w:r>
-        <w:rPr>
-          <w:rFonts w:eastAsia="Times New Roman" w:cs="Times New Roman"/>
-          <w:spacing w:val="-2"/>
-          <w:u w:val="single"/>
-          <w:lang w:eastAsia="ru-RU"/>
-        </w:rPr>
-        <w:tab/>
-      </w:r>
-      <w:r>
-        <w:rPr>
-          <w:rFonts w:eastAsia="Times New Roman" w:cs="Times New Roman"/>
-          <w:spacing w:val="-2"/>
-          <w:u w:val="single"/>
-          <w:lang w:eastAsia="ru-RU"/>
-        </w:rPr>
-        <w:tab/>
-      </w:r>
-      <w:r>
-        <w:rPr>
-          <w:rFonts w:eastAsia="Times New Roman" w:cs="Times New Roman"/>
-          <w:spacing w:val="-2"/>
-          <w:u w:val="single"/>
-          <w:lang w:eastAsia="ru-RU"/>
-        </w:rPr>
-        <w:tab/>
-      </w:r>
-      <w:r>
-        <w:rPr>
-          <w:rFonts w:eastAsia="Times New Roman" w:cs="Times New Roman"/>
-          <w:spacing w:val="-2"/>
-          <w:u w:val="single"/>
-          <w:lang w:eastAsia="ru-RU"/>
-        </w:rPr>
-        <w:tab/>
-      </w:r>
-      <w:r>
-        <w:rPr>
-          <w:rFonts w:eastAsia="Times New Roman" w:cs="Times New Roman"/>
-          <w:spacing w:val="-2"/>
-          <w:u w:val="single"/>
-          <w:lang w:eastAsia="ru-RU"/>
-        </w:rPr>
-        <w:tab/>
-      </w:r>
-      <w:r>
-        <w:rPr>
-          <w:rFonts w:eastAsia="Times New Roman" w:cs="Times New Roman"/>
-          <w:spacing w:val="-2"/>
-          <w:u w:val="single"/>
-          <w:lang w:eastAsia="ru-RU"/>
-        </w:rPr>
-        <w:tab/>
-      </w:r>
-      <w:r>
-        <w:rPr>
-          <w:rFonts w:eastAsia="Times New Roman" w:cs="Times New Roman"/>
-          <w:spacing w:val="-2"/>
-          <w:u w:val="single"/>
-          <w:lang w:eastAsia="ru-RU"/>
-        </w:rPr>
-        <w:tab/>
-      </w:r>
-      <w:r>
-        <w:rPr>
-          <w:rFonts w:eastAsia="Times New Roman" w:cs="Times New Roman"/>
-          <w:spacing w:val="-2"/>
-          <w:u w:val="single"/>
-          <w:lang w:eastAsia="ru-RU"/>
-        </w:rPr>
-        <w:tab/>
-      </w:r>
-      <w:r>
-        <w:rPr>
-          <w:rFonts w:eastAsia="Times New Roman" w:cs="Times New Roman"/>
-          <w:spacing w:val="-2"/>
-          <w:u w:val="single"/>
-          <w:lang w:eastAsia="ru-RU"/>
-        </w:rPr>
-        <w:tab/>
-      </w:r>
-      <w:r>
-        <w:rPr>
-          <w:rFonts w:eastAsia="Times New Roman" w:cs="Times New Roman"/>
-          <w:spacing w:val="-2"/>
-          <w:u w:val="single"/>
-          <w:lang w:eastAsia="ru-RU"/>
-        </w:rPr>
-        <w:tab/>
-      </w:r>
-      <w:r>
-        <w:rPr>
-          <w:rFonts w:eastAsia="Times New Roman" w:cs="Times New Roman"/>
-          <w:spacing w:val="-2"/>
-          <w:u w:val="single"/>
-          <w:lang w:eastAsia="ru-RU"/>
-        </w:rPr>
-        <w:tab/>
-      </w:r>
-      <w:r>
-        <w:rPr>
-          <w:rFonts w:eastAsia="Times New Roman" w:cs="Times New Roman"/>
-          <w:spacing w:val="-2"/>
-          <w:u w:val="single"/>
-          <w:lang w:eastAsia="ru-RU"/>
-        </w:rPr>
-        <w:tab/>
-      </w:r>
-      <w:r>
-        <w:rPr>
-          <w:rFonts w:eastAsia="Times New Roman" w:cs="Times New Roman"/>
-          <w:spacing w:val="-2"/>
-          <w:u w:val="single"/>
-          <w:lang w:eastAsia="ru-RU"/>
-        </w:rPr>
-        <w:tab/>
-      </w:r>
-      <w:r>
-        <w:rPr>
-          <w:rFonts w:eastAsia="Times New Roman" w:cs="Times New Roman"/>
-          <w:spacing w:val="-2"/>
-          <w:u w:val="single"/>
-          <w:lang w:eastAsia="ru-RU"/>
-        </w:rPr>
-        <w:tab/>
-      </w:r>
-    </w:p>
-    <w:p>
-      <w:pPr>
-        <w:spacing w:after="0" w:line="240" w:lineRule="auto"/>
-        <w:ind w:right="-143" w:firstLine="0"/>
-        <w:rPr>
-          <w:rFonts w:eastAsia="Times New Roman" w:cs="Times New Roman"/>
-          <w:spacing w:val="-2"/>
-          <w:sz w:val="16"/>
-          <w:lang w:eastAsia="ru-RU"/>
-        </w:rPr>
-      </w:pPr>
-    </w:p>
-    <w:p>
-      <w:pPr>
-        <w:spacing w:after="0" w:line="240" w:lineRule="auto"/>
-        <w:ind w:right="-143" w:firstLine="0"/>
-        <w:rPr>
-          <w:rFonts w:eastAsia="Times New Roman" w:cs="Times New Roman"/>
-          <w:spacing w:val="-2"/>
-          <w:sz w:val="16"/>
-          <w:lang w:eastAsia="ru-RU"/>
-        </w:rPr>
-      </w:pPr>
-    </w:p>
-    <w:p>
-      <w:pPr>
-        <w:spacing w:after="0" w:line="240" w:lineRule="auto"/>
-        <w:ind w:right="-143" w:firstLine="0"/>
-        <w:rPr>
-          <w:rFonts w:eastAsia="Times New Roman" w:cs="Times New Roman"/>
-          <w:spacing w:val="-2"/>
-          <w:sz w:val="16"/>
-          <w:lang w:eastAsia="ru-RU"/>
-        </w:rPr>
-      </w:pPr>
-    </w:p>
-    <w:p>
-      <w:pPr>
-        <w:spacing w:after="0" w:line="240" w:lineRule="auto"/>
-        <w:ind w:right="-143" w:firstLine="0"/>
-        <w:rPr>
-          <w:rFonts w:eastAsia="Times New Roman" w:cs="Times New Roman"/>
-          <w:spacing w:val="-2"/>
-          <w:sz w:val="16"/>
-          <w:lang w:eastAsia="ru-RU"/>
-        </w:rPr>
-      </w:pPr>
-    </w:p>
-    <w:p>
-      <w:pPr>
-        <w:spacing w:after="0" w:line="240" w:lineRule="auto"/>
-        <w:ind w:right="-143" w:firstLine="0"/>
-        <w:jc w:val="left"/>
-        <w:rPr>
-          <w:rFonts w:eastAsia="Times New Roman" w:cs="Times New Roman"/>
-          <w:sz w:val="24"/>
-          <w:lang w:eastAsia="ru-RU"/>
-        </w:rPr>
-      </w:pPr>
-      <w:r>
-        <w:rPr>
-          <w:rFonts w:eastAsia="Times New Roman" w:cs="Times New Roman"/>
-          <w:spacing w:val="-2"/>
-          <w:sz w:val="24"/>
-          <w:lang w:eastAsia="ru-RU"/>
-        </w:rPr>
-        <w:t>Автор ВКРБ</w:t>
-      </w:r>
-      <w:r>
-        <w:rPr>
-          <w:rFonts w:eastAsia="Times New Roman" w:cs="Times New Roman"/>
-          <w:sz w:val="24"/>
-          <w:u w:val="single"/>
-          <w:lang w:eastAsia="ru-RU"/>
-        </w:rPr>
-        <w:tab/>
-      </w:r>
-      <w:r>
-        <w:rPr>
-          <w:rFonts w:eastAsia="Times New Roman" w:cs="Times New Roman"/>
-          <w:sz w:val="24"/>
-          <w:u w:val="single"/>
-          <w:lang w:eastAsia="ru-RU"/>
-        </w:rPr>
-        <w:tab/>
-      </w:r>
-      <w:r>
-        <w:rPr>
-          <w:rFonts w:eastAsia="Times New Roman" w:cs="Times New Roman"/>
-          <w:sz w:val="24"/>
-          <w:u w:val="single"/>
-          <w:lang w:eastAsia="ru-RU"/>
-        </w:rPr>
-        <w:tab/>
-        <w:t>Кострюков Евгений Сергеевич</w:t>
-      </w:r>
-      <w:r>
-        <w:rPr>
-          <w:rFonts w:eastAsia="Times New Roman" w:cs="Times New Roman"/>
-          <w:sz w:val="24"/>
-          <w:u w:val="single"/>
-          <w:lang w:eastAsia="ru-RU"/>
-        </w:rPr>
-        <w:tab/>
-      </w:r>
-      <w:r>
-        <w:rPr>
-          <w:rFonts w:eastAsia="Times New Roman" w:cs="Times New Roman"/>
-          <w:sz w:val="24"/>
-          <w:u w:val="single"/>
-          <w:lang w:eastAsia="ru-RU"/>
-        </w:rPr>
-        <w:tab/>
-      </w:r>
-      <w:r>
-        <w:rPr>
-          <w:rFonts w:eastAsia="Times New Roman" w:cs="Times New Roman"/>
-          <w:sz w:val="24"/>
-          <w:u w:val="single"/>
-          <w:lang w:eastAsia="ru-RU"/>
-        </w:rPr>
-        <w:tab/>
-      </w:r>
-      <w:r>
-        <w:rPr>
-          <w:rFonts w:eastAsia="Times New Roman" w:cs="Times New Roman"/>
-          <w:sz w:val="24"/>
-          <w:lang w:eastAsia="ru-RU"/>
-        </w:rPr>
-        <w:t xml:space="preserve"> </w:t>
-      </w:r>
-      <w:r>
-        <w:rPr>
-          <w:rFonts w:eastAsia="Times New Roman" w:cs="Times New Roman"/>
-          <w:sz w:val="24"/>
-          <w:lang w:eastAsia="ru-RU"/>
-        </w:rPr>
-        <w:t>(__________)</w:t>
-      </w:r>
-    </w:p>
-    <w:p>
-      <w:pPr>
-        <w:spacing w:after="0" w:line="240" w:lineRule="auto"/>
-        <w:ind w:right="-143" w:firstLine="0"/>
-        <w:jc w:val="center"/>
-        <w:rPr>
-          <w:rFonts w:eastAsia="Times New Roman" w:cs="Times New Roman"/>
-          <w:sz w:val="16"/>
-          <w:szCs w:val="16"/>
-          <w:lang w:eastAsia="ru-RU"/>
-        </w:rPr>
-      </w:pPr>
-      <w:r>
-        <w:rPr>
-          <w:rFonts w:eastAsia="Times New Roman" w:cs="Times New Roman"/>
-          <w:sz w:val="16"/>
-          <w:szCs w:val="16"/>
-          <w:lang w:eastAsia="ru-RU"/>
-        </w:rPr>
-        <w:t>(фамилия, имя, отчество полностью)</w:t>
-      </w:r>
-    </w:p>
-    <w:p>
-      <w:pPr>
-        <w:spacing w:after="0" w:line="240" w:lineRule="auto"/>
-        <w:ind w:right="-143" w:firstLine="0"/>
-        <w:jc w:val="left"/>
-        <w:rPr>
-          <w:rFonts w:eastAsia="Times New Roman" w:cs="Times New Roman"/>
-          <w:sz w:val="24"/>
-          <w:lang w:eastAsia="ru-RU"/>
-        </w:rPr>
-      </w:pPr>
-      <w:r>
-        <w:rPr>
-          <w:rFonts w:eastAsia="Times New Roman" w:cs="Times New Roman"/>
-          <w:spacing w:val="-2"/>
-          <w:sz w:val="24"/>
-          <w:lang w:eastAsia="ru-RU"/>
-        </w:rPr>
-        <w:t xml:space="preserve">Руководитель </w:t>
-      </w:r>
-      <w:r>
-        <w:rPr>
-          <w:rFonts w:eastAsia="Times New Roman" w:cs="Times New Roman"/>
-          <w:sz w:val="24"/>
-          <w:u w:val="single"/>
-          <w:lang w:eastAsia="ru-RU"/>
-        </w:rPr>
-        <w:tab/>
-      </w:r>
-      <w:r>
-        <w:rPr>
-          <w:rFonts w:eastAsia="Times New Roman" w:cs="Times New Roman"/>
-          <w:sz w:val="24"/>
-          <w:u w:val="single"/>
-          <w:lang w:eastAsia="ru-RU"/>
-        </w:rPr>
-        <w:tab/>
-        <w:t>Кузнецова Светлана Валентиновна</w:t>
-      </w:r>
-      <w:r>
-        <w:rPr>
-          <w:rFonts w:eastAsia="Times New Roman" w:cs="Times New Roman"/>
-          <w:sz w:val="24"/>
-          <w:u w:val="single"/>
-          <w:lang w:eastAsia="ru-RU"/>
-        </w:rPr>
-        <w:tab/>
-      </w:r>
-      <w:r>
-        <w:rPr>
-          <w:rFonts w:eastAsia="Times New Roman" w:cs="Times New Roman"/>
-          <w:sz w:val="24"/>
-          <w:u w:val="single"/>
-          <w:lang w:eastAsia="ru-RU"/>
-        </w:rPr>
-        <w:tab/>
-      </w:r>
-      <w:r>
-        <w:rPr>
-          <w:rFonts w:eastAsia="Times New Roman" w:cs="Times New Roman"/>
-          <w:sz w:val="24"/>
-          <w:u w:val="single"/>
-          <w:lang w:eastAsia="ru-RU"/>
-        </w:rPr>
-        <w:t xml:space="preserve"> </w:t>
-      </w:r>
-      <w:r>
-        <w:rPr>
-          <w:rFonts w:eastAsia="Times New Roman" w:cs="Times New Roman"/>
-          <w:sz w:val="24"/>
-          <w:lang w:eastAsia="ru-RU"/>
-        </w:rPr>
-        <w:t>(__________)</w:t>
-      </w:r>
-    </w:p>
-    <w:p>
-      <w:pPr>
-        <w:spacing w:after="0" w:line="240" w:lineRule="auto"/>
-        <w:ind w:right="-143" w:firstLine="0"/>
-        <w:jc w:val="center"/>
-        <w:rPr>
-          <w:rFonts w:eastAsia="Times New Roman" w:cs="Times New Roman"/>
-          <w:sz w:val="16"/>
-          <w:szCs w:val="16"/>
-          <w:lang w:eastAsia="ru-RU"/>
-        </w:rPr>
-      </w:pPr>
-      <w:r>
-        <w:rPr>
-          <w:rFonts w:eastAsia="Times New Roman" w:cs="Times New Roman"/>
-          <w:sz w:val="16"/>
-          <w:szCs w:val="16"/>
-          <w:lang w:eastAsia="ru-RU"/>
-        </w:rPr>
-        <w:t>(фамилия, имя, отчество полностью)</w:t>
-      </w:r>
-    </w:p>
-    <w:p>
-      <w:pPr>
-        <w:spacing w:after="0" w:line="240" w:lineRule="auto"/>
-        <w:ind w:right="-143" w:firstLine="0"/>
-        <w:jc w:val="left"/>
-        <w:rPr>
-          <w:rFonts w:eastAsia="Times New Roman" w:cs="Times New Roman"/>
-          <w:sz w:val="24"/>
-          <w:lang w:eastAsia="ru-RU"/>
-        </w:rPr>
-      </w:pPr>
-      <w:r>
-        <w:rPr>
-          <w:rFonts w:eastAsia="Times New Roman" w:cs="Times New Roman"/>
-          <w:spacing w:val="-2"/>
-          <w:sz w:val="24"/>
-          <w:lang w:eastAsia="ru-RU"/>
-        </w:rPr>
-        <w:t xml:space="preserve">Консультант </w:t>
-      </w:r>
-      <w:r>
-        <w:rPr>
-          <w:rFonts w:eastAsia="Times New Roman" w:cs="Times New Roman"/>
-          <w:sz w:val="24"/>
-          <w:u w:val="single"/>
-          <w:lang w:eastAsia="ru-RU"/>
-        </w:rPr>
-        <w:tab/>
-      </w:r>
-      <w:r>
-        <w:rPr>
-          <w:rFonts w:eastAsia="Times New Roman" w:cs="Times New Roman"/>
-          <w:sz w:val="24"/>
-          <w:u w:val="single"/>
-          <w:lang w:eastAsia="ru-RU"/>
-        </w:rPr>
-        <w:tab/>
-      </w:r>
-      <w:r>
-        <w:rPr>
-          <w:rFonts w:eastAsia="Times New Roman" w:cs="Times New Roman"/>
-          <w:sz w:val="24"/>
-          <w:u w:val="single"/>
-          <w:lang w:eastAsia="ru-RU"/>
-        </w:rPr>
-        <w:tab/>
-      </w:r>
-      <w:r>
-        <w:rPr>
-          <w:rFonts w:eastAsia="Times New Roman" w:cs="Times New Roman"/>
-          <w:sz w:val="24"/>
-          <w:u w:val="single"/>
-          <w:lang w:eastAsia="ru-RU"/>
-        </w:rPr>
-        <w:tab/>
-      </w:r>
-      <w:r>
-        <w:rPr>
-          <w:rFonts w:eastAsia="Times New Roman" w:cs="Times New Roman"/>
-          <w:sz w:val="24"/>
-          <w:u w:val="single"/>
-          <w:lang w:eastAsia="ru-RU"/>
-        </w:rPr>
-        <w:tab/>
-      </w:r>
-      <w:r>
-        <w:rPr>
-          <w:rFonts w:eastAsia="Times New Roman" w:cs="Times New Roman"/>
-          <w:sz w:val="24"/>
-          <w:u w:val="single"/>
-          <w:lang w:eastAsia="ru-RU"/>
-        </w:rPr>
-        <w:tab/>
-      </w:r>
-      <w:r>
-        <w:rPr>
-          <w:rFonts w:eastAsia="Times New Roman" w:cs="Times New Roman"/>
-          <w:sz w:val="24"/>
-          <w:u w:val="single"/>
-          <w:lang w:eastAsia="ru-RU"/>
-        </w:rPr>
-        <w:tab/>
-      </w:r>
-      <w:r>
-        <w:rPr>
-          <w:rFonts w:eastAsia="Times New Roman" w:cs="Times New Roman"/>
-          <w:sz w:val="24"/>
-          <w:u w:val="single"/>
-          <w:lang w:eastAsia="ru-RU"/>
-        </w:rPr>
-        <w:tab/>
-      </w:r>
-      <w:r>
-        <w:rPr>
-          <w:rFonts w:eastAsia="Times New Roman" w:cs="Times New Roman"/>
-          <w:sz w:val="24"/>
-          <w:u w:val="single"/>
-          <w:lang w:eastAsia="ru-RU"/>
-        </w:rPr>
-        <w:tab/>
-      </w:r>
-      <w:r>
-        <w:rPr>
-          <w:rFonts w:eastAsia="Times New Roman" w:cs="Times New Roman"/>
-          <w:sz w:val="24"/>
-          <w:u w:val="single"/>
-          <w:lang w:eastAsia="ru-RU"/>
-        </w:rPr>
-        <w:tab/>
-      </w:r>
-      <w:r>
-        <w:rPr>
-          <w:rFonts w:eastAsia="Times New Roman" w:cs="Times New Roman"/>
-          <w:sz w:val="24"/>
-          <w:u w:val="single"/>
-          <w:lang w:eastAsia="ru-RU"/>
-        </w:rPr>
-        <w:t xml:space="preserve"> </w:t>
-      </w:r>
-      <w:r>
-        <w:rPr>
-          <w:rFonts w:eastAsia="Times New Roman" w:cs="Times New Roman"/>
-          <w:sz w:val="24"/>
-          <w:lang w:eastAsia="ru-RU"/>
-        </w:rPr>
-        <w:t>(__________)</w:t>
-      </w:r>
-    </w:p>
-    <w:p>
-      <w:pPr>
-        <w:spacing w:after="0" w:line="240" w:lineRule="auto"/>
-        <w:ind w:right="-143" w:firstLine="0"/>
-        <w:jc w:val="center"/>
-        <w:rPr>
-          <w:rFonts w:eastAsia="Times New Roman" w:cs="Times New Roman"/>
-          <w:sz w:val="16"/>
-          <w:szCs w:val="16"/>
-          <w:lang w:eastAsia="ru-RU"/>
-        </w:rPr>
-      </w:pPr>
-      <w:r>
-        <w:rPr>
-          <w:rFonts w:eastAsia="Times New Roman" w:cs="Times New Roman"/>
-          <w:sz w:val="16"/>
-          <w:szCs w:val="16"/>
-          <w:lang w:eastAsia="ru-RU"/>
-        </w:rPr>
-        <w:t>(фамилия, имя, отчество полностью)</w:t>
-      </w:r>
-    </w:p>
-    <w:p>
-      <w:pPr>
-        <w:spacing w:after="0" w:line="240" w:lineRule="auto"/>
-        <w:ind w:right="-143" w:firstLine="0"/>
-        <w:jc w:val="left"/>
-        <w:rPr>
-          <w:rFonts w:eastAsia="Times New Roman" w:cs="Times New Roman"/>
-          <w:sz w:val="24"/>
-          <w:lang w:eastAsia="ru-RU"/>
-        </w:rPr>
-      </w:pPr>
-      <w:r>
-        <w:rPr>
-          <w:rFonts w:eastAsia="Times New Roman" w:cs="Times New Roman"/>
-          <w:spacing w:val="-2"/>
-          <w:sz w:val="24"/>
-          <w:lang w:eastAsia="ru-RU"/>
-        </w:rPr>
-        <w:t xml:space="preserve">Консультант </w:t>
-      </w:r>
-      <w:r>
-        <w:rPr>
-          <w:rFonts w:eastAsia="Times New Roman" w:cs="Times New Roman"/>
-          <w:sz w:val="24"/>
-          <w:u w:val="single"/>
-          <w:lang w:eastAsia="ru-RU"/>
-        </w:rPr>
-        <w:tab/>
-      </w:r>
-      <w:r>
-        <w:rPr>
-          <w:rFonts w:eastAsia="Times New Roman" w:cs="Times New Roman"/>
-          <w:sz w:val="24"/>
-          <w:u w:val="single"/>
-          <w:lang w:eastAsia="ru-RU"/>
-        </w:rPr>
-        <w:tab/>
-      </w:r>
-      <w:r>
-        <w:rPr>
-          <w:rFonts w:eastAsia="Times New Roman" w:cs="Times New Roman"/>
-          <w:sz w:val="24"/>
-          <w:u w:val="single"/>
-          <w:lang w:eastAsia="ru-RU"/>
-        </w:rPr>
-        <w:tab/>
-      </w:r>
-      <w:r>
-        <w:rPr>
-          <w:rFonts w:eastAsia="Times New Roman" w:cs="Times New Roman"/>
-          <w:sz w:val="24"/>
-          <w:u w:val="single"/>
-          <w:lang w:eastAsia="ru-RU"/>
-        </w:rPr>
-        <w:tab/>
-      </w:r>
-      <w:r>
-        <w:rPr>
-          <w:rFonts w:eastAsia="Times New Roman" w:cs="Times New Roman"/>
-          <w:sz w:val="24"/>
-          <w:u w:val="single"/>
-          <w:lang w:eastAsia="ru-RU"/>
-        </w:rPr>
-        <w:tab/>
-      </w:r>
-      <w:r>
-        <w:rPr>
-          <w:rFonts w:eastAsia="Times New Roman" w:cs="Times New Roman"/>
-          <w:sz w:val="24"/>
-          <w:u w:val="single"/>
-          <w:lang w:eastAsia="ru-RU"/>
-        </w:rPr>
-        <w:tab/>
-      </w:r>
-      <w:r>
-        <w:rPr>
-          <w:rFonts w:eastAsia="Times New Roman" w:cs="Times New Roman"/>
-          <w:sz w:val="24"/>
-          <w:u w:val="single"/>
-          <w:lang w:eastAsia="ru-RU"/>
-        </w:rPr>
-        <w:tab/>
-      </w:r>
-      <w:r>
-        <w:rPr>
-          <w:rFonts w:eastAsia="Times New Roman" w:cs="Times New Roman"/>
-          <w:sz w:val="24"/>
-          <w:u w:val="single"/>
-          <w:lang w:eastAsia="ru-RU"/>
-        </w:rPr>
-        <w:tab/>
-      </w:r>
-      <w:r>
-        <w:rPr>
-          <w:rFonts w:eastAsia="Times New Roman" w:cs="Times New Roman"/>
-          <w:sz w:val="24"/>
-          <w:u w:val="single"/>
-          <w:lang w:eastAsia="ru-RU"/>
-        </w:rPr>
-        <w:tab/>
-      </w:r>
-      <w:r>
-        <w:rPr>
-          <w:rFonts w:eastAsia="Times New Roman" w:cs="Times New Roman"/>
-          <w:sz w:val="24"/>
-          <w:u w:val="single"/>
-          <w:lang w:eastAsia="ru-RU"/>
-        </w:rPr>
-        <w:tab/>
-      </w:r>
-      <w:r>
-        <w:rPr>
-          <w:rFonts w:eastAsia="Times New Roman" w:cs="Times New Roman"/>
-          <w:sz w:val="24"/>
-          <w:u w:val="single"/>
-          <w:lang w:eastAsia="ru-RU"/>
-        </w:rPr>
-        <w:t xml:space="preserve"> </w:t>
-      </w:r>
-      <w:r>
-        <w:rPr>
-          <w:rFonts w:eastAsia="Times New Roman" w:cs="Times New Roman"/>
-          <w:sz w:val="24"/>
-          <w:lang w:eastAsia="ru-RU"/>
-        </w:rPr>
-        <w:t>(__________)</w:t>
-      </w:r>
-    </w:p>
-    <w:p>
-      <w:pPr>
-        <w:spacing w:after="0" w:line="240" w:lineRule="auto"/>
-        <w:ind w:right="-143" w:firstLine="0"/>
-        <w:jc w:val="center"/>
-        <w:rPr>
-          <w:rFonts w:eastAsia="Times New Roman" w:cs="Times New Roman"/>
-          <w:sz w:val="16"/>
-          <w:szCs w:val="16"/>
-          <w:lang w:eastAsia="ru-RU"/>
-        </w:rPr>
-      </w:pPr>
-      <w:r>
-        <w:rPr>
-          <w:rFonts w:eastAsia="Times New Roman" w:cs="Times New Roman"/>
-          <w:sz w:val="16"/>
-          <w:szCs w:val="16"/>
-          <w:lang w:eastAsia="ru-RU"/>
-        </w:rPr>
-        <w:t>(фамилия, имя, отчество полностью)</w:t>
-      </w:r>
-    </w:p>
-    <w:p>
-      <w:pPr>
-        <w:spacing w:after="0" w:line="240" w:lineRule="auto"/>
-        <w:ind w:right="-143" w:firstLine="0"/>
-        <w:jc w:val="left"/>
-        <w:rPr>
-          <w:rFonts w:eastAsia="Times New Roman" w:cs="Times New Roman"/>
-          <w:sz w:val="24"/>
-          <w:lang w:eastAsia="ru-RU"/>
-        </w:rPr>
-      </w:pPr>
-      <w:r>
-        <w:rPr>
-          <w:rFonts w:eastAsia="Times New Roman" w:cs="Times New Roman"/>
-          <w:spacing w:val="-2"/>
-          <w:sz w:val="24"/>
-          <w:lang w:eastAsia="ru-RU"/>
-        </w:rPr>
-        <w:t xml:space="preserve">Рецензент </w:t>
       </w:r>
       <w:r>
         <w:rPr>
@@ -2126,7 +1374,777 @@
           <w:u w:val="single"/>
           <w:lang w:eastAsia="ru-RU"/>
         </w:rPr>
+        <w:t xml:space="preserve"> проектами и коммуникацией команды</w:t>
+      </w:r>
+      <w:r>
+        <w:rPr>
+          <w:rFonts w:eastAsia="Times New Roman" w:cs="Times New Roman"/>
+          <w:spacing w:val="-2"/>
+          <w:u w:val="single"/>
+          <w:lang w:eastAsia="ru-RU"/>
+        </w:rPr>
         <w:tab/>
+      </w:r>
+      <w:r>
+        <w:rPr>
+          <w:rFonts w:eastAsia="Times New Roman" w:cs="Times New Roman"/>
+          <w:spacing w:val="-2"/>
+          <w:u w:val="single"/>
+          <w:lang w:eastAsia="ru-RU"/>
+        </w:rPr>
+        <w:tab/>
+      </w:r>
+      <w:r>
+        <w:rPr>
+          <w:rFonts w:eastAsia="Times New Roman" w:cs="Times New Roman"/>
+          <w:spacing w:val="-2"/>
+          <w:u w:val="single"/>
+          <w:lang w:eastAsia="ru-RU"/>
+        </w:rPr>
+        <w:tab/>
+      </w:r>
+      <w:r>
+        <w:rPr>
+          <w:rFonts w:eastAsia="Times New Roman" w:cs="Times New Roman"/>
+          <w:spacing w:val="-2"/>
+          <w:u w:val="single"/>
+          <w:lang w:eastAsia="ru-RU"/>
+        </w:rPr>
+        <w:tab/>
+      </w:r>
+      <w:r>
+        <w:rPr>
+          <w:rFonts w:eastAsia="Times New Roman" w:cs="Times New Roman"/>
+          <w:spacing w:val="-2"/>
+          <w:u w:val="single"/>
+          <w:lang w:eastAsia="ru-RU"/>
+        </w:rPr>
+        <w:tab/>
+      </w:r>
+      <w:r>
+        <w:rPr>
+          <w:rFonts w:eastAsia="Times New Roman" w:cs="Times New Roman"/>
+          <w:spacing w:val="-2"/>
+          <w:u w:val="single"/>
+          <w:lang w:eastAsia="ru-RU"/>
+        </w:rPr>
+        <w:tab/>
+      </w:r>
+      <w:r>
+        <w:rPr>
+          <w:rFonts w:eastAsia="Times New Roman" w:cs="Times New Roman"/>
+          <w:spacing w:val="-2"/>
+          <w:u w:val="single"/>
+          <w:lang w:eastAsia="ru-RU"/>
+        </w:rPr>
+        <w:tab/>
+      </w:r>
+      <w:r>
+        <w:rPr>
+          <w:rFonts w:eastAsia="Times New Roman" w:cs="Times New Roman"/>
+          <w:spacing w:val="-2"/>
+          <w:u w:val="single"/>
+          <w:lang w:eastAsia="ru-RU"/>
+        </w:rPr>
+        <w:tab/>
+      </w:r>
+      <w:r>
+        <w:rPr>
+          <w:rFonts w:eastAsia="Times New Roman" w:cs="Times New Roman"/>
+          <w:spacing w:val="-2"/>
+          <w:u w:val="single"/>
+          <w:lang w:eastAsia="ru-RU"/>
+        </w:rPr>
+        <w:tab/>
+      </w:r>
+      <w:r>
+        <w:rPr>
+          <w:rFonts w:eastAsia="Times New Roman" w:cs="Times New Roman"/>
+          <w:spacing w:val="-2"/>
+          <w:u w:val="single"/>
+          <w:lang w:eastAsia="ru-RU"/>
+        </w:rPr>
+        <w:tab/>
+      </w:r>
+      <w:r>
+        <w:rPr>
+          <w:rFonts w:eastAsia="Times New Roman" w:cs="Times New Roman"/>
+          <w:spacing w:val="-2"/>
+          <w:u w:val="single"/>
+          <w:lang w:eastAsia="ru-RU"/>
+        </w:rPr>
+        <w:tab/>
+      </w:r>
+      <w:r>
+        <w:rPr>
+          <w:rFonts w:eastAsia="Times New Roman" w:cs="Times New Roman"/>
+          <w:spacing w:val="-2"/>
+          <w:u w:val="single"/>
+          <w:lang w:eastAsia="ru-RU"/>
+        </w:rPr>
+        <w:tab/>
+      </w:r>
+      <w:r>
+        <w:rPr>
+          <w:rFonts w:eastAsia="Times New Roman" w:cs="Times New Roman"/>
+          <w:spacing w:val="-2"/>
+          <w:u w:val="single"/>
+          <w:lang w:eastAsia="ru-RU"/>
+        </w:rPr>
+        <w:tab/>
+      </w:r>
+      <w:r>
+        <w:rPr>
+          <w:rFonts w:eastAsia="Times New Roman" w:cs="Times New Roman"/>
+          <w:spacing w:val="-2"/>
+          <w:u w:val="single"/>
+          <w:lang w:eastAsia="ru-RU"/>
+        </w:rPr>
+        <w:tab/>
+      </w:r>
+      <w:r>
+        <w:rPr>
+          <w:rFonts w:eastAsia="Times New Roman" w:cs="Times New Roman"/>
+          <w:spacing w:val="-2"/>
+          <w:u w:val="single"/>
+          <w:lang w:eastAsia="ru-RU"/>
+        </w:rPr>
+        <w:tab/>
+      </w:r>
+      <w:r>
+        <w:rPr>
+          <w:rFonts w:eastAsia="Times New Roman" w:cs="Times New Roman"/>
+          <w:spacing w:val="-2"/>
+          <w:u w:val="single"/>
+          <w:lang w:eastAsia="ru-RU"/>
+        </w:rPr>
+        <w:tab/>
+      </w:r>
+      <w:r>
+        <w:rPr>
+          <w:rFonts w:eastAsia="Times New Roman" w:cs="Times New Roman"/>
+          <w:spacing w:val="-2"/>
+          <w:u w:val="single"/>
+          <w:lang w:eastAsia="ru-RU"/>
+        </w:rPr>
+        <w:tab/>
+      </w:r>
+      <w:r>
+        <w:rPr>
+          <w:rFonts w:eastAsia="Times New Roman" w:cs="Times New Roman"/>
+          <w:spacing w:val="-2"/>
+          <w:u w:val="single"/>
+          <w:lang w:eastAsia="ru-RU"/>
+        </w:rPr>
+        <w:tab/>
+      </w:r>
+      <w:r>
+        <w:rPr>
+          <w:rFonts w:eastAsia="Times New Roman" w:cs="Times New Roman"/>
+          <w:spacing w:val="-2"/>
+          <w:u w:val="single"/>
+          <w:lang w:eastAsia="ru-RU"/>
+        </w:rPr>
+        <w:tab/>
+      </w:r>
+      <w:r>
+        <w:rPr>
+          <w:rFonts w:eastAsia="Times New Roman" w:cs="Times New Roman"/>
+          <w:spacing w:val="-2"/>
+          <w:u w:val="single"/>
+          <w:lang w:eastAsia="ru-RU"/>
+        </w:rPr>
+        <w:tab/>
+      </w:r>
+      <w:r>
+        <w:rPr>
+          <w:rFonts w:eastAsia="Times New Roman" w:cs="Times New Roman"/>
+          <w:spacing w:val="-2"/>
+          <w:u w:val="single"/>
+          <w:lang w:eastAsia="ru-RU"/>
+        </w:rPr>
+        <w:tab/>
+      </w:r>
+      <w:r>
+        <w:rPr>
+          <w:rFonts w:eastAsia="Times New Roman" w:cs="Times New Roman"/>
+          <w:spacing w:val="-2"/>
+          <w:u w:val="single"/>
+          <w:lang w:eastAsia="ru-RU"/>
+        </w:rPr>
+        <w:tab/>
+      </w:r>
+      <w:r>
+        <w:rPr>
+          <w:rFonts w:eastAsia="Times New Roman" w:cs="Times New Roman"/>
+          <w:spacing w:val="-2"/>
+          <w:u w:val="single"/>
+          <w:lang w:eastAsia="ru-RU"/>
+        </w:rPr>
+        <w:tab/>
+      </w:r>
+      <w:r>
+        <w:rPr>
+          <w:rFonts w:eastAsia="Times New Roman" w:cs="Times New Roman"/>
+          <w:spacing w:val="-2"/>
+          <w:u w:val="single"/>
+          <w:lang w:eastAsia="ru-RU"/>
+        </w:rPr>
+        <w:tab/>
+      </w:r>
+      <w:r>
+        <w:rPr>
+          <w:rFonts w:eastAsia="Times New Roman" w:cs="Times New Roman"/>
+          <w:spacing w:val="-2"/>
+          <w:u w:val="single"/>
+          <w:lang w:eastAsia="ru-RU"/>
+        </w:rPr>
+        <w:tab/>
+      </w:r>
+      <w:r>
+        <w:rPr>
+          <w:rFonts w:eastAsia="Times New Roman" w:cs="Times New Roman"/>
+          <w:spacing w:val="-2"/>
+          <w:u w:val="single"/>
+          <w:lang w:eastAsia="ru-RU"/>
+        </w:rPr>
+        <w:tab/>
+      </w:r>
+      <w:r>
+        <w:rPr>
+          <w:rFonts w:eastAsia="Times New Roman" w:cs="Times New Roman"/>
+          <w:spacing w:val="-2"/>
+          <w:u w:val="single"/>
+          <w:lang w:eastAsia="ru-RU"/>
+        </w:rPr>
+        <w:tab/>
+      </w:r>
+      <w:r>
+        <w:rPr>
+          <w:rFonts w:eastAsia="Times New Roman" w:cs="Times New Roman"/>
+          <w:spacing w:val="-2"/>
+          <w:u w:val="single"/>
+          <w:lang w:eastAsia="ru-RU"/>
+        </w:rPr>
+        <w:tab/>
+      </w:r>
+      <w:r>
+        <w:rPr>
+          <w:rFonts w:eastAsia="Times New Roman" w:cs="Times New Roman"/>
+          <w:spacing w:val="-2"/>
+          <w:u w:val="single"/>
+          <w:lang w:eastAsia="ru-RU"/>
+        </w:rPr>
+        <w:tab/>
+      </w:r>
+      <w:r>
+        <w:rPr>
+          <w:rFonts w:eastAsia="Times New Roman" w:cs="Times New Roman"/>
+          <w:spacing w:val="-2"/>
+          <w:u w:val="single"/>
+          <w:lang w:eastAsia="ru-RU"/>
+        </w:rPr>
+        <w:tab/>
+      </w:r>
+      <w:r>
+        <w:rPr>
+          <w:rFonts w:eastAsia="Times New Roman" w:cs="Times New Roman"/>
+          <w:spacing w:val="-2"/>
+          <w:u w:val="single"/>
+          <w:lang w:eastAsia="ru-RU"/>
+        </w:rPr>
+        <w:tab/>
+      </w:r>
+      <w:r>
+        <w:rPr>
+          <w:rFonts w:eastAsia="Times New Roman" w:cs="Times New Roman"/>
+          <w:spacing w:val="-2"/>
+          <w:u w:val="single"/>
+          <w:lang w:eastAsia="ru-RU"/>
+        </w:rPr>
+        <w:tab/>
+      </w:r>
+      <w:r>
+        <w:rPr>
+          <w:rFonts w:eastAsia="Times New Roman" w:cs="Times New Roman"/>
+          <w:spacing w:val="-2"/>
+          <w:u w:val="single"/>
+          <w:lang w:eastAsia="ru-RU"/>
+        </w:rPr>
+        <w:tab/>
+      </w:r>
+      <w:r>
+        <w:rPr>
+          <w:rFonts w:eastAsia="Times New Roman" w:cs="Times New Roman"/>
+          <w:spacing w:val="-2"/>
+          <w:u w:val="single"/>
+          <w:lang w:eastAsia="ru-RU"/>
+        </w:rPr>
+        <w:tab/>
+      </w:r>
+    </w:p>
+    <w:p>
+      <w:pPr>
+        <w:spacing w:after="0" w:line="240" w:lineRule="auto"/>
+        <w:ind w:right="-143" w:firstLine="0"/>
+        <w:rPr>
+          <w:rFonts w:eastAsia="Times New Roman" w:cs="Times New Roman"/>
+          <w:spacing w:val="-2"/>
+          <w:sz w:val="16"/>
+          <w:lang w:eastAsia="ru-RU"/>
+        </w:rPr>
+      </w:pPr>
+    </w:p>
+    <w:p>
+      <w:pPr>
+        <w:spacing w:after="0" w:line="240" w:lineRule="auto"/>
+        <w:ind w:right="-143" w:firstLine="0"/>
+        <w:rPr>
+          <w:rFonts w:eastAsia="Times New Roman" w:cs="Times New Roman"/>
+          <w:spacing w:val="-2"/>
+          <w:sz w:val="16"/>
+          <w:lang w:eastAsia="ru-RU"/>
+        </w:rPr>
+      </w:pPr>
+    </w:p>
+    <w:p>
+      <w:pPr>
+        <w:spacing w:after="0" w:line="240" w:lineRule="auto"/>
+        <w:ind w:right="-143" w:firstLine="0"/>
+        <w:rPr>
+          <w:rFonts w:eastAsia="Times New Roman" w:cs="Times New Roman"/>
+          <w:spacing w:val="-2"/>
+          <w:sz w:val="16"/>
+          <w:lang w:eastAsia="ru-RU"/>
+        </w:rPr>
+      </w:pPr>
+    </w:p>
+    <w:p>
+      <w:pPr>
+        <w:spacing w:after="0" w:line="240" w:lineRule="auto"/>
+        <w:ind w:right="-143" w:firstLine="0"/>
+        <w:rPr>
+          <w:rFonts w:eastAsia="Times New Roman" w:cs="Times New Roman"/>
+          <w:spacing w:val="-2"/>
+          <w:sz w:val="16"/>
+          <w:lang w:eastAsia="ru-RU"/>
+        </w:rPr>
+      </w:pPr>
+    </w:p>
+    <w:p>
+      <w:pPr>
+        <w:spacing w:after="0" w:line="240" w:lineRule="auto"/>
+        <w:ind w:right="-143" w:firstLine="0"/>
+        <w:jc w:val="left"/>
+        <w:rPr>
+          <w:rFonts w:eastAsia="Times New Roman" w:cs="Times New Roman"/>
+          <w:sz w:val="24"/>
+          <w:lang w:eastAsia="ru-RU"/>
+        </w:rPr>
+      </w:pPr>
+      <w:r>
+        <w:rPr>
+          <w:rFonts w:eastAsia="Times New Roman" w:cs="Times New Roman"/>
+          <w:spacing w:val="-2"/>
+          <w:sz w:val="24"/>
+          <w:lang w:eastAsia="ru-RU"/>
+        </w:rPr>
+        <w:t>Автор ВКРБ</w:t>
+      </w:r>
+      <w:r>
+        <w:rPr>
+          <w:rFonts w:eastAsia="Times New Roman" w:cs="Times New Roman"/>
+          <w:sz w:val="24"/>
+          <w:u w:val="single"/>
+          <w:lang w:eastAsia="ru-RU"/>
+        </w:rPr>
+        <w:tab/>
+      </w:r>
+      <w:r>
+        <w:rPr>
+          <w:rFonts w:eastAsia="Times New Roman" w:cs="Times New Roman"/>
+          <w:sz w:val="24"/>
+          <w:u w:val="single"/>
+          <w:lang w:eastAsia="ru-RU"/>
+        </w:rPr>
+        <w:tab/>
+      </w:r>
+      <w:r>
+        <w:rPr>
+          <w:rFonts w:eastAsia="Times New Roman" w:cs="Times New Roman"/>
+          <w:sz w:val="24"/>
+          <w:u w:val="single"/>
+          <w:lang w:eastAsia="ru-RU"/>
+        </w:rPr>
+        <w:tab/>
+      </w:r>
+      <w:r>
+        <w:rPr>
+          <w:rFonts w:eastAsia="Times New Roman" w:cs="Times New Roman"/>
+          <w:sz w:val="24"/>
+          <w:u w:val="single"/>
+          <w:lang w:eastAsia="ru-RU"/>
+        </w:rPr>
+        <w:t xml:space="preserve">      </w:t>
+      </w:r>
+      <w:r>
+        <w:rPr>
+          <w:rFonts w:eastAsia="Times New Roman" w:cs="Times New Roman"/>
+          <w:sz w:val="24"/>
+          <w:u w:val="single"/>
+          <w:lang w:eastAsia="ru-RU"/>
+        </w:rPr>
+        <w:t>Кострюков Евгений Сергеевич</w:t>
+      </w:r>
+      <w:r>
+        <w:rPr>
+          <w:rFonts w:eastAsia="Times New Roman" w:cs="Times New Roman"/>
+          <w:sz w:val="24"/>
+          <w:u w:val="single"/>
+          <w:lang w:eastAsia="ru-RU"/>
+        </w:rPr>
+        <w:tab/>
+      </w:r>
+      <w:r>
+        <w:rPr>
+          <w:rFonts w:eastAsia="Times New Roman" w:cs="Times New Roman"/>
+          <w:sz w:val="24"/>
+          <w:u w:val="single"/>
+          <w:lang w:eastAsia="ru-RU"/>
+        </w:rPr>
+        <w:tab/>
+      </w:r>
+      <w:r>
+        <w:rPr>
+          <w:rFonts w:eastAsia="Times New Roman" w:cs="Times New Roman"/>
+          <w:sz w:val="24"/>
+          <w:u w:val="single"/>
+          <w:lang w:eastAsia="ru-RU"/>
+        </w:rPr>
+        <w:tab/>
+      </w:r>
+      <w:r>
+        <w:rPr>
+          <w:rFonts w:eastAsia="Times New Roman" w:cs="Times New Roman"/>
+          <w:sz w:val="24"/>
+          <w:lang w:eastAsia="ru-RU"/>
+        </w:rPr>
+        <w:t xml:space="preserve"> </w:t>
+      </w:r>
+      <w:r>
+        <w:rPr>
+          <w:rFonts w:eastAsia="Times New Roman" w:cs="Times New Roman"/>
+          <w:sz w:val="24"/>
+          <w:lang w:eastAsia="ru-RU"/>
+        </w:rPr>
+        <w:t>(__________)</w:t>
+      </w:r>
+    </w:p>
+    <w:p>
+      <w:pPr>
+        <w:spacing w:after="0" w:line="240" w:lineRule="auto"/>
+        <w:ind w:right="-143" w:firstLine="0"/>
+        <w:jc w:val="center"/>
+        <w:rPr>
+          <w:rFonts w:eastAsia="Times New Roman" w:cs="Times New Roman"/>
+          <w:sz w:val="16"/>
+          <w:szCs w:val="16"/>
+          <w:lang w:eastAsia="ru-RU"/>
+        </w:rPr>
+      </w:pPr>
+      <w:r>
+        <w:rPr>
+          <w:rFonts w:eastAsia="Times New Roman" w:cs="Times New Roman"/>
+          <w:sz w:val="16"/>
+          <w:szCs w:val="16"/>
+          <w:lang w:eastAsia="ru-RU"/>
+        </w:rPr>
+        <w:t>(фамилия, имя, отчество полностью)</w:t>
+      </w:r>
+    </w:p>
+    <w:p>
+      <w:pPr>
+        <w:spacing w:after="0" w:line="240" w:lineRule="auto"/>
+        <w:ind w:right="-143" w:firstLine="0"/>
+        <w:jc w:val="left"/>
+        <w:rPr>
+          <w:rFonts w:eastAsia="Times New Roman" w:cs="Times New Roman"/>
+          <w:sz w:val="24"/>
+          <w:lang w:eastAsia="ru-RU"/>
+        </w:rPr>
+      </w:pPr>
+      <w:r>
+        <w:rPr>
+          <w:rFonts w:eastAsia="Times New Roman" w:cs="Times New Roman"/>
+          <w:spacing w:val="-2"/>
+          <w:sz w:val="24"/>
+          <w:lang w:eastAsia="ru-RU"/>
+        </w:rPr>
+        <w:t xml:space="preserve">Руководитель </w:t>
+      </w:r>
+      <w:r>
+        <w:rPr>
+          <w:rFonts w:eastAsia="Times New Roman" w:cs="Times New Roman"/>
+          <w:sz w:val="24"/>
+          <w:u w:val="single"/>
+          <w:lang w:eastAsia="ru-RU"/>
+        </w:rPr>
+        <w:tab/>
+      </w:r>
+      <w:r>
+        <w:rPr>
+          <w:rFonts w:eastAsia="Times New Roman" w:cs="Times New Roman"/>
+          <w:sz w:val="24"/>
+          <w:u w:val="single"/>
+          <w:lang w:eastAsia="ru-RU"/>
+        </w:rPr>
+        <w:tab/>
+      </w:r>
+      <w:r>
+        <w:rPr>
+          <w:rFonts w:eastAsia="Times New Roman" w:cs="Times New Roman"/>
+          <w:sz w:val="24"/>
+          <w:u w:val="single"/>
+          <w:lang w:eastAsia="ru-RU"/>
+        </w:rPr>
+        <w:t xml:space="preserve">      </w:t>
+      </w:r>
+      <w:r>
+        <w:rPr>
+          <w:rFonts w:eastAsia="Times New Roman" w:cs="Times New Roman"/>
+          <w:sz w:val="24"/>
+          <w:u w:val="single"/>
+          <w:lang w:eastAsia="ru-RU"/>
+        </w:rPr>
+        <w:t>Кузнецова Светлана Валентиновна</w:t>
+      </w:r>
+      <w:r>
+        <w:rPr>
+          <w:rFonts w:eastAsia="Times New Roman" w:cs="Times New Roman"/>
+          <w:sz w:val="24"/>
+          <w:u w:val="single"/>
+          <w:lang w:eastAsia="ru-RU"/>
+        </w:rPr>
+        <w:tab/>
+      </w:r>
+      <w:r>
+        <w:rPr>
+          <w:rFonts w:eastAsia="Times New Roman" w:cs="Times New Roman"/>
+          <w:sz w:val="24"/>
+          <w:u w:val="single"/>
+          <w:lang w:eastAsia="ru-RU"/>
+        </w:rPr>
+        <w:tab/>
+      </w:r>
+      <w:r>
+        <w:rPr>
+          <w:rFonts w:eastAsia="Times New Roman" w:cs="Times New Roman"/>
+          <w:sz w:val="24"/>
+          <w:u w:val="single"/>
+          <w:lang w:eastAsia="ru-RU"/>
+        </w:rPr>
+        <w:t xml:space="preserve"> </w:t>
+      </w:r>
+      <w:r>
+        <w:rPr>
+          <w:rFonts w:eastAsia="Times New Roman" w:cs="Times New Roman"/>
+          <w:sz w:val="24"/>
+          <w:lang w:eastAsia="ru-RU"/>
+        </w:rPr>
+        <w:t>(__________)</w:t>
+      </w:r>
+    </w:p>
+    <w:p>
+      <w:pPr>
+        <w:spacing w:after="0" w:line="240" w:lineRule="auto"/>
+        <w:ind w:right="-143" w:firstLine="0"/>
+        <w:jc w:val="center"/>
+        <w:rPr>
+          <w:rFonts w:eastAsia="Times New Roman" w:cs="Times New Roman"/>
+          <w:sz w:val="16"/>
+          <w:szCs w:val="16"/>
+          <w:lang w:eastAsia="ru-RU"/>
+        </w:rPr>
+      </w:pPr>
+      <w:r>
+        <w:rPr>
+          <w:rFonts w:eastAsia="Times New Roman" w:cs="Times New Roman"/>
+          <w:sz w:val="16"/>
+          <w:szCs w:val="16"/>
+          <w:lang w:eastAsia="ru-RU"/>
+        </w:rPr>
+        <w:t>(фамилия, имя, отчество полностью)</w:t>
+      </w:r>
+    </w:p>
+    <w:p>
+      <w:pPr>
+        <w:spacing w:after="0" w:line="240" w:lineRule="auto"/>
+        <w:ind w:right="-143" w:firstLine="0"/>
+        <w:jc w:val="left"/>
+        <w:rPr>
+          <w:rFonts w:eastAsia="Times New Roman" w:cs="Times New Roman"/>
+          <w:sz w:val="24"/>
+          <w:lang w:eastAsia="ru-RU"/>
+        </w:rPr>
+      </w:pPr>
+      <w:r>
+        <w:rPr>
+          <w:rFonts w:eastAsia="Times New Roman" w:cs="Times New Roman"/>
+          <w:spacing w:val="-2"/>
+          <w:sz w:val="24"/>
+          <w:lang w:eastAsia="ru-RU"/>
+        </w:rPr>
+        <w:t xml:space="preserve">Консультант </w:t>
+      </w:r>
+      <w:r>
+        <w:rPr>
+          <w:rFonts w:eastAsia="Times New Roman" w:cs="Times New Roman"/>
+          <w:sz w:val="24"/>
+          <w:u w:val="single"/>
+          <w:lang w:eastAsia="ru-RU"/>
+        </w:rPr>
+        <w:tab/>
+      </w:r>
+      <w:r>
+        <w:rPr>
+          <w:rFonts w:eastAsia="Times New Roman" w:cs="Times New Roman"/>
+          <w:sz w:val="24"/>
+          <w:u w:val="single"/>
+          <w:lang w:eastAsia="ru-RU"/>
+        </w:rPr>
+        <w:tab/>
+      </w:r>
+      <w:r>
+        <w:rPr>
+          <w:rFonts w:eastAsia="Times New Roman" w:cs="Times New Roman"/>
+          <w:sz w:val="24"/>
+          <w:u w:val="single"/>
+          <w:lang w:eastAsia="ru-RU"/>
+        </w:rPr>
+        <w:tab/>
+      </w:r>
+      <w:r>
+        <w:rPr>
+          <w:rFonts w:eastAsia="Times New Roman" w:cs="Times New Roman"/>
+          <w:sz w:val="24"/>
+          <w:u w:val="single"/>
+          <w:lang w:eastAsia="ru-RU"/>
+        </w:rPr>
+        <w:tab/>
+      </w:r>
+      <w:r>
+        <w:rPr>
+          <w:rFonts w:eastAsia="Times New Roman" w:cs="Times New Roman"/>
+          <w:sz w:val="24"/>
+          <w:u w:val="single"/>
+          <w:lang w:eastAsia="ru-RU"/>
+        </w:rPr>
+        <w:tab/>
+      </w:r>
+      <w:r>
+        <w:rPr>
+          <w:rFonts w:eastAsia="Times New Roman" w:cs="Times New Roman"/>
+          <w:sz w:val="24"/>
+          <w:u w:val="single"/>
+          <w:lang w:eastAsia="ru-RU"/>
+        </w:rPr>
+        <w:tab/>
+      </w:r>
+      <w:r>
+        <w:rPr>
+          <w:rFonts w:eastAsia="Times New Roman" w:cs="Times New Roman"/>
+          <w:sz w:val="24"/>
+          <w:u w:val="single"/>
+          <w:lang w:eastAsia="ru-RU"/>
+        </w:rPr>
+        <w:tab/>
+      </w:r>
+      <w:r>
+        <w:rPr>
+          <w:rFonts w:eastAsia="Times New Roman" w:cs="Times New Roman"/>
+          <w:sz w:val="24"/>
+          <w:u w:val="single"/>
+          <w:lang w:eastAsia="ru-RU"/>
+        </w:rPr>
+        <w:tab/>
+      </w:r>
+      <w:r>
+        <w:rPr>
+          <w:rFonts w:eastAsia="Times New Roman" w:cs="Times New Roman"/>
+          <w:sz w:val="24"/>
+          <w:u w:val="single"/>
+          <w:lang w:eastAsia="ru-RU"/>
+        </w:rPr>
+        <w:tab/>
+      </w:r>
+      <w:r>
+        <w:rPr>
+          <w:rFonts w:eastAsia="Times New Roman" w:cs="Times New Roman"/>
+          <w:sz w:val="24"/>
+          <w:u w:val="single"/>
+          <w:lang w:eastAsia="ru-RU"/>
+        </w:rPr>
+        <w:tab/>
+      </w:r>
+      <w:r>
+        <w:rPr>
+          <w:rFonts w:eastAsia="Times New Roman" w:cs="Times New Roman"/>
+          <w:sz w:val="24"/>
+          <w:u w:val="single"/>
+          <w:lang w:eastAsia="ru-RU"/>
+        </w:rPr>
+        <w:t xml:space="preserve"> </w:t>
+      </w:r>
+      <w:r>
+        <w:rPr>
+          <w:rFonts w:eastAsia="Times New Roman" w:cs="Times New Roman"/>
+          <w:sz w:val="24"/>
+          <w:lang w:eastAsia="ru-RU"/>
+        </w:rPr>
+        <w:t>(__________)</w:t>
+      </w:r>
+    </w:p>
+    <w:p>
+      <w:pPr>
+        <w:spacing w:after="0" w:line="240" w:lineRule="auto"/>
+        <w:ind w:right="-143" w:firstLine="0"/>
+        <w:jc w:val="center"/>
+        <w:rPr>
+          <w:rFonts w:eastAsia="Times New Roman" w:cs="Times New Roman"/>
+          <w:sz w:val="16"/>
+          <w:szCs w:val="16"/>
+          <w:lang w:eastAsia="ru-RU"/>
+        </w:rPr>
+      </w:pPr>
+      <w:r>
+        <w:rPr>
+          <w:rFonts w:eastAsia="Times New Roman" w:cs="Times New Roman"/>
+          <w:sz w:val="16"/>
+          <w:szCs w:val="16"/>
+          <w:lang w:eastAsia="ru-RU"/>
+        </w:rPr>
+        <w:t>(фамилия, имя, отчество полностью)</w:t>
+      </w:r>
+    </w:p>
+    <w:p>
+      <w:pPr>
+        <w:spacing w:after="0" w:line="240" w:lineRule="auto"/>
+        <w:ind w:right="-143" w:firstLine="0"/>
+        <w:jc w:val="left"/>
+        <w:rPr>
+          <w:rFonts w:eastAsia="Times New Roman" w:cs="Times New Roman"/>
+          <w:sz w:val="24"/>
+          <w:lang w:eastAsia="ru-RU"/>
+        </w:rPr>
+      </w:pPr>
+      <w:r>
+        <w:rPr>
+          <w:rFonts w:eastAsia="Times New Roman" w:cs="Times New Roman"/>
+          <w:spacing w:val="-2"/>
+          <w:sz w:val="24"/>
+          <w:lang w:eastAsia="ru-RU"/>
+        </w:rPr>
+        <w:t xml:space="preserve">Рецензент </w:t>
       </w:r>
       <w:r>
         <w:rPr>
@@ -2226,6 +2244,16 @@
           <w:u w:val="single"/>
           <w:lang w:eastAsia="ru-RU"/>
         </w:rPr>
+        <w:tab/>
+      </w:r>
+      <w:r>
+        <w:rPr>
+          <w:rFonts w:eastAsia="Times New Roman" w:cs="Times New Roman"/>
+          <w:spacing w:val="-2"/>
+          <w:sz w:val="24"/>
+          <w:u w:val="single"/>
+          <w:lang w:eastAsia="ru-RU"/>
+        </w:rPr>
         <w:t xml:space="preserve"> </w:t>
       </w:r>
       <w:r>
@@ -2310,7 +2338,11 @@
           <w:lang w:eastAsia="ru-RU"/>
         </w:rPr>
       </w:pPr>
-      <w:r>
+    </w:p>
+    <w:p>
+      <w:pPr>
+        <w:spacing w:after="0" w:line="240" w:lineRule="auto"/>
+        <w:ind w:right="-143" w:firstLine="0"/>
         <w:rPr>
           <w:rFonts w:eastAsia="Times New Roman" w:cs="Times New Roman"/>
           <w:b/>
@@ -2318,13 +2350,8 @@
           <w:sz w:val="24"/>
           <w:lang w:eastAsia="ru-RU"/>
         </w:rPr>
-        <w:t>К защите допустить</w:t>
-      </w:r>
-    </w:p>
-    <w:p>
-      <w:pPr>
-        <w:spacing w:after="0" w:line="240" w:lineRule="auto"/>
-        <w:ind w:right="-143" w:firstLine="0"/>
+      </w:pPr>
+      <w:r>
         <w:rPr>
           <w:rFonts w:eastAsia="Times New Roman" w:cs="Times New Roman"/>
           <w:b/>
@@ -2332,261 +2359,306 @@
           <w:sz w:val="24"/>
           <w:lang w:eastAsia="ru-RU"/>
         </w:rPr>
-      </w:pPr>
+        <w:t>К защите допустить</w:t>
+      </w:r>
     </w:p>
     <w:p>
       <w:pPr>
         <w:spacing w:after="0" w:line="240" w:lineRule="auto"/>
         <w:ind w:right="-143" w:firstLine="0"/>
-        <w:jc w:val="left"/>
         <w:rPr>
           <w:rFonts w:eastAsia="Times New Roman" w:cs="Times New Roman"/>
+          <w:b/>
+          <w:spacing w:val="-2"/>
           <w:sz w:val="24"/>
           <w:lang w:eastAsia="ru-RU"/>
         </w:rPr>
       </w:pPr>
-      <w:r>
+    </w:p>
+    <w:p>
+      <w:pPr>
+        <w:spacing w:after="0" w:line="240" w:lineRule="auto"/>
+        <w:ind w:right="-143" w:firstLine="0"/>
+        <w:rPr>
+          <w:spacing w:val="-2"/>
+          <w:sz w:val="24"/>
+        </w:rPr>
+      </w:pPr>
+      <w:r>
+        <w:rPr>
+          <w:spacing w:val="-2"/>
+          <w:sz w:val="24"/>
+        </w:rPr>
+        <w:t>И.о. Директора Образовательного</w:t>
+      </w:r>
+    </w:p>
+    <w:p>
+      <w:pPr>
+        <w:spacing w:after="0" w:line="240" w:lineRule="auto"/>
+        <w:ind w:right="-143" w:firstLine="0"/>
+        <w:rPr>
+          <w:spacing w:val="-2"/>
+          <w:sz w:val="24"/>
+        </w:rPr>
+      </w:pPr>
+      <w:r>
+        <w:rPr>
+          <w:spacing w:val="-2"/>
+          <w:sz w:val="24"/>
+        </w:rPr>
+        <w:t>Центра Института №8</w:t>
+      </w:r>
+      <w:r>
+        <w:rPr>
+          <w:spacing w:val="-2"/>
+          <w:sz w:val="24"/>
+        </w:rPr>
+        <w:t xml:space="preserve"> </w:t>
+      </w:r>
+      <w:r>
+        <w:rPr>
+          <w:spacing w:val="-2"/>
+          <w:sz w:val="24"/>
+        </w:rPr>
+        <w:t xml:space="preserve">                         </w:t>
+      </w:r>
+      <w:r>
+        <w:rPr>
+          <w:spacing w:val="-2"/>
+          <w:sz w:val="24"/>
+        </w:rPr>
+        <w:t xml:space="preserve">  </w:t>
+      </w:r>
+      <w:r>
+        <w:rPr>
+          <w:spacing w:val="-2"/>
+          <w:sz w:val="24"/>
+        </w:rPr>
+        <w:t xml:space="preserve">            </w:t>
+      </w:r>
+      <w:r>
+        <w:rPr>
+          <w:spacing w:val="-2"/>
+          <w:sz w:val="24"/>
+        </w:rPr>
+        <w:t xml:space="preserve"> </w:t>
+      </w:r>
+      <w:r>
+        <w:rPr>
+          <w:spacing w:val="-2"/>
+          <w:sz w:val="24"/>
+          <w:u w:val="single"/>
+        </w:rPr>
+        <w:t xml:space="preserve">        </w:t>
+      </w:r>
+      <w:r>
+        <w:rPr>
+          <w:spacing w:val="-2"/>
+          <w:sz w:val="24"/>
+          <w:u w:val="single"/>
+        </w:rPr>
+        <w:t>Крылов Сергей Сергеевич</w:t>
+      </w:r>
+      <w:r>
+        <w:rPr>
+          <w:sz w:val="24"/>
+          <w:u w:val="single"/>
+        </w:rPr>
+        <w:tab/>
+        <w:t xml:space="preserve">     </w:t>
+      </w:r>
+      <w:r>
+        <w:rPr>
+          <w:sz w:val="24"/>
+        </w:rPr>
+        <w:t>(_______</w:t>
+      </w:r>
+      <w:r>
+        <w:rPr>
+          <w:sz w:val="24"/>
+        </w:rPr>
+        <w:t>__)</w:t>
+      </w:r>
+    </w:p>
+    <w:p>
+      <w:pPr>
+        <w:pStyle w:val="a6"/>
+        <w:ind w:right="-143"/>
+        <w:jc w:val="center"/>
+        <w:rPr>
+          <w:rFonts w:ascii="Times New Roman" w:hAnsi="Times New Roman"/>
+          <w:sz w:val="16"/>
+          <w:szCs w:val="16"/>
+        </w:rPr>
+      </w:pPr>
+      <w:r>
+        <w:rPr>
+          <w:rFonts w:ascii="Times New Roman" w:hAnsi="Times New Roman"/>
+          <w:sz w:val="16"/>
+          <w:szCs w:val="16"/>
+        </w:rPr>
+        <w:t xml:space="preserve">                                                                     </w:t>
+      </w:r>
+      <w:r>
+        <w:rPr>
+          <w:rFonts w:ascii="Times New Roman" w:hAnsi="Times New Roman"/>
+          <w:sz w:val="16"/>
+          <w:szCs w:val="16"/>
+        </w:rPr>
+        <w:tab/>
+      </w:r>
+      <w:r>
+        <w:rPr>
+          <w:rFonts w:ascii="Times New Roman" w:hAnsi="Times New Roman"/>
+          <w:sz w:val="16"/>
+          <w:szCs w:val="16"/>
+        </w:rPr>
+        <w:t xml:space="preserve">             </w:t>
+      </w:r>
+      <w:r>
+        <w:rPr>
+          <w:rFonts w:ascii="Times New Roman" w:hAnsi="Times New Roman"/>
+          <w:sz w:val="16"/>
+          <w:szCs w:val="16"/>
+        </w:rPr>
+        <w:t>(фамилия, имя, отчество полностью)</w:t>
+      </w:r>
+    </w:p>
+    <w:p>
+      <w:pPr>
+        <w:spacing w:after="0" w:line="240" w:lineRule="auto"/>
+        <w:ind w:right="-143" w:firstLine="0"/>
+        <w:rPr>
+          <w:spacing w:val="-2"/>
+          <w:sz w:val="24"/>
+        </w:rPr>
+      </w:pPr>
+      <w:r>
+        <w:rPr>
+          <w:spacing w:val="-2"/>
+          <w:sz w:val="24"/>
+          <w:u w:val="single"/>
+        </w:rPr>
+        <w:t xml:space="preserve">  1</w:t>
+      </w:r>
+      <w:r>
+        <w:rPr>
+          <w:spacing w:val="-2"/>
+          <w:sz w:val="24"/>
+          <w:u w:val="single"/>
+        </w:rPr>
+        <w:t>2</w:t>
+      </w:r>
+      <w:r>
+        <w:rPr>
+          <w:spacing w:val="-2"/>
+          <w:sz w:val="24"/>
+          <w:u w:val="single"/>
+        </w:rPr>
+        <w:t xml:space="preserve">  </w:t>
+      </w:r>
+      <w:r>
+        <w:rPr>
+          <w:spacing w:val="-2"/>
+          <w:sz w:val="24"/>
+        </w:rPr>
+        <w:t xml:space="preserve">   </w:t>
+      </w:r>
+      <w:r>
+        <w:rPr>
+          <w:spacing w:val="-2"/>
+          <w:sz w:val="24"/>
+          <w:u w:val="single"/>
+        </w:rPr>
+        <w:t xml:space="preserve">        </w:t>
+      </w:r>
+      <w:r>
+        <w:rPr>
+          <w:spacing w:val="-2"/>
+          <w:sz w:val="24"/>
+          <w:u w:val="single"/>
+        </w:rPr>
+        <w:t>мая</w:t>
+      </w:r>
+      <w:r>
+        <w:rPr>
+          <w:spacing w:val="-2"/>
+          <w:sz w:val="24"/>
+          <w:u w:val="single"/>
+        </w:rPr>
+        <w:t xml:space="preserve">        </w:t>
+      </w:r>
+      <w:r>
+        <w:rPr>
+          <w:spacing w:val="-2"/>
+          <w:sz w:val="24"/>
+        </w:rPr>
+        <w:t>2026 г.</w:t>
+      </w:r>
+      <w:r>
+        <w:rPr>
+          <w:spacing w:val="-2"/>
+          <w:sz w:val="24"/>
+        </w:rPr>
+        <w:t xml:space="preserve">    </w:t>
+      </w:r>
+    </w:p>
+    <w:p>
+      <w:pPr>
+        <w:spacing w:after="0" w:line="240" w:lineRule="auto"/>
+        <w:ind w:firstLine="0"/>
         <w:rPr>
           <w:rFonts w:eastAsia="Times New Roman" w:cs="Times New Roman"/>
           <w:spacing w:val="-2"/>
           <w:sz w:val="24"/>
           <w:lang w:eastAsia="ru-RU"/>
         </w:rPr>
-        <w:t xml:space="preserve">Директор Дирекции Института № 8    </w:t>
-      </w:r>
-      <w:r>
-        <w:rPr>
-          <w:rFonts w:eastAsia="Times New Roman" w:cs="Times New Roman"/>
-          <w:spacing w:val="-2"/>
-          <w:sz w:val="24"/>
-          <w:u w:val="single"/>
-          <w:lang w:eastAsia="ru-RU"/>
-        </w:rPr>
-        <w:t xml:space="preserve">        </w:t>
-      </w:r>
-      <w:r>
-        <w:rPr>
-          <w:rFonts w:eastAsia="Times New Roman" w:cs="Times New Roman"/>
-          <w:sz w:val="24"/>
-          <w:u w:val="single"/>
-          <w:lang w:eastAsia="ru-RU"/>
-        </w:rPr>
-        <w:tab/>
-      </w:r>
-      <w:r>
-        <w:rPr>
-          <w:rFonts w:eastAsia="Times New Roman" w:cs="Times New Roman"/>
-          <w:sz w:val="24"/>
-          <w:u w:val="single"/>
-          <w:lang w:eastAsia="ru-RU"/>
-        </w:rPr>
-        <w:tab/>
-      </w:r>
-      <w:r>
-        <w:rPr>
-          <w:rFonts w:eastAsia="Times New Roman" w:cs="Times New Roman"/>
-          <w:sz w:val="24"/>
-          <w:u w:val="single"/>
-          <w:lang w:eastAsia="ru-RU"/>
-        </w:rPr>
-        <w:tab/>
-      </w:r>
-      <w:r>
-        <w:rPr>
-          <w:rFonts w:eastAsia="Times New Roman" w:cs="Times New Roman"/>
-          <w:sz w:val="24"/>
-          <w:u w:val="single"/>
-          <w:lang w:eastAsia="ru-RU"/>
-        </w:rPr>
-        <w:tab/>
-        <w:t xml:space="preserve">    </w:t>
-      </w:r>
-      <w:proofErr w:type="gramStart"/>
-      <w:r>
-        <w:rPr>
-          <w:rFonts w:eastAsia="Times New Roman" w:cs="Times New Roman"/>
-          <w:sz w:val="24"/>
-          <w:u w:val="single"/>
-          <w:lang w:eastAsia="ru-RU"/>
-        </w:rPr>
-        <w:t xml:space="preserve">   </w:t>
-      </w:r>
-      <w:r>
-        <w:rPr>
-          <w:rFonts w:eastAsia="Times New Roman" w:cs="Times New Roman"/>
-          <w:sz w:val="24"/>
-          <w:lang w:eastAsia="ru-RU"/>
-        </w:rPr>
-        <w:t>(</w:t>
-      </w:r>
-      <w:proofErr w:type="gramEnd"/>
-      <w:r>
-        <w:rPr>
-          <w:rFonts w:eastAsia="Times New Roman" w:cs="Times New Roman"/>
-          <w:sz w:val="24"/>
-          <w:lang w:eastAsia="ru-RU"/>
-        </w:rPr>
-        <w:t>_________)</w:t>
-      </w:r>
-    </w:p>
-    <w:p>
-      <w:pPr>
-        <w:spacing w:after="0" w:line="240" w:lineRule="auto"/>
-        <w:ind w:right="-143" w:firstLine="0"/>
-        <w:jc w:val="left"/>
-        <w:rPr>
-          <w:rFonts w:eastAsia="Times New Roman" w:cs="Times New Roman"/>
-          <w:sz w:val="16"/>
-          <w:szCs w:val="16"/>
-          <w:lang w:eastAsia="ru-RU"/>
-        </w:rPr>
-      </w:pPr>
-      <w:r>
-        <w:rPr>
-          <w:rFonts w:eastAsia="Times New Roman" w:cs="Times New Roman"/>
-          <w:sz w:val="16"/>
-          <w:szCs w:val="16"/>
-          <w:lang w:eastAsia="ru-RU"/>
-        </w:rPr>
-        <w:t xml:space="preserve">                                 </w:t>
-      </w:r>
-      <w:r>
-        <w:rPr>
-          <w:rFonts w:eastAsia="Times New Roman" w:cs="Times New Roman"/>
-          <w:sz w:val="16"/>
-          <w:szCs w:val="16"/>
-          <w:lang w:eastAsia="ru-RU"/>
-        </w:rPr>
-        <w:tab/>
-      </w:r>
-      <w:r>
-        <w:rPr>
-          <w:rFonts w:eastAsia="Times New Roman" w:cs="Times New Roman"/>
-          <w:sz w:val="16"/>
-          <w:szCs w:val="16"/>
-          <w:lang w:eastAsia="ru-RU"/>
-        </w:rPr>
-        <w:tab/>
-        <w:t xml:space="preserve">                                                          (фамилия, имя, отчество полностью)</w:t>
-      </w:r>
-    </w:p>
-    <w:p>
-      <w:pPr>
-        <w:spacing w:after="0" w:line="240" w:lineRule="auto"/>
-        <w:ind w:right="-143" w:firstLine="0"/>
-        <w:rPr>
-          <w:rFonts w:eastAsia="Times New Roman" w:cs="Times New Roman"/>
-          <w:spacing w:val="-2"/>
-          <w:sz w:val="24"/>
-          <w:u w:val="single"/>
-          <w:lang w:eastAsia="ru-RU"/>
-        </w:rPr>
-      </w:pPr>
-      <w:r>
-        <w:rPr>
-          <w:rFonts w:eastAsia="Times New Roman" w:cs="Times New Roman"/>
-          <w:spacing w:val="-2"/>
-          <w:sz w:val="24"/>
-          <w:u w:val="single"/>
-          <w:lang w:eastAsia="ru-RU"/>
-        </w:rPr>
-        <w:t xml:space="preserve">___ __________________ </w:t>
-      </w:r>
-      <w:r>
+      </w:pPr>
+    </w:p>
+    <w:p>
+      <w:pPr>
+        <w:spacing w:after="200" w:line="276" w:lineRule="auto"/>
+        <w:ind w:firstLine="0"/>
+        <w:jc w:val="center"/>
         <w:rPr>
           <w:rFonts w:eastAsia="Times New Roman" w:cs="Times New Roman"/>
           <w:spacing w:val="-2"/>
           <w:sz w:val="24"/>
           <w:lang w:eastAsia="ru-RU"/>
         </w:rPr>
-        <w:t>20</w:t>
-      </w:r>
-      <w:r>
-        <w:rPr>
-          <w:rFonts w:eastAsia="Times New Roman" w:cs="Times New Roman"/>
-          <w:spacing w:val="-2"/>
-          <w:sz w:val="24"/>
-          <w:u w:val="single"/>
-          <w:lang w:eastAsia="ru-RU"/>
-        </w:rPr>
-        <w:t>____</w:t>
-      </w:r>
-      <w:r>
+      </w:pPr>
+    </w:p>
+    <w:p>
+      <w:pPr>
+        <w:spacing w:after="200" w:line="276" w:lineRule="auto"/>
+        <w:ind w:firstLine="0"/>
+        <w:jc w:val="left"/>
         <w:rPr>
           <w:rFonts w:eastAsia="Times New Roman" w:cs="Times New Roman"/>
           <w:spacing w:val="-2"/>
           <w:sz w:val="24"/>
           <w:lang w:eastAsia="ru-RU"/>
         </w:rPr>
-        <w:t>г.</w:t>
-      </w:r>
-      <w:r>
+      </w:pPr>
+    </w:p>
+    <w:p>
+      <w:pPr>
+        <w:spacing w:after="200" w:line="276" w:lineRule="auto"/>
+        <w:ind w:firstLine="0"/>
+        <w:jc w:val="center"/>
         <w:rPr>
           <w:rFonts w:eastAsia="Times New Roman" w:cs="Times New Roman"/>
-          <w:spacing w:val="-2"/>
           <w:sz w:val="24"/>
-          <w:u w:val="single"/>
           <w:lang w:eastAsia="ru-RU"/>
         </w:rPr>
-        <w:t xml:space="preserve">    </w:t>
-      </w:r>
-    </w:p>
-    <w:p>
-      <w:pPr>
-        <w:spacing w:after="0" w:line="240" w:lineRule="auto"/>
-        <w:ind w:firstLine="0"/>
+      </w:pPr>
+      <w:r>
         <w:rPr>
           <w:rFonts w:eastAsia="Times New Roman" w:cs="Times New Roman"/>
           <w:spacing w:val="-2"/>
           <w:sz w:val="24"/>
           <w:lang w:eastAsia="ru-RU"/>
         </w:rPr>
-      </w:pPr>
-    </w:p>
-    <w:p>
-      <w:pPr>
-        <w:spacing w:after="200" w:line="276" w:lineRule="auto"/>
-        <w:ind w:firstLine="0"/>
-        <w:jc w:val="center"/>
-        <w:rPr>
-          <w:rFonts w:eastAsia="Times New Roman" w:cs="Times New Roman"/>
-          <w:spacing w:val="-2"/>
-          <w:sz w:val="24"/>
-          <w:lang w:eastAsia="ru-RU"/>
-        </w:rPr>
-      </w:pPr>
-    </w:p>
-    <w:p>
-      <w:pPr>
-        <w:spacing w:after="200" w:line="276" w:lineRule="auto"/>
-        <w:ind w:firstLine="0"/>
-        <w:jc w:val="left"/>
-        <w:rPr>
-          <w:rFonts w:eastAsia="Times New Roman" w:cs="Times New Roman"/>
-          <w:spacing w:val="-2"/>
-          <w:sz w:val="24"/>
-          <w:lang w:eastAsia="ru-RU"/>
-        </w:rPr>
-      </w:pPr>
-    </w:p>
-    <w:p>
-      <w:pPr>
-        <w:spacing w:after="200" w:line="276" w:lineRule="auto"/>
-        <w:ind w:firstLine="0"/>
-        <w:jc w:val="center"/>
-        <w:rPr>
-          <w:rFonts w:eastAsia="Times New Roman" w:cs="Times New Roman"/>
-          <w:sz w:val="24"/>
-          <w:lang w:eastAsia="ru-RU"/>
-        </w:rPr>
-      </w:pPr>
-      <w:r>
-        <w:rPr>
-          <w:rFonts w:eastAsia="Times New Roman" w:cs="Times New Roman"/>
-          <w:spacing w:val="-2"/>
-          <w:sz w:val="24"/>
-          <w:lang w:eastAsia="ru-RU"/>
-        </w:rPr>
         <w:t>Москва 2026</w:t>
       </w:r>
     </w:p>
@@ -2594,6 +2666,7 @@
       <w:pPr>
         <w:pStyle w:val="1"/>
       </w:pPr>
+      <w:bookmarkStart w:id="1" w:name="_Toc231402373"/>
       <w:r>
         <w:lastRenderedPageBreak/>
         <w:t>РЕФЕРАТ</w:t>
@@ -3237,7 +3310,7 @@
             </w:rPr>
             <w:fldChar w:fldCharType="separate"/>
           </w:r>
-          <w:hyperlink w:anchor="_Toc230001206" w:history="1">
+          <w:hyperlink w:anchor="_Toc231402373" w:history="1">
             <w:r>
               <w:rPr>
                 <w:rStyle w:val="a3"/>
@@ -3260,7 +3333,7 @@
               <w:rPr>
                 <w:webHidden/>
               </w:rPr>
-              <w:instrText xml:space="preserve"> PAGEREF _Toc230001206 \h </w:instrText>
+              <w:instrText xml:space="preserve"> PAGEREF _Toc231402373 \h </w:instrText>
             </w:r>
             <w:r>
               <w:rPr>
@@ -3300,7 +3373,7 @@
               <w14:ligatures w14:val="standardContextual"/>
             </w:rPr>
           </w:pPr>
-          <w:hyperlink w:anchor="_Toc230001207" w:history="1">
+          <w:hyperlink w:anchor="_Toc231402374" w:history="1">
             <w:r>
               <w:rPr>
                 <w:rStyle w:val="a3"/>
@@ -3324,7 +3397,7 @@
               <w:rPr>
                 <w:webHidden/>
               </w:rPr>
-              <w:instrText xml:space="preserve"> PAGEREF _Toc230001207 \h </w:instrText>
+              <w:instrText xml:space="preserve"> PAGEREF _Toc231402374 \h </w:instrText>
             </w:r>
             <w:r>
               <w:rPr>
@@ -3364,7 +3437,7 @@
               <w14:ligatures w14:val="standardContextual"/>
             </w:rPr>
           </w:pPr>
-          <w:hyperlink w:anchor="_Toc230001208" w:history="1">
+          <w:hyperlink w:anchor="_Toc231402375" w:history="1">
             <w:r>
               <w:rPr>
                 <w:rStyle w:val="a3"/>
@@ -3388,7 +3461,7 @@
               <w:rPr>
                 <w:webHidden/>
               </w:rPr>
-              <w:instrText xml:space="preserve"> PAGEREF _Toc230001208 \h </w:instrText>
+              <w:instrText xml:space="preserve"> PAGEREF _Toc231402375 \h </w:instrText>
             </w:r>
             <w:r>
               <w:rPr>
@@ -3428,7 +3501,7 @@
               <w14:ligatures w14:val="standardContextual"/>
             </w:rPr>
           </w:pPr>
-          <w:hyperlink w:anchor="_Toc230001209" w:history="1">
+          <w:hyperlink w:anchor="_Toc231402376" w:history="1">
             <w:r>
               <w:rPr>
                 <w:rStyle w:val="a3"/>
@@ -3452,7 +3525,7 @@
               <w:rPr>
                 <w:webHidden/>
               </w:rPr>
-              <w:instrText xml:space="preserve"> PAGEREF _Toc230001209 \h </w:instrText>
+              <w:instrText xml:space="preserve"> PAGEREF _Toc231402376 \h </w:instrText>
             </w:r>
             <w:r>
               <w:rPr>
@@ -3492,7 +3565,7 @@
               <w14:ligatures w14:val="standardContextual"/>
             </w:rPr>
           </w:pPr>
-          <w:hyperlink w:anchor="_Toc230001210" w:history="1">
+          <w:hyperlink w:anchor="_Toc231402377" w:history="1">
             <w:r>
               <w:rPr>
                 <w:rStyle w:val="a3"/>
@@ -3516,7 +3589,7 @@
               <w:rPr>
                 <w:webHidden/>
               </w:rPr>
-              <w:instrText xml:space="preserve"> PAGEREF _Toc230001210 \h </w:instrText>
+              <w:instrText xml:space="preserve"> PAGEREF _Toc231402377 \h </w:instrText>
             </w:r>
             <w:r>
               <w:rPr>
@@ -3559,7 +3632,7 @@
               <w14:ligatures w14:val="standardContextual"/>
             </w:rPr>
           </w:pPr>
-          <w:hyperlink w:anchor="_Toc230001211" w:history="1">
+          <w:hyperlink w:anchor="_Toc231402378" w:history="1">
             <w:r>
               <w:rPr>
                 <w:rStyle w:val="a3"/>
@@ -3586,7 +3659,7 @@
                 <w:noProof/>
                 <w:webHidden/>
               </w:rPr>
-              <w:instrText xml:space="preserve"> PAGEREF _Toc230001211 \h </w:instrText>
+              <w:instrText xml:space="preserve"> PAGEREF _Toc231402378 \h </w:instrText>
             </w:r>
             <w:r>
               <w:rPr>
@@ -3633,7 +3706,7 @@
               <w14:ligatures w14:val="standardContextual"/>
             </w:rPr>
           </w:pPr>
-          <w:hyperlink w:anchor="_Toc230001212" w:history="1">
+          <w:hyperlink w:anchor="_Toc231402379" w:history="1">
             <w:r>
               <w:rPr>
                 <w:rStyle w:val="a3"/>
@@ -3660,7 +3733,7 @@
                 <w:noProof/>
                 <w:webHidden/>
               </w:rPr>
-              <w:instrText xml:space="preserve"> PAGEREF _Toc230001212 \h </w:instrText>
+              <w:instrText xml:space="preserve"> PAGEREF _Toc231402379 \h </w:instrText>
             </w:r>
             <w:r>
               <w:rPr>
@@ -3707,7 +3780,7 @@
               <w14:ligatures w14:val="standardContextual"/>
             </w:rPr>
           </w:pPr>
-          <w:hyperlink w:anchor="_Toc230001213" w:history="1">
+          <w:hyperlink w:anchor="_Toc231402380" w:history="1">
             <w:r>
               <w:rPr>
                 <w:rStyle w:val="a3"/>
@@ -3734,7 +3807,7 @@
                 <w:noProof/>
                 <w:webHidden/>
               </w:rPr>
-              <w:instrText xml:space="preserve"> PAGEREF _Toc230001213 \h </w:instrText>
+              <w:instrText xml:space="preserve"> PAGEREF _Toc231402380 \h </w:instrText>
             </w:r>
             <w:r>
               <w:rPr>
@@ -3781,7 +3854,7 @@
               <w14:ligatures w14:val="standardContextual"/>
             </w:rPr>
           </w:pPr>
-          <w:hyperlink w:anchor="_Toc230001214" w:history="1">
+          <w:hyperlink w:anchor="_Toc231402381" w:history="1">
             <w:r>
               <w:rPr>
                 <w:rStyle w:val="a3"/>
@@ -3808,7 +3881,7 @@
                 <w:noProof/>
                 <w:webHidden/>
               </w:rPr>
-              <w:instrText xml:space="preserve"> PAGEREF _Toc230001214 \h </w:instrText>
+              <w:instrText xml:space="preserve"> PAGEREF _Toc231402381 \h </w:instrText>
             </w:r>
             <w:r>
               <w:rPr>
@@ -3855,7 +3928,7 @@
               <w14:ligatures w14:val="standardContextual"/>
             </w:rPr>
           </w:pPr>
-          <w:hyperlink w:anchor="_Toc230001215" w:history="1">
+          <w:hyperlink w:anchor="_Toc231402382" w:history="1">
             <w:r>
               <w:rPr>
                 <w:rStyle w:val="a3"/>
@@ -3882,7 +3955,7 @@
                 <w:noProof/>
                 <w:webHidden/>
               </w:rPr>
-              <w:instrText xml:space="preserve"> PAGEREF _Toc230001215 \h </w:instrText>
+              <w:instrText xml:space="preserve"> PAGEREF _Toc231402382 \h </w:instrText>
             </w:r>
             <w:r>
               <w:rPr>
@@ -3929,7 +4002,7 @@
               <w14:ligatures w14:val="standardContextual"/>
             </w:rPr>
           </w:pPr>
-          <w:hyperlink w:anchor="_Toc230001216" w:history="1">
+          <w:hyperlink w:anchor="_Toc231402383" w:history="1">
             <w:r>
               <w:rPr>
                 <w:rStyle w:val="a3"/>
@@ -3956,7 +4029,7 @@
                 <w:noProof/>
                 <w:webHidden/>
               </w:rPr>
-              <w:instrText xml:space="preserve"> PAGEREF _Toc230001216 \h </w:instrText>
+              <w:instrText xml:space="preserve"> PAGEREF _Toc231402383 \h </w:instrText>
             </w:r>
             <w:r>
               <w:rPr>
@@ -4000,7 +4073,7 @@
               <w14:ligatures w14:val="standardContextual"/>
             </w:rPr>
           </w:pPr>
-          <w:hyperlink w:anchor="_Toc230001217" w:history="1">
+          <w:hyperlink w:anchor="_Toc231402384" w:history="1">
             <w:r>
               <w:rPr>
                 <w:rStyle w:val="a3"/>
@@ -4024,7 +4097,7 @@
               <w:rPr>
                 <w:webHidden/>
               </w:rPr>
-              <w:instrText xml:space="preserve"> PAGEREF _Toc230001217 \h </w:instrText>
+              <w:instrText xml:space="preserve"> PAGEREF _Toc231402384 \h </w:instrText>
             </w:r>
             <w:r>
               <w:rPr>
@@ -4067,7 +4140,7 @@
               <w14:ligatures w14:val="standardContextual"/>
             </w:rPr>
           </w:pPr>
-          <w:hyperlink w:anchor="_Toc230001218" w:history="1">
+          <w:hyperlink w:anchor="_Toc231402385" w:history="1">
             <w:r>
               <w:rPr>
                 <w:rStyle w:val="a3"/>
@@ -4094,7 +4167,7 @@
                 <w:noProof/>
                 <w:webHidden/>
               </w:rPr>
-              <w:instrText xml:space="preserve"> PAGEREF _Toc230001218 \h </w:instrText>
+              <w:instrText xml:space="preserve"> PAGEREF _Toc231402385 \h </w:instrText>
             </w:r>
             <w:r>
               <w:rPr>
@@ -4141,7 +4214,7 @@
               <w14:ligatures w14:val="standardContextual"/>
             </w:rPr>
           </w:pPr>
-          <w:hyperlink w:anchor="_Toc230001219" w:history="1">
+          <w:hyperlink w:anchor="_Toc231402386" w:history="1">
             <w:r>
               <w:rPr>
                 <w:rStyle w:val="a3"/>
@@ -4168,7 +4241,7 @@
                 <w:noProof/>
                 <w:webHidden/>
               </w:rPr>
-              <w:instrText xml:space="preserve"> PAGEREF _Toc230001219 \h </w:instrText>
+              <w:instrText xml:space="preserve"> PAGEREF _Toc231402386 \h </w:instrText>
             </w:r>
             <w:r>
               <w:rPr>
@@ -4215,7 +4288,7 @@
               <w14:ligatures w14:val="standardContextual"/>
             </w:rPr>
           </w:pPr>
-          <w:hyperlink w:anchor="_Toc230001220" w:history="1">
+          <w:hyperlink w:anchor="_Toc231402387" w:history="1">
             <w:r>
               <w:rPr>
                 <w:rStyle w:val="a3"/>
@@ -4242,7 +4315,7 @@
                 <w:noProof/>
                 <w:webHidden/>
               </w:rPr>
-              <w:instrText xml:space="preserve"> PAGEREF _Toc230001220 \h </w:instrText>
+              <w:instrText xml:space="preserve"> PAGEREF _Toc231402387 \h </w:instrText>
             </w:r>
             <w:r>
               <w:rPr>
@@ -4289,7 +4362,7 @@
               <w14:ligatures w14:val="standardContextual"/>
             </w:rPr>
           </w:pPr>
-          <w:hyperlink w:anchor="_Toc230001221" w:history="1">
+          <w:hyperlink w:anchor="_Toc231402388" w:history="1">
             <w:r>
               <w:rPr>
                 <w:rStyle w:val="a3"/>
@@ -4316,7 +4389,7 @@
                 <w:noProof/>
                 <w:webHidden/>
               </w:rPr>
-              <w:instrText xml:space="preserve"> PAGEREF _Toc230001221 \h </w:instrText>
+              <w:instrText xml:space="preserve"> PAGEREF _Toc231402388 \h </w:instrText>
             </w:r>
             <w:r>
               <w:rPr>
@@ -4363,7 +4436,7 @@
               <w14:ligatures w14:val="standardContextual"/>
             </w:rPr>
           </w:pPr>
-          <w:hyperlink w:anchor="_Toc230001222" w:history="1">
+          <w:hyperlink w:anchor="_Toc231402389" w:history="1">
             <w:r>
               <w:rPr>
                 <w:rStyle w:val="a3"/>
@@ -4390,7 +4463,7 @@
                 <w:noProof/>
                 <w:webHidden/>
               </w:rPr>
-              <w:instrText xml:space="preserve"> PAGEREF _Toc230001222 \h </w:instrText>
+              <w:instrText xml:space="preserve"> PAGEREF _Toc231402389 \h </w:instrText>
             </w:r>
             <w:r>
               <w:rPr>
@@ -4438,7 +4511,7 @@
               <w14:ligatures w14:val="standardContextual"/>
             </w:rPr>
           </w:pPr>
-          <w:hyperlink w:anchor="_Toc230001223" w:history="1">
+          <w:hyperlink w:anchor="_Toc231402390" w:history="1">
             <w:r>
               <w:rPr>
                 <w:rStyle w:val="a3"/>
@@ -4484,7 +4557,7 @@
                 <w:noProof/>
                 <w:webHidden/>
               </w:rPr>
-              <w:instrText xml:space="preserve"> PAGEREF _Toc230001223 \h </w:instrText>
+              <w:instrText xml:space="preserve"> PAGEREF _Toc231402390 \h </w:instrText>
             </w:r>
             <w:r>
               <w:rPr>
@@ -4532,7 +4605,7 @@
               <w14:ligatures w14:val="standardContextual"/>
             </w:rPr>
           </w:pPr>
-          <w:hyperlink w:anchor="_Toc230001224" w:history="1">
+          <w:hyperlink w:anchor="_Toc231402391" w:history="1">
             <w:r>
               <w:rPr>
                 <w:rStyle w:val="a3"/>
@@ -4578,7 +4651,7 @@
                 <w:noProof/>
                 <w:webHidden/>
               </w:rPr>
-              <w:instrText xml:space="preserve"> PAGEREF _Toc230001224 \h </w:instrText>
+              <w:instrText xml:space="preserve"> PAGEREF _Toc231402391 \h </w:instrText>
             </w:r>
             <w:r>
               <w:rPr>
@@ -4626,7 +4699,7 @@
               <w14:ligatures w14:val="standardContextual"/>
             </w:rPr>
           </w:pPr>
-          <w:hyperlink w:anchor="_Toc230001225" w:history="1">
+          <w:hyperlink w:anchor="_Toc231402392" w:history="1">
             <w:r>
               <w:rPr>
                 <w:rStyle w:val="a3"/>
@@ -4672,7 +4745,7 @@
                 <w:noProof/>
                 <w:webHidden/>
               </w:rPr>
-              <w:instrText xml:space="preserve"> PAGEREF _Toc230001225 \h </w:instrText>
+              <w:instrText xml:space="preserve"> PAGEREF _Toc231402392 \h </w:instrText>
             </w:r>
             <w:r>
               <w:rPr>
@@ -4720,7 +4793,7 @@
               <w14:ligatures w14:val="standardContextual"/>
             </w:rPr>
           </w:pPr>
-          <w:hyperlink w:anchor="_Toc230001226" w:history="1">
+          <w:hyperlink w:anchor="_Toc231402393" w:history="1">
             <w:r>
               <w:rPr>
                 <w:rStyle w:val="a3"/>
@@ -4766,7 +4839,7 @@
                 <w:noProof/>
                 <w:webHidden/>
               </w:rPr>
-              <w:instrText xml:space="preserve"> PAGEREF _Toc230001226 \h </w:instrText>
+              <w:instrText xml:space="preserve"> PAGEREF _Toc231402393 \h </w:instrText>
             </w:r>
             <w:r>
               <w:rPr>
@@ -4813,7 +4886,7 @@
               <w14:ligatures w14:val="standardContextual"/>
             </w:rPr>
           </w:pPr>
-          <w:hyperlink w:anchor="_Toc230001227" w:history="1">
+          <w:hyperlink w:anchor="_Toc231402394" w:history="1">
             <w:r>
               <w:rPr>
                 <w:rStyle w:val="a3"/>
@@ -4854,7 +4927,7 @@
               <w:rPr>
                 <w:webHidden/>
               </w:rPr>
-              <w:instrText xml:space="preserve"> PAGEREF _Toc230001227 \h </w:instrText>
+              <w:instrText xml:space="preserve"> PAGEREF _Toc231402394 \h </w:instrText>
             </w:r>
             <w:r>
               <w:rPr>
@@ -4897,7 +4970,7 @@
               <w14:ligatures w14:val="standardContextual"/>
             </w:rPr>
           </w:pPr>
-          <w:hyperlink w:anchor="_Toc230001228" w:history="1">
+          <w:hyperlink w:anchor="_Toc231402395" w:history="1">
             <w:r>
               <w:rPr>
                 <w:rStyle w:val="a3"/>
@@ -4924,7 +4997,7 @@
                 <w:noProof/>
                 <w:webHidden/>
               </w:rPr>
-              <w:instrText xml:space="preserve"> PAGEREF _Toc230001228 \h </w:instrText>
+              <w:instrText xml:space="preserve"> PAGEREF _Toc231402395 \h </w:instrText>
             </w:r>
             <w:r>
               <w:rPr>
@@ -4971,7 +5044,7 @@
               <w14:ligatures w14:val="standardContextual"/>
             </w:rPr>
           </w:pPr>
-          <w:hyperlink w:anchor="_Toc230001229" w:history="1">
+          <w:hyperlink w:anchor="_Toc231402396" w:history="1">
             <w:r>
               <w:rPr>
                 <w:rStyle w:val="a3"/>
@@ -4998,7 +5071,7 @@
                 <w:noProof/>
                 <w:webHidden/>
               </w:rPr>
-              <w:instrText xml:space="preserve"> PAGEREF _Toc230001229 \h </w:instrText>
+              <w:instrText xml:space="preserve"> PAGEREF _Toc231402396 \h </w:instrText>
             </w:r>
             <w:r>
               <w:rPr>
@@ -5045,7 +5118,7 @@
               <w14:ligatures w14:val="standardContextual"/>
             </w:rPr>
           </w:pPr>
-          <w:hyperlink w:anchor="_Toc230001230" w:history="1">
+          <w:hyperlink w:anchor="_Toc231402397" w:history="1">
             <w:r>
               <w:rPr>
                 <w:rStyle w:val="a3"/>
@@ -5072,7 +5145,7 @@
                 <w:noProof/>
                 <w:webHidden/>
               </w:rPr>
-              <w:instrText xml:space="preserve"> PAGEREF _Toc230001230 \h </w:instrText>
+              <w:instrText xml:space="preserve"> PAGEREF _Toc231402397 \h </w:instrText>
             </w:r>
             <w:r>
               <w:rPr>
@@ -5120,7 +5193,7 @@
               <w14:ligatures w14:val="standardContextual"/>
             </w:rPr>
           </w:pPr>
-          <w:hyperlink w:anchor="_Toc230001231" w:history="1">
+          <w:hyperlink w:anchor="_Toc231402398" w:history="1">
             <w:r>
               <w:rPr>
                 <w:rStyle w:val="a3"/>
@@ -5166,7 +5239,7 @@
                 <w:noProof/>
                 <w:webHidden/>
               </w:rPr>
-              <w:instrText xml:space="preserve"> PAGEREF _Toc230001231 \h </w:instrText>
+              <w:instrText xml:space="preserve"> PAGEREF _Toc231402398 \h </w:instrText>
             </w:r>
             <w:r>
               <w:rPr>
@@ -5213,7 +5286,7 @@
               <w14:ligatures w14:val="standardContextual"/>
             </w:rPr>
           </w:pPr>
-          <w:hyperlink w:anchor="_Toc230001232" w:history="1">
+          <w:hyperlink w:anchor="_Toc231402399" w:history="1">
             <w:r>
               <w:rPr>
                 <w:rStyle w:val="a3"/>
@@ -5240,7 +5313,7 @@
                 <w:noProof/>
                 <w:webHidden/>
               </w:rPr>
-              <w:instrText xml:space="preserve"> PAGEREF _Toc230001232 \h </w:instrText>
+              <w:instrText xml:space="preserve"> PAGEREF _Toc231402399 \h </w:instrText>
             </w:r>
             <w:r>
               <w:rPr>
@@ -5287,7 +5360,7 @@
               <w14:ligatures w14:val="standardContextual"/>
             </w:rPr>
           </w:pPr>
-          <w:hyperlink w:anchor="_Toc230001233" w:history="1">
+          <w:hyperlink w:anchor="_Toc231402400" w:history="1">
             <w:r>
               <w:rPr>
                 <w:rStyle w:val="a3"/>
@@ -5314,7 +5387,7 @@
                 <w:noProof/>
                 <w:webHidden/>
               </w:rPr>
-              <w:instrText xml:space="preserve"> PAGEREF _Toc230001233 \h </w:instrText>
+              <w:instrText xml:space="preserve"> PAGEREF _Toc231402400 \h </w:instrText>
             </w:r>
             <w:r>
               <w:rPr>
@@ -5358,7 +5431,7 @@
               <w14:ligatures w14:val="standardContextual"/>
             </w:rPr>
           </w:pPr>
-          <w:hyperlink w:anchor="_Toc230001234" w:history="1">
+          <w:hyperlink w:anchor="_Toc231402401" w:history="1">
             <w:r>
               <w:rPr>
                 <w:rStyle w:val="a3"/>
@@ -5381,7 +5454,7 @@
               <w:rPr>
                 <w:webHidden/>
               </w:rPr>
-              <w:instrText xml:space="preserve"> PAGEREF _Toc230001234 \h </w:instrText>
+              <w:instrText xml:space="preserve"> PAGEREF _Toc231402401 \h </w:instrText>
             </w:r>
             <w:r>
               <w:rPr>
@@ -5421,7 +5494,7 @@
               <w14:ligatures w14:val="standardContextual"/>
             </w:rPr>
           </w:pPr>
-          <w:hyperlink w:anchor="_Toc230001235" w:history="1">
+          <w:hyperlink w:anchor="_Toc231402402" w:history="1">
             <w:r>
               <w:rPr>
                 <w:rStyle w:val="a3"/>
@@ -5444,7 +5517,7 @@
               <w:rPr>
                 <w:webHidden/>
               </w:rPr>
-              <w:instrText xml:space="preserve"> PAGEREF _Toc230001235 \h </w:instrText>
+              <w:instrText xml:space="preserve"> PAGEREF _Toc231402402 \h </w:instrText>
             </w:r>
             <w:r>
               <w:rPr>
@@ -5484,7 +5557,7 @@
               <w14:ligatures w14:val="standardContextual"/>
             </w:rPr>
           </w:pPr>
-          <w:hyperlink w:anchor="_Toc230001236" w:history="1">
+          <w:hyperlink w:anchor="_Toc231402403" w:history="1">
             <w:r>
               <w:rPr>
                 <w:rStyle w:val="a3"/>
@@ -5507,7 +5580,7 @@
               <w:rPr>
                 <w:webHidden/>
               </w:rPr>
-              <w:instrText xml:space="preserve"> PAGEREF _Toc230001236 \h </w:instrText>
+              <w:instrText xml:space="preserve"> PAGEREF _Toc231402403 \h </w:instrText>
             </w:r>
             <w:r>
               <w:rPr>
@@ -5572,7 +5645,7 @@
       <w:bookmarkStart w:id="2" w:name="_Toc127449243"/>
       <w:bookmarkStart w:id="3" w:name="_Toc130992498"/>
       <w:bookmarkStart w:id="4" w:name="_Toc165301361"/>
-      <w:bookmarkStart w:id="5" w:name="_Toc230001207"/>
+      <w:bookmarkStart w:id="5" w:name="_Toc231402374"/>
       <w:r>
         <w:rPr>
           <w:rFonts w:cs="Times New Roman"/>
@@ -5823,7 +5896,7 @@
       <w:bookmarkStart w:id="6" w:name="_Toc127449244"/>
       <w:bookmarkStart w:id="7" w:name="_Toc130992499"/>
       <w:bookmarkStart w:id="8" w:name="_Toc165301362"/>
-      <w:bookmarkStart w:id="9" w:name="_Toc230001208"/>
+      <w:bookmarkStart w:id="9" w:name="_Toc231402375"/>
       <w:r>
         <w:rPr>
           <w:rFonts w:cs="Times New Roman"/>
@@ -6269,7 +6342,7 @@
       <w:bookmarkStart w:id="10" w:name="_Toc127449245"/>
       <w:bookmarkStart w:id="11" w:name="_Toc130992500"/>
       <w:bookmarkStart w:id="12" w:name="_Toc165301363"/>
-      <w:bookmarkStart w:id="13" w:name="_Toc230001209"/>
+      <w:bookmarkStart w:id="13" w:name="_Toc231402376"/>
       <w:r>
         <w:rPr>
           <w:rFonts w:cs="Times New Roman"/>
@@ -7118,7 +7191,7 @@
         </w:rPr>
       </w:pPr>
       <w:bookmarkStart w:id="14" w:name="_Toc165301364"/>
-      <w:bookmarkStart w:id="15" w:name="_Toc230001210"/>
+      <w:bookmarkStart w:id="15" w:name="_Toc231402377"/>
       <w:r>
         <w:rPr>
           <w:rFonts w:cs="Times New Roman"/>
@@ -7146,7 +7219,7 @@
         <w:pStyle w:val="2"/>
       </w:pPr>
       <w:bookmarkStart w:id="16" w:name="_Toc165301365"/>
-      <w:bookmarkStart w:id="17" w:name="_Toc230001211"/>
+      <w:bookmarkStart w:id="17" w:name="_Toc231402378"/>
       <w:r>
         <w:t xml:space="preserve">1.1 </w:t>
       </w:r>
@@ -7233,7 +7306,7 @@
         <w:pStyle w:val="2"/>
       </w:pPr>
       <w:bookmarkStart w:id="18" w:name="_Toc165301366"/>
-      <w:bookmarkStart w:id="19" w:name="_Toc230001212"/>
+      <w:bookmarkStart w:id="19" w:name="_Toc231402379"/>
       <w:r>
         <w:t xml:space="preserve">1.2 </w:t>
       </w:r>
@@ -7304,23 +7377,7 @@
           <w:rFonts w:cs="Times New Roman"/>
           <w:szCs w:val="28"/>
         </w:rPr>
-        <w:t xml:space="preserve">Для прототипа системы управления </w:t>
-      </w:r>
-      <w:proofErr w:type="gramStart"/>
-      <w:r>
-        <w:rPr>
-          <w:rFonts w:cs="Times New Roman"/>
-          <w:szCs w:val="28"/>
-        </w:rPr>
-        <w:t>задачами естественно</w:t>
-      </w:r>
-      <w:proofErr w:type="gramEnd"/>
-      <w:r>
-        <w:rPr>
-          <w:rFonts w:cs="Times New Roman"/>
-          <w:szCs w:val="28"/>
-        </w:rPr>
-        <w:t xml:space="preserve"> выделить хотя бы три области: учёт пользователей и аутентификация; проекты, задачи, комментарии и файлы; уведомления и агрегированная аналитика. Они по-разному меняются по времени и по нагрузке: поток уведомлений и отчётов может пульсировать, тогда как ядро задач остаётся центральным узлом. </w:t>
+        <w:t xml:space="preserve">Для прототипа системы управления задачами естественно выделить хотя бы три области: учёт пользователей и аутентификация; проекты, задачи, комментарии и файлы; уведомления и агрегированная аналитика. Они по-разному меняются по времени и по нагрузке: поток уведомлений и отчётов может пульсировать, тогда как ядро задач остаётся центральным узлом. </w:t>
       </w:r>
       <w:r>
         <w:rPr>
@@ -7336,7 +7393,7 @@
         <w:pStyle w:val="2"/>
       </w:pPr>
       <w:bookmarkStart w:id="20" w:name="_Toc165301367"/>
-      <w:bookmarkStart w:id="21" w:name="_Toc230001213"/>
+      <w:bookmarkStart w:id="21" w:name="_Toc231402380"/>
       <w:r>
         <w:t>1.</w:t>
       </w:r>
@@ -7570,7 +7627,7 @@
         <w:pStyle w:val="2"/>
       </w:pPr>
       <w:bookmarkStart w:id="22" w:name="_Toc165301368"/>
-      <w:bookmarkStart w:id="23" w:name="_Toc230001214"/>
+      <w:bookmarkStart w:id="23" w:name="_Toc231402381"/>
       <w:r>
         <w:lastRenderedPageBreak/>
         <w:t xml:space="preserve">1.4 </w:t>
@@ -7875,7 +7932,7 @@
         <w:pStyle w:val="2"/>
       </w:pPr>
       <w:bookmarkStart w:id="24" w:name="_Toc165301369"/>
-      <w:bookmarkStart w:id="25" w:name="_Toc230001215"/>
+      <w:bookmarkStart w:id="25" w:name="_Toc231402382"/>
       <w:r>
         <w:t xml:space="preserve">1.5 </w:t>
       </w:r>
@@ -7994,7 +8051,7 @@
         <w:pStyle w:val="2"/>
       </w:pPr>
       <w:bookmarkStart w:id="26" w:name="_Toc165301370"/>
-      <w:bookmarkStart w:id="27" w:name="_Toc230001216"/>
+      <w:bookmarkStart w:id="27" w:name="_Toc231402383"/>
       <w:r>
         <w:t xml:space="preserve">1.6 </w:t>
       </w:r>
@@ -8272,23 +8329,7 @@
           <w:rFonts w:cs="Times New Roman"/>
           <w:szCs w:val="28"/>
         </w:rPr>
-        <w:t xml:space="preserve">Выполнение перечисленных пунктов считается достаточным для признания цели </w:t>
-      </w:r>
-      <w:proofErr w:type="gramStart"/>
-      <w:r>
-        <w:rPr>
-          <w:rFonts w:cs="Times New Roman"/>
-          <w:szCs w:val="28"/>
-        </w:rPr>
-        <w:t>выпускной квалификационной работы</w:t>
-      </w:r>
-      <w:proofErr w:type="gramEnd"/>
-      <w:r>
-        <w:rPr>
-          <w:rFonts w:cs="Times New Roman"/>
-          <w:szCs w:val="28"/>
-        </w:rPr>
-        <w:t xml:space="preserve"> достигнутой на уровне работоспособного MVP, пригодного для демонстрации и дальнейшей доработки под эксплуатацию в контуре конкретной организации</w:t>
+        <w:t>Выполнение перечисленных пунктов считается достаточным для признания цели выпускной квалификационной работы достигнутой на уровне работоспособного MVP, пригодного для демонстрации и дальнейшей доработки под эксплуатацию в контуре конкретной организации</w:t>
       </w:r>
       <w:r>
         <w:rPr>
@@ -8313,8 +8354,8 @@
       </w:pPr>
       <w:bookmarkStart w:id="28" w:name="_Toc130992505"/>
       <w:bookmarkStart w:id="29" w:name="_Toc165301371"/>
-      <w:bookmarkStart w:id="30" w:name="_Toc230001217"/>
-      <w:bookmarkStart w:id="31" w:name="_Toc127449251"/>
+      <w:bookmarkStart w:id="30" w:name="_Toc127449251"/>
+      <w:bookmarkStart w:id="31" w:name="_Toc231402384"/>
       <w:r>
         <w:rPr>
           <w:rFonts w:cs="Times New Roman"/>
@@ -8336,15 +8377,15 @@
         <w:t>ПРОЕКТИРОВАНИЕ И РЕАЛИЗАЦИЯ ЗАДАЧИ</w:t>
       </w:r>
       <w:bookmarkEnd w:id="29"/>
+      <w:bookmarkEnd w:id="31"/>
+    </w:p>
+    <w:p>
+      <w:pPr>
+        <w:pStyle w:val="2"/>
+      </w:pPr>
+      <w:bookmarkStart w:id="32" w:name="_Toc165301372"/>
+      <w:bookmarkStart w:id="33" w:name="_Toc231402385"/>
       <w:bookmarkEnd w:id="30"/>
-    </w:p>
-    <w:p>
-      <w:pPr>
-        <w:pStyle w:val="2"/>
-      </w:pPr>
-      <w:bookmarkStart w:id="32" w:name="_Toc165301372"/>
-      <w:bookmarkStart w:id="33" w:name="_Toc230001218"/>
-      <w:bookmarkEnd w:id="31"/>
       <w:r>
         <w:t xml:space="preserve">2.1 </w:t>
       </w:r>
@@ -9128,7 +9169,7 @@
       <w:pPr>
         <w:pStyle w:val="2"/>
       </w:pPr>
-      <w:bookmarkStart w:id="34" w:name="_Toc230001219"/>
+      <w:bookmarkStart w:id="34" w:name="_Toc231402386"/>
       <w:r>
         <w:t xml:space="preserve">2.2 </w:t>
       </w:r>
@@ -9380,7 +9421,7 @@
         <w:pStyle w:val="2"/>
       </w:pPr>
       <w:bookmarkStart w:id="35" w:name="_Toc165301373"/>
-      <w:bookmarkStart w:id="36" w:name="_Toc230001220"/>
+      <w:bookmarkStart w:id="36" w:name="_Toc231402387"/>
       <w:r>
         <w:t>2.</w:t>
       </w:r>
@@ -11738,7 +11779,7 @@
         <w:pStyle w:val="2"/>
       </w:pPr>
       <w:bookmarkStart w:id="37" w:name="_Toc165301374"/>
-      <w:bookmarkStart w:id="38" w:name="_Toc230001221"/>
+      <w:bookmarkStart w:id="38" w:name="_Toc231402388"/>
       <w:r>
         <w:t>2.</w:t>
       </w:r>
@@ -11998,7 +12039,7 @@
         <w:pStyle w:val="2"/>
       </w:pPr>
       <w:bookmarkStart w:id="39" w:name="_Toc165301375"/>
-      <w:bookmarkStart w:id="40" w:name="_Toc230001222"/>
+      <w:bookmarkStart w:id="40" w:name="_Toc231402389"/>
       <w:r>
         <w:t xml:space="preserve">2.5 </w:t>
       </w:r>
@@ -12263,7 +12304,7 @@
       <w:r>
         <w:t xml:space="preserve"> </w:t>
       </w:r>
-      <w:bookmarkStart w:id="41" w:name="_Toc230001223"/>
+      <w:bookmarkStart w:id="41" w:name="_Toc231402390"/>
       <w:r>
         <w:t>Сервис уведомлений, отчётности и экспорта данных</w:t>
       </w:r>
@@ -12466,7 +12507,7 @@
       <w:r>
         <w:t xml:space="preserve"> </w:t>
       </w:r>
-      <w:bookmarkStart w:id="42" w:name="_Toc230001224"/>
+      <w:bookmarkStart w:id="42" w:name="_Toc231402391"/>
       <w:r>
         <w:t>Веб-клиент: маршруты, состояние, взаимодействие с API</w:t>
       </w:r>
@@ -12699,7 +12740,7 @@
       <w:r>
         <w:t xml:space="preserve"> </w:t>
       </w:r>
-      <w:bookmarkStart w:id="43" w:name="_Toc230001225"/>
+      <w:bookmarkStart w:id="43" w:name="_Toc231402392"/>
       <w:r>
         <w:t>Контейнеризация, конфигурирование окружения и журналирование</w:t>
       </w:r>
@@ -12953,7 +12994,7 @@
       <w:r>
         <w:t xml:space="preserve"> </w:t>
       </w:r>
-      <w:bookmarkStart w:id="44" w:name="_Toc230001226"/>
+      <w:bookmarkStart w:id="44" w:name="_Toc231402393"/>
       <w:r>
         <w:t>Тестирование и конвейер непрерывной интеграции</w:t>
       </w:r>
@@ -13394,7 +13435,7 @@
           <w:numId w:val="18"/>
         </w:numPr>
       </w:pPr>
-      <w:bookmarkStart w:id="45" w:name="_Toc230001227"/>
+      <w:bookmarkStart w:id="45" w:name="_Toc231402394"/>
       <w:r>
         <w:lastRenderedPageBreak/>
         <w:t>РЕЗУЛ</w:t>
@@ -13414,7 +13455,7 @@
       <w:pPr>
         <w:pStyle w:val="2"/>
       </w:pPr>
-      <w:bookmarkStart w:id="46" w:name="_Toc230001228"/>
+      <w:bookmarkStart w:id="46" w:name="_Toc231402395"/>
       <w:r>
         <w:t xml:space="preserve">3.1 </w:t>
       </w:r>
@@ -13668,7 +13709,6 @@
         <w:t>/</w:t>
       </w:r>
       <w:proofErr w:type="spellStart"/>
-      <w:proofErr w:type="gramStart"/>
       <w:r>
         <w:rPr>
           <w:lang w:val="en-US"/>
@@ -13676,7 +13716,6 @@
         <w:t>minio:latest</w:t>
       </w:r>
       <w:proofErr w:type="spellEnd"/>
-      <w:proofErr w:type="gramEnd"/>
     </w:p>
     <w:p>
       <w:pPr>
@@ -13735,17 +13774,9 @@
         <w:rPr>
           <w:lang w:val="en-US"/>
         </w:rPr>
-        <w:t xml:space="preserve">        MINIO_ROOT_USER: ${MINIO_ACCESS_</w:t>
-      </w:r>
-      <w:proofErr w:type="gramStart"/>
-      <w:r>
-        <w:rPr>
-          <w:lang w:val="en-US"/>
-        </w:rPr>
-        <w:t>KEY:-</w:t>
-      </w:r>
-      <w:proofErr w:type="spellStart"/>
-      <w:proofErr w:type="gramEnd"/>
+        <w:t xml:space="preserve">        MINIO_ROOT_USER: ${MINIO_ACCESS_KEY:-</w:t>
+      </w:r>
+      <w:proofErr w:type="spellStart"/>
       <w:r>
         <w:rPr>
           <w:lang w:val="en-US"/>
@@ -13777,17 +13808,9 @@
         <w:rPr>
           <w:lang w:val="en-US"/>
         </w:rPr>
-        <w:t xml:space="preserve">        MINIO_ROOT_PASSWORD: ${MINIO_SECRET_</w:t>
-      </w:r>
-      <w:proofErr w:type="gramStart"/>
-      <w:r>
-        <w:rPr>
-          <w:lang w:val="en-US"/>
-        </w:rPr>
-        <w:t>KEY:-</w:t>
-      </w:r>
-      <w:proofErr w:type="spellStart"/>
-      <w:proofErr w:type="gramEnd"/>
+        <w:t xml:space="preserve">        MINIO_ROOT_PASSWORD: ${MINIO_SECRET_KEY:-</w:t>
+      </w:r>
+      <w:proofErr w:type="spellStart"/>
       <w:r>
         <w:rPr>
           <w:lang w:val="en-US"/>
@@ -13839,21 +13862,7 @@
         <w:rPr>
           <w:lang w:val="en-US"/>
         </w:rPr>
-        <w:t xml:space="preserve">        - "${MINIO_</w:t>
-      </w:r>
-      <w:proofErr w:type="gramStart"/>
-      <w:r>
-        <w:rPr>
-          <w:lang w:val="en-US"/>
-        </w:rPr>
-        <w:t>PORT:-</w:t>
-      </w:r>
-      <w:proofErr w:type="gramEnd"/>
-      <w:r>
-        <w:rPr>
-          <w:lang w:val="en-US"/>
-        </w:rPr>
-        <w:t>9000}:9000"</w:t>
+        <w:t xml:space="preserve">        - "${MINIO_PORT:-9000}:9000"</w:t>
       </w:r>
     </w:p>
     <w:p>
@@ -13873,21 +13882,7 @@
         <w:rPr>
           <w:lang w:val="en-US"/>
         </w:rPr>
-        <w:t xml:space="preserve">        - "${MINIO_CONSOLE_</w:t>
-      </w:r>
-      <w:proofErr w:type="gramStart"/>
-      <w:r>
-        <w:rPr>
-          <w:lang w:val="en-US"/>
-        </w:rPr>
-        <w:t>PORT:-</w:t>
-      </w:r>
-      <w:proofErr w:type="gramEnd"/>
-      <w:r>
-        <w:rPr>
-          <w:lang w:val="en-US"/>
-        </w:rPr>
-        <w:t>9001}:9001"</w:t>
+        <w:t xml:space="preserve">        - "${MINIO_CONSOLE_PORT:-9001}:9001"</w:t>
       </w:r>
     </w:p>
     <w:p>
@@ -14015,16 +14010,8 @@
         <w:rPr>
           <w:lang w:val="en-US"/>
         </w:rPr>
-        <w:t xml:space="preserve">        context</w:t>
-      </w:r>
-      <w:proofErr w:type="gramStart"/>
-      <w:r>
-        <w:rPr>
-          <w:lang w:val="en-US"/>
-        </w:rPr>
-        <w:t>: .</w:t>
-      </w:r>
-      <w:proofErr w:type="gramEnd"/>
+        <w:t xml:space="preserve">        context: .</w:t>
+      </w:r>
     </w:p>
     <w:p>
       <w:pPr>
@@ -14105,21 +14092,7 @@
         <w:rPr>
           <w:lang w:val="en-US"/>
         </w:rPr>
-        <w:t xml:space="preserve">        - "${TASKS_SERVICE_</w:t>
-      </w:r>
-      <w:proofErr w:type="gramStart"/>
-      <w:r>
-        <w:rPr>
-          <w:lang w:val="en-US"/>
-        </w:rPr>
-        <w:t>PORT:-</w:t>
-      </w:r>
-      <w:proofErr w:type="gramEnd"/>
-      <w:r>
-        <w:rPr>
-          <w:lang w:val="en-US"/>
-        </w:rPr>
-        <w:t>8082}:8082"</w:t>
+        <w:t xml:space="preserve">        - "${TASKS_SERVICE_PORT:-8082}:8082"</w:t>
       </w:r>
     </w:p>
     <w:p>
@@ -14159,21 +14132,7 @@
         <w:rPr>
           <w:lang w:val="en-US"/>
         </w:rPr>
-        <w:t xml:space="preserve">        </w:t>
-      </w:r>
-      <w:proofErr w:type="gramStart"/>
-      <w:r>
-        <w:rPr>
-          <w:lang w:val="en-US"/>
-        </w:rPr>
-        <w:t>- .</w:t>
-      </w:r>
-      <w:proofErr w:type="gramEnd"/>
-      <w:r>
-        <w:rPr>
-          <w:lang w:val="en-US"/>
-        </w:rPr>
-        <w:t>/logs/tasks-service:/app/logs</w:t>
+        <w:t xml:space="preserve">        - ./logs/tasks-service:/app/logs</w:t>
       </w:r>
     </w:p>
     <w:p>
@@ -14268,17 +14227,9 @@
         <w:rPr>
           <w:lang w:val="en-US"/>
         </w:rPr>
-        <w:t xml:space="preserve">        POSTGRES_DB: ${POSTGRES_TASKS_</w:t>
-      </w:r>
-      <w:proofErr w:type="gramStart"/>
-      <w:r>
-        <w:rPr>
-          <w:lang w:val="en-US"/>
-        </w:rPr>
-        <w:t>DB:-</w:t>
-      </w:r>
-      <w:proofErr w:type="spellStart"/>
-      <w:proofErr w:type="gramEnd"/>
+        <w:t xml:space="preserve">        POSTGRES_DB: ${POSTGRES_TASKS_DB:-</w:t>
+      </w:r>
+      <w:proofErr w:type="spellStart"/>
       <w:r>
         <w:rPr>
           <w:lang w:val="en-US"/>
@@ -14310,17 +14261,9 @@
         <w:rPr>
           <w:lang w:val="en-US"/>
         </w:rPr>
-        <w:t xml:space="preserve">        POSTGRES_USER: ${POSTGRES_TASKS_</w:t>
-      </w:r>
-      <w:proofErr w:type="gramStart"/>
-      <w:r>
-        <w:rPr>
-          <w:lang w:val="en-US"/>
-        </w:rPr>
-        <w:t>USER:-</w:t>
-      </w:r>
-      <w:proofErr w:type="spellStart"/>
-      <w:proofErr w:type="gramEnd"/>
+        <w:t xml:space="preserve">        POSTGRES_USER: ${POSTGRES_TASKS_USER:-</w:t>
+      </w:r>
+      <w:proofErr w:type="spellStart"/>
       <w:r>
         <w:rPr>
           <w:lang w:val="en-US"/>
@@ -14352,17 +14295,9 @@
         <w:rPr>
           <w:lang w:val="en-US"/>
         </w:rPr>
-        <w:t xml:space="preserve">        POSTGRES_PASSWORD: ${POSTGRES_TASKS_</w:t>
-      </w:r>
-      <w:proofErr w:type="gramStart"/>
-      <w:r>
-        <w:rPr>
-          <w:lang w:val="en-US"/>
-        </w:rPr>
-        <w:t>PASSWORD:-</w:t>
-      </w:r>
-      <w:proofErr w:type="spellStart"/>
-      <w:proofErr w:type="gramEnd"/>
+        <w:t xml:space="preserve">        POSTGRES_PASSWORD: ${POSTGRES_TASKS_PASSWORD:-</w:t>
+      </w:r>
+      <w:proofErr w:type="spellStart"/>
       <w:r>
         <w:rPr>
           <w:lang w:val="en-US"/>
@@ -14394,21 +14329,7 @@
         <w:rPr>
           <w:lang w:val="en-US"/>
         </w:rPr>
-        <w:t xml:space="preserve">        JWT_SECRET: ${JWT_</w:t>
-      </w:r>
-      <w:proofErr w:type="gramStart"/>
-      <w:r>
-        <w:rPr>
-          <w:lang w:val="en-US"/>
-        </w:rPr>
-        <w:t>SECRET:-</w:t>
-      </w:r>
-      <w:proofErr w:type="gramEnd"/>
-      <w:r>
-        <w:rPr>
-          <w:lang w:val="en-US"/>
-        </w:rPr>
-        <w:t>taskboard-auth-secret-key-min-256-bits-for-hs256}</w:t>
+        <w:t xml:space="preserve">        JWT_SECRET: ${JWT_SECRET:-taskboard-auth-secret-key-min-256-bits-for-hs256}</w:t>
       </w:r>
     </w:p>
     <w:p>
@@ -14448,17 +14369,9 @@
         <w:rPr>
           <w:lang w:val="en-US"/>
         </w:rPr>
-        <w:t xml:space="preserve">        NOTIFICATIONS_INTERNAL_KEY: ${NOTIFICATIONS_INTERNAL_</w:t>
-      </w:r>
-      <w:proofErr w:type="gramStart"/>
-      <w:r>
-        <w:rPr>
-          <w:lang w:val="en-US"/>
-        </w:rPr>
-        <w:t>KEY:-</w:t>
-      </w:r>
-      <w:proofErr w:type="spellStart"/>
-      <w:proofErr w:type="gramEnd"/>
+        <w:t xml:space="preserve">        NOTIFICATIONS_INTERNAL_KEY: ${NOTIFICATIONS_INTERNAL_KEY:-</w:t>
+      </w:r>
+      <w:proofErr w:type="spellStart"/>
       <w:r>
         <w:rPr>
           <w:lang w:val="en-US"/>
@@ -14510,17 +14423,9 @@
         <w:rPr>
           <w:lang w:val="en-US"/>
         </w:rPr>
-        <w:t xml:space="preserve">        MINIO_ACCESS_KEY: ${MINIO_ACCESS_</w:t>
-      </w:r>
-      <w:proofErr w:type="gramStart"/>
-      <w:r>
-        <w:rPr>
-          <w:lang w:val="en-US"/>
-        </w:rPr>
-        <w:t>KEY:-</w:t>
-      </w:r>
-      <w:proofErr w:type="spellStart"/>
-      <w:proofErr w:type="gramEnd"/>
+        <w:t xml:space="preserve">        MINIO_ACCESS_KEY: ${MINIO_ACCESS_KEY:-</w:t>
+      </w:r>
+      <w:proofErr w:type="spellStart"/>
       <w:r>
         <w:rPr>
           <w:lang w:val="en-US"/>
@@ -14552,17 +14457,9 @@
         <w:rPr>
           <w:lang w:val="en-US"/>
         </w:rPr>
-        <w:t xml:space="preserve">        MINIO_SECRET_KEY: ${MINIO_SECRET_</w:t>
-      </w:r>
-      <w:proofErr w:type="gramStart"/>
-      <w:r>
-        <w:rPr>
-          <w:lang w:val="en-US"/>
-        </w:rPr>
-        <w:t>KEY:-</w:t>
-      </w:r>
-      <w:proofErr w:type="spellStart"/>
-      <w:proofErr w:type="gramEnd"/>
+        <w:t xml:space="preserve">        MINIO_SECRET_KEY: ${MINIO_SECRET_KEY:-</w:t>
+      </w:r>
+      <w:proofErr w:type="spellStart"/>
       <w:r>
         <w:rPr>
           <w:lang w:val="en-US"/>
@@ -14594,17 +14491,9 @@
         <w:rPr>
           <w:lang w:val="en-US"/>
         </w:rPr>
-        <w:t xml:space="preserve">        MINIO_BUCKET: ${MINIO_</w:t>
-      </w:r>
-      <w:proofErr w:type="gramStart"/>
-      <w:r>
-        <w:rPr>
-          <w:lang w:val="en-US"/>
-        </w:rPr>
-        <w:t>BUCKET:-</w:t>
-      </w:r>
-      <w:proofErr w:type="spellStart"/>
-      <w:proofErr w:type="gramEnd"/>
+        <w:t xml:space="preserve">        MINIO_BUCKET: ${MINIO_BUCKET:-</w:t>
+      </w:r>
+      <w:proofErr w:type="spellStart"/>
       <w:r>
         <w:rPr>
           <w:lang w:val="en-US"/>
@@ -14656,21 +14545,7 @@
         <w:rPr>
           <w:lang w:val="en-US"/>
         </w:rPr>
-        <w:t xml:space="preserve">        LOG_LEVEL: ${LOG_</w:t>
-      </w:r>
-      <w:proofErr w:type="gramStart"/>
-      <w:r>
-        <w:rPr>
-          <w:lang w:val="en-US"/>
-        </w:rPr>
-        <w:t>LEVEL:-</w:t>
-      </w:r>
-      <w:proofErr w:type="gramEnd"/>
-      <w:r>
-        <w:rPr>
-          <w:lang w:val="en-US"/>
-        </w:rPr>
-        <w:t>INFO}</w:t>
+        <w:t xml:space="preserve">        LOG_LEVEL: ${LOG_LEVEL:-INFO}</w:t>
       </w:r>
     </w:p>
     <w:p>
@@ -14902,16 +14777,8 @@
         <w:rPr>
           <w:lang w:val="en-US"/>
         </w:rPr>
-        <w:t xml:space="preserve">        context</w:t>
-      </w:r>
-      <w:proofErr w:type="gramStart"/>
-      <w:r>
-        <w:rPr>
-          <w:lang w:val="en-US"/>
-        </w:rPr>
-        <w:t>: .</w:t>
-      </w:r>
-      <w:proofErr w:type="gramEnd"/>
+        <w:t xml:space="preserve">        context: .</w:t>
+      </w:r>
     </w:p>
     <w:p>
       <w:pPr>
@@ -14992,21 +14859,7 @@
         <w:rPr>
           <w:lang w:val="en-US"/>
         </w:rPr>
-        <w:t xml:space="preserve">        - "${ANALYTICS_SERVICE_</w:t>
-      </w:r>
-      <w:proofErr w:type="gramStart"/>
-      <w:r>
-        <w:rPr>
-          <w:lang w:val="en-US"/>
-        </w:rPr>
-        <w:t>PORT:-</w:t>
-      </w:r>
-      <w:proofErr w:type="gramEnd"/>
-      <w:r>
-        <w:rPr>
-          <w:lang w:val="en-US"/>
-        </w:rPr>
-        <w:t>8083}:8083"</w:t>
+        <w:t xml:space="preserve">        - "${ANALYTICS_SERVICE_PORT:-8083}:8083"</w:t>
       </w:r>
     </w:p>
     <w:p>
@@ -15046,21 +14899,7 @@
         <w:rPr>
           <w:lang w:val="en-US"/>
         </w:rPr>
-        <w:t xml:space="preserve">        </w:t>
-      </w:r>
-      <w:proofErr w:type="gramStart"/>
-      <w:r>
-        <w:rPr>
-          <w:lang w:val="en-US"/>
-        </w:rPr>
-        <w:t>- .</w:t>
-      </w:r>
-      <w:proofErr w:type="gramEnd"/>
-      <w:r>
-        <w:rPr>
-          <w:lang w:val="en-US"/>
-        </w:rPr>
-        <w:t>/logs/analytics-service:/app/logs</w:t>
+        <w:t xml:space="preserve">        - ./logs/analytics-service:/app/logs</w:t>
       </w:r>
     </w:p>
     <w:p>
@@ -15154,17 +14993,9 @@
         <w:rPr>
           <w:lang w:val="en-US"/>
         </w:rPr>
-        <w:t xml:space="preserve">        POSTGRES_DB: ${POSTGRES_ANALYTICS_</w:t>
-      </w:r>
-      <w:proofErr w:type="gramStart"/>
-      <w:r>
-        <w:rPr>
-          <w:lang w:val="en-US"/>
-        </w:rPr>
-        <w:t>DB:-</w:t>
-      </w:r>
-      <w:proofErr w:type="spellStart"/>
-      <w:proofErr w:type="gramEnd"/>
+        <w:t xml:space="preserve">        POSTGRES_DB: ${POSTGRES_ANALYTICS_DB:-</w:t>
+      </w:r>
+      <w:proofErr w:type="spellStart"/>
       <w:r>
         <w:rPr>
           <w:lang w:val="en-US"/>
@@ -15196,17 +15027,9 @@
         <w:rPr>
           <w:lang w:val="en-US"/>
         </w:rPr>
-        <w:t xml:space="preserve">        POSTGRES_USER: ${POSTGRES_ANALYTICS_</w:t>
-      </w:r>
-      <w:proofErr w:type="gramStart"/>
-      <w:r>
-        <w:rPr>
-          <w:lang w:val="en-US"/>
-        </w:rPr>
-        <w:t>USER:-</w:t>
-      </w:r>
-      <w:proofErr w:type="spellStart"/>
-      <w:proofErr w:type="gramEnd"/>
+        <w:t xml:space="preserve">        POSTGRES_USER: ${POSTGRES_ANALYTICS_USER:-</w:t>
+      </w:r>
+      <w:proofErr w:type="spellStart"/>
       <w:r>
         <w:rPr>
           <w:lang w:val="en-US"/>
@@ -15238,17 +15061,9 @@
         <w:rPr>
           <w:lang w:val="en-US"/>
         </w:rPr>
-        <w:t xml:space="preserve">        POSTGRES_PASSWORD: ${POSTGRES_ANALYTICS_</w:t>
-      </w:r>
-      <w:proofErr w:type="gramStart"/>
-      <w:r>
-        <w:rPr>
-          <w:lang w:val="en-US"/>
-        </w:rPr>
-        <w:t>PASSWORD:-</w:t>
-      </w:r>
-      <w:proofErr w:type="spellStart"/>
-      <w:proofErr w:type="gramEnd"/>
+        <w:t xml:space="preserve">        POSTGRES_PASSWORD: ${POSTGRES_ANALYTICS_PASSWORD:-</w:t>
+      </w:r>
+      <w:proofErr w:type="spellStart"/>
       <w:r>
         <w:rPr>
           <w:lang w:val="en-US"/>
@@ -15280,21 +15095,7 @@
         <w:rPr>
           <w:lang w:val="en-US"/>
         </w:rPr>
-        <w:t xml:space="preserve">        JWT_SECRET: ${JWT_</w:t>
-      </w:r>
-      <w:proofErr w:type="gramStart"/>
-      <w:r>
-        <w:rPr>
-          <w:lang w:val="en-US"/>
-        </w:rPr>
-        <w:t>SECRET:-</w:t>
-      </w:r>
-      <w:proofErr w:type="gramEnd"/>
-      <w:r>
-        <w:rPr>
-          <w:lang w:val="en-US"/>
-        </w:rPr>
-        <w:t>taskboard-auth-secret-key-min-256-bits-for-hs256}</w:t>
+        <w:t xml:space="preserve">        JWT_SECRET: ${JWT_SECRET:-taskboard-auth-secret-key-min-256-bits-for-hs256}</w:t>
       </w:r>
     </w:p>
     <w:p>
@@ -15314,17 +15115,9 @@
         <w:rPr>
           <w:lang w:val="en-US"/>
         </w:rPr>
-        <w:t xml:space="preserve">        NOTIFICATIONS_INTERNAL_KEY: ${NOTIFICATIONS_INTERNAL_</w:t>
-      </w:r>
-      <w:proofErr w:type="gramStart"/>
-      <w:r>
-        <w:rPr>
-          <w:lang w:val="en-US"/>
-        </w:rPr>
-        <w:t>KEY:-</w:t>
-      </w:r>
-      <w:proofErr w:type="spellStart"/>
-      <w:proofErr w:type="gramEnd"/>
+        <w:t xml:space="preserve">        NOTIFICATIONS_INTERNAL_KEY: ${NOTIFICATIONS_INTERNAL_KEY:-</w:t>
+      </w:r>
+      <w:proofErr w:type="spellStart"/>
       <w:r>
         <w:rPr>
           <w:lang w:val="en-US"/>
@@ -15416,21 +15209,7 @@
         <w:rPr>
           <w:lang w:val="en-US"/>
         </w:rPr>
-        <w:t xml:space="preserve">        LOG_LEVEL: ${LOG_</w:t>
-      </w:r>
-      <w:proofErr w:type="gramStart"/>
-      <w:r>
-        <w:rPr>
-          <w:lang w:val="en-US"/>
-        </w:rPr>
-        <w:t>LEVEL:-</w:t>
-      </w:r>
-      <w:proofErr w:type="gramEnd"/>
-      <w:r>
-        <w:rPr>
-          <w:lang w:val="en-US"/>
-        </w:rPr>
-        <w:t>INFO}</w:t>
+        <w:t xml:space="preserve">        LOG_LEVEL: ${LOG_LEVEL:-INFO}</w:t>
       </w:r>
     </w:p>
     <w:p>
@@ -16051,7 +15830,7 @@
       <w:pPr>
         <w:pStyle w:val="2"/>
       </w:pPr>
-      <w:bookmarkStart w:id="47" w:name="_Toc230001229"/>
+      <w:bookmarkStart w:id="47" w:name="_Toc231402396"/>
       <w:r>
         <w:t xml:space="preserve">3.2 </w:t>
       </w:r>
@@ -16387,21 +16166,7 @@
         <w:rPr>
           <w:lang w:val="en-US"/>
         </w:rPr>
-        <w:t xml:space="preserve">        public List&lt;Project&gt; </w:t>
-      </w:r>
-      <w:proofErr w:type="gramStart"/>
-      <w:r>
-        <w:rPr>
-          <w:lang w:val="en-US"/>
-        </w:rPr>
-        <w:t>list(</w:t>
-      </w:r>
-      <w:proofErr w:type="gramEnd"/>
-      <w:r>
-        <w:rPr>
-          <w:lang w:val="en-US"/>
-        </w:rPr>
-        <w:t>Authentication auth) {</w:t>
+        <w:t xml:space="preserve">        public List&lt;Project&gt; list(Authentication auth) {</w:t>
       </w:r>
     </w:p>
     <w:p>
@@ -16523,21 +16288,7 @@
         <w:rPr>
           <w:lang w:val="en-US"/>
         </w:rPr>
-        <w:t xml:space="preserve">&lt;Project&gt; </w:t>
-      </w:r>
-      <w:proofErr w:type="gramStart"/>
-      <w:r>
-        <w:rPr>
-          <w:lang w:val="en-US"/>
-        </w:rPr>
-        <w:t>get(</w:t>
-      </w:r>
-      <w:proofErr w:type="gramEnd"/>
-      <w:r>
-        <w:rPr>
-          <w:lang w:val="en-US"/>
-        </w:rPr>
-        <w:t>@PathVariable Long id, Authentication auth) {</w:t>
+        <w:t>&lt;Project&gt; get(@PathVariable Long id, Authentication auth) {</w:t>
       </w:r>
     </w:p>
     <w:p>
@@ -16560,7 +16311,6 @@
         <w:t xml:space="preserve">            return </w:t>
       </w:r>
       <w:proofErr w:type="spellStart"/>
-      <w:proofErr w:type="gramStart"/>
       <w:r>
         <w:rPr>
           <w:lang w:val="en-US"/>
@@ -16572,14 +16322,7 @@
         <w:rPr>
           <w:lang w:val="en-US"/>
         </w:rPr>
-        <w:t>(</w:t>
-      </w:r>
-      <w:proofErr w:type="gramEnd"/>
-      <w:r>
-        <w:rPr>
-          <w:lang w:val="en-US"/>
-        </w:rPr>
-        <w:t>id, auth);</w:t>
+        <w:t>(id, auth);</w:t>
       </w:r>
     </w:p>
     <w:p>
@@ -16667,21 +16410,7 @@
         <w:rPr>
           <w:lang w:val="en-US"/>
         </w:rPr>
-        <w:t xml:space="preserve">&lt;Project&gt; </w:t>
-      </w:r>
-      <w:proofErr w:type="gramStart"/>
-      <w:r>
-        <w:rPr>
-          <w:lang w:val="en-US"/>
-        </w:rPr>
-        <w:t>create(</w:t>
-      </w:r>
-      <w:proofErr w:type="gramEnd"/>
-      <w:r>
-        <w:rPr>
-          <w:lang w:val="en-US"/>
-        </w:rPr>
-        <w:t xml:space="preserve">@Valid @RequestBody </w:t>
+        <w:t xml:space="preserve">&lt;Project&gt; create(@Valid @RequestBody </w:t>
       </w:r>
       <w:proofErr w:type="spellStart"/>
       <w:r>
@@ -16813,7 +16542,7 @@
       <w:pPr>
         <w:pStyle w:val="2"/>
       </w:pPr>
-      <w:bookmarkStart w:id="48" w:name="_Toc230001230"/>
+      <w:bookmarkStart w:id="48" w:name="_Toc231402397"/>
       <w:r>
         <w:t xml:space="preserve">3.3 </w:t>
       </w:r>
@@ -16890,21 +16619,7 @@
         <w:rPr>
           <w:lang w:val="en-US"/>
         </w:rPr>
-        <w:t xml:space="preserve">&lt;?&gt; </w:t>
-      </w:r>
-      <w:proofErr w:type="gramStart"/>
-      <w:r>
-        <w:rPr>
-          <w:lang w:val="en-US"/>
-        </w:rPr>
-        <w:t>listTasks(</w:t>
-      </w:r>
-      <w:proofErr w:type="gramEnd"/>
-      <w:r>
-        <w:rPr>
-          <w:lang w:val="en-US"/>
-        </w:rPr>
-        <w:t xml:space="preserve">Long </w:t>
+        <w:t xml:space="preserve">&lt;?&gt; listTasks(Long </w:t>
       </w:r>
       <w:proofErr w:type="spellStart"/>
       <w:r>
@@ -17453,7 +17168,6 @@
         <w:t xml:space="preserve">            if (</w:t>
       </w:r>
       <w:proofErr w:type="spellStart"/>
-      <w:proofErr w:type="gramStart"/>
       <w:r>
         <w:rPr>
           <w:lang w:val="en-US"/>
@@ -17465,14 +17179,7 @@
         <w:rPr>
           <w:lang w:val="en-US"/>
         </w:rPr>
-        <w:t xml:space="preserve"> !</w:t>
-      </w:r>
-      <w:proofErr w:type="gramEnd"/>
-      <w:r>
-        <w:rPr>
-          <w:lang w:val="en-US"/>
-        </w:rPr>
-        <w:t>= null) {</w:t>
+        <w:t xml:space="preserve"> != null) {</w:t>
       </w:r>
     </w:p>
     <w:p>
@@ -17492,14 +17199,7 @@
         <w:rPr>
           <w:lang w:val="en-US"/>
         </w:rPr>
-        <w:t xml:space="preserve">                if </w:t>
-      </w:r>
-      <w:proofErr w:type="gramStart"/>
-      <w:r>
-        <w:rPr>
-          <w:lang w:val="en-US"/>
-        </w:rPr>
-        <w:t>(!</w:t>
+        <w:t xml:space="preserve">                if (!</w:t>
       </w:r>
       <w:proofErr w:type="spellStart"/>
       <w:r>
@@ -17509,7 +17209,6 @@
         <w:t>allowedProjectIds.contains</w:t>
       </w:r>
       <w:proofErr w:type="spellEnd"/>
-      <w:proofErr w:type="gramEnd"/>
       <w:r>
         <w:rPr>
           <w:lang w:val="en-US"/>
@@ -17880,7 +17579,6 @@
         <w:t xml:space="preserve">        if (</w:t>
       </w:r>
       <w:proofErr w:type="spellStart"/>
-      <w:proofErr w:type="gramStart"/>
       <w:r>
         <w:rPr>
           <w:lang w:val="en-US"/>
@@ -17892,14 +17590,7 @@
         <w:rPr>
           <w:lang w:val="en-US"/>
         </w:rPr>
-        <w:t xml:space="preserve"> !</w:t>
-      </w:r>
-      <w:proofErr w:type="gramEnd"/>
-      <w:r>
-        <w:rPr>
-          <w:lang w:val="en-US"/>
-        </w:rPr>
-        <w:t>= null) {</w:t>
+        <w:t xml:space="preserve"> != null) {</w:t>
       </w:r>
     </w:p>
     <w:p>
@@ -18038,7 +17729,6 @@
         <w:t xml:space="preserve">        if (</w:t>
       </w:r>
       <w:proofErr w:type="spellStart"/>
-      <w:proofErr w:type="gramStart"/>
       <w:r>
         <w:rPr>
           <w:lang w:val="en-US"/>
@@ -18050,14 +17740,7 @@
         <w:rPr>
           <w:lang w:val="en-US"/>
         </w:rPr>
-        <w:t xml:space="preserve"> !</w:t>
-      </w:r>
-      <w:proofErr w:type="gramEnd"/>
-      <w:r>
-        <w:rPr>
-          <w:lang w:val="en-US"/>
-        </w:rPr>
-        <w:t>= null) {</w:t>
+        <w:t xml:space="preserve"> != null) {</w:t>
       </w:r>
     </w:p>
     <w:p>
@@ -18240,7 +17923,7 @@
         </w:rPr>
         <w:t xml:space="preserve"> </w:t>
       </w:r>
-      <w:bookmarkStart w:id="49" w:name="_Toc230001231"/>
+      <w:bookmarkStart w:id="49" w:name="_Toc231402398"/>
       <w:r>
         <w:rPr>
           <w:noProof/>
@@ -18351,7 +18034,6 @@
         <w:t xml:space="preserve">&gt; </w:t>
       </w:r>
       <w:proofErr w:type="spellStart"/>
-      <w:proofErr w:type="gramStart"/>
       <w:r>
         <w:rPr>
           <w:lang w:val="en-US"/>
@@ -18365,7 +18047,6 @@
         </w:rPr>
         <w:t>(</w:t>
       </w:r>
-      <w:proofErr w:type="gramEnd"/>
     </w:p>
     <w:p>
       <w:pPr>
@@ -18384,21 +18065,7 @@
         <w:rPr>
           <w:lang w:val="en-US"/>
         </w:rPr>
-        <w:t xml:space="preserve">            @</w:t>
-      </w:r>
-      <w:proofErr w:type="gramStart"/>
-      <w:r>
-        <w:rPr>
-          <w:lang w:val="en-US"/>
-        </w:rPr>
-        <w:t>RequestHeader(</w:t>
-      </w:r>
-      <w:proofErr w:type="gramEnd"/>
-      <w:r>
-        <w:rPr>
-          <w:lang w:val="en-US"/>
-        </w:rPr>
-        <w:t xml:space="preserve">value = "X-Internal-Key", required = false) String </w:t>
+        <w:t xml:space="preserve">            @RequestHeader(value = "X-Internal-Key", required = false) String </w:t>
       </w:r>
       <w:proofErr w:type="spellStart"/>
       <w:r>
@@ -18494,17 +18161,9 @@
         <w:rPr>
           <w:lang w:val="en-US"/>
         </w:rPr>
-        <w:t xml:space="preserve"> == null |</w:t>
-      </w:r>
-      <w:proofErr w:type="gramStart"/>
-      <w:r>
-        <w:rPr>
-          <w:lang w:val="en-US"/>
-        </w:rPr>
-        <w:t>| !</w:t>
-      </w:r>
-      <w:proofErr w:type="spellStart"/>
-      <w:proofErr w:type="gramEnd"/>
+        <w:t xml:space="preserve"> == null || !</w:t>
+      </w:r>
+      <w:proofErr w:type="spellStart"/>
       <w:r>
         <w:rPr>
           <w:lang w:val="en-US"/>
@@ -18564,21 +18223,7 @@
         <w:rPr>
           <w:lang w:val="en-US"/>
         </w:rPr>
-        <w:t>(401</w:t>
-      </w:r>
-      <w:proofErr w:type="gramStart"/>
-      <w:r>
-        <w:rPr>
-          <w:lang w:val="en-US"/>
-        </w:rPr>
-        <w:t>).build</w:t>
-      </w:r>
-      <w:proofErr w:type="gramEnd"/>
-      <w:r>
-        <w:rPr>
-          <w:lang w:val="en-US"/>
-        </w:rPr>
-        <w:t>();</w:t>
+        <w:t>(401).build();</w:t>
       </w:r>
     </w:p>
     <w:p>
@@ -18681,7 +18326,7 @@
       <w:pPr>
         <w:pStyle w:val="2"/>
       </w:pPr>
-      <w:bookmarkStart w:id="50" w:name="_Toc230001232"/>
+      <w:bookmarkStart w:id="50" w:name="_Toc231402399"/>
       <w:r>
         <w:lastRenderedPageBreak/>
         <w:t xml:space="preserve">3.5 </w:t>
@@ -19310,7 +18955,6 @@
         <w:t xml:space="preserve"> -B -pl tasks-</w:t>
       </w:r>
       <w:proofErr w:type="spellStart"/>
-      <w:proofErr w:type="gramStart"/>
       <w:r>
         <w:rPr>
           <w:lang w:val="en-US"/>
@@ -19318,7 +18962,6 @@
         <w:t>service,analytics</w:t>
       </w:r>
       <w:proofErr w:type="spellEnd"/>
-      <w:proofErr w:type="gramEnd"/>
       <w:r>
         <w:rPr>
           <w:lang w:val="en-US"/>
@@ -20124,21 +19767,7 @@
         <w:rPr>
           <w:lang w:val="en-US"/>
         </w:rPr>
-        <w:t xml:space="preserve"> in {</w:t>
-      </w:r>
-      <w:proofErr w:type="gramStart"/>
-      <w:r>
-        <w:rPr>
-          <w:lang w:val="en-US"/>
-        </w:rPr>
-        <w:t>1..</w:t>
-      </w:r>
-      <w:proofErr w:type="gramEnd"/>
-      <w:r>
-        <w:rPr>
-          <w:lang w:val="en-US"/>
-        </w:rPr>
-        <w:t>60}; do</w:t>
+        <w:t xml:space="preserve"> in {1..60}; do</w:t>
       </w:r>
     </w:p>
     <w:p>
@@ -20442,7 +20071,6 @@
       <w:r>
         <w:t xml:space="preserve"> </w:t>
       </w:r>
-      <w:proofErr w:type="gramStart"/>
       <w:r>
         <w:rPr>
           <w:lang w:val="en-US"/>
@@ -20458,7 +20086,6 @@
         </w:rPr>
         <w:t>e</w:t>
       </w:r>
-      <w:proofErr w:type="gramEnd"/>
       <w:r>
         <w:t>2</w:t>
       </w:r>
@@ -20484,7 +20111,7 @@
       <w:pPr>
         <w:pStyle w:val="2"/>
       </w:pPr>
-      <w:bookmarkStart w:id="51" w:name="_Toc230001233"/>
+      <w:bookmarkStart w:id="51" w:name="_Toc231402400"/>
       <w:r>
         <w:lastRenderedPageBreak/>
         <w:t xml:space="preserve">3.6 </w:t>
@@ -20548,7 +20175,7 @@
       <w:pPr>
         <w:pStyle w:val="1"/>
       </w:pPr>
-      <w:bookmarkStart w:id="52" w:name="_Toc230001234"/>
+      <w:bookmarkStart w:id="52" w:name="_Toc231402401"/>
       <w:r>
         <w:lastRenderedPageBreak/>
         <w:t>ЗАКЛЮЧЕНИЕ</w:t>
@@ -20660,7 +20287,7 @@
       <w:pPr>
         <w:pStyle w:val="1"/>
       </w:pPr>
-      <w:bookmarkStart w:id="53" w:name="_Toc230001235"/>
+      <w:bookmarkStart w:id="53" w:name="_Toc231402402"/>
       <w:r>
         <w:lastRenderedPageBreak/>
         <w:t>СПИСОК ИСПОЛЬЗОВАННЫХ ИСТОЧНИКОВ</w:t>
@@ -21091,7 +20718,7 @@
       <w:pPr>
         <w:pStyle w:val="1"/>
       </w:pPr>
-      <w:bookmarkStart w:id="54" w:name="_Toc230001236"/>
+      <w:bookmarkStart w:id="54" w:name="_Toc231402403"/>
       <w:r>
         <w:lastRenderedPageBreak/>
         <w:t>ПРИЛОЖЕНИЕ</w:t>
@@ -25579,6 +25206,7 @@
   <w:style w:type="character" w:default="1" w:styleId="a0">
     <w:name w:val="Default Paragraph Font"/>
     <w:uiPriority w:val="1"/>
+    <w:semiHidden/>
     <w:unhideWhenUsed/>
   </w:style>
   <w:style w:type="table" w:default="1" w:styleId="a1">

--- a/docs/vkr/ВКРБ.docx
+++ b/docs/vkr/ВКРБ.docx
@@ -437,7 +437,7 @@
           </mc:Choice>
           <mc:Fallback>
             <w:pict>
-              <v:shapetype w14:anchorId="0056096C" id="_x0000_t32" coordsize="21600,21600" o:spt="32" o:oned="t" path="m,l21600,21600e" filled="f">
+              <v:shapetype w14:anchorId="237B8A00" id="_x0000_t32" coordsize="21600,21600" o:spt="32" o:oned="t" path="m,l21600,21600e" filled="f">
                 <v:path arrowok="t" fillok="f" o:connecttype="none"/>
                 <o:lock v:ext="edit" shapetype="t"/>
               </v:shapetype>
@@ -1327,7 +1327,17 @@
           <w:sz w:val="24"/>
           <w:lang w:eastAsia="ru-RU"/>
         </w:rPr>
-        <w:t xml:space="preserve">На тему: </w:t>
+        <w:t xml:space="preserve">На </w:t>
+      </w:r>
+      <w:proofErr w:type="gramStart"/>
+      <w:r>
+        <w:rPr>
+          <w:rFonts w:eastAsia="Times New Roman" w:cs="Times New Roman"/>
+          <w:spacing w:val="-2"/>
+          <w:sz w:val="24"/>
+          <w:lang w:eastAsia="ru-RU"/>
+        </w:rPr>
+        <w:t xml:space="preserve">тему: </w:t>
       </w:r>
       <w:r>
         <w:rPr>
@@ -1346,26 +1356,9 @@
           <w:u w:val="single"/>
           <w:lang w:eastAsia="ru-RU"/>
         </w:rPr>
-        <w:t>Микросервисное веб-приложение для управления внутренними задачами,</w:t>
-      </w:r>
-      <w:r>
-        <w:rPr>
-          <w:rFonts w:eastAsia="Times New Roman" w:cs="Times New Roman"/>
-          <w:spacing w:val="-2"/>
-          <w:u w:val="single"/>
-          <w:lang w:eastAsia="ru-RU"/>
-        </w:rPr>
-        <w:t xml:space="preserve"> </w:t>
-      </w:r>
-      <w:r>
-        <w:rPr>
-          <w:rFonts w:eastAsia="Times New Roman" w:cs="Times New Roman"/>
-          <w:spacing w:val="-2"/>
-          <w:u w:val="single"/>
-          <w:lang w:eastAsia="ru-RU"/>
-        </w:rPr>
-        <w:tab/>
-      </w:r>
+        <w:t>Микросервисное</w:t>
+      </w:r>
+      <w:proofErr w:type="gramEnd"/>
       <w:r>
         <w:rPr>
           <w:rFonts w:eastAsia="Times New Roman" w:cs="Times New Roman"/>
@@ -1374,7 +1367,7 @@
           <w:u w:val="single"/>
           <w:lang w:eastAsia="ru-RU"/>
         </w:rPr>
-        <w:t xml:space="preserve"> проектами и коммуникацией команды</w:t>
+        <w:t xml:space="preserve"> веб-приложение для управления внутренними задачами,</w:t>
       </w:r>
       <w:r>
         <w:rPr>
@@ -1383,7 +1376,7 @@
           <w:u w:val="single"/>
           <w:lang w:eastAsia="ru-RU"/>
         </w:rPr>
-        <w:tab/>
+        <w:t xml:space="preserve"> </w:t>
       </w:r>
       <w:r>
         <w:rPr>
@@ -1393,758 +1386,6 @@
           <w:lang w:eastAsia="ru-RU"/>
         </w:rPr>
         <w:tab/>
-      </w:r>
-      <w:r>
-        <w:rPr>
-          <w:rFonts w:eastAsia="Times New Roman" w:cs="Times New Roman"/>
-          <w:spacing w:val="-2"/>
-          <w:u w:val="single"/>
-          <w:lang w:eastAsia="ru-RU"/>
-        </w:rPr>
-        <w:tab/>
-      </w:r>
-      <w:r>
-        <w:rPr>
-          <w:rFonts w:eastAsia="Times New Roman" w:cs="Times New Roman"/>
-          <w:spacing w:val="-2"/>
-          <w:u w:val="single"/>
-          <w:lang w:eastAsia="ru-RU"/>
-        </w:rPr>
-        <w:tab/>
-      </w:r>
-      <w:r>
-        <w:rPr>
-          <w:rFonts w:eastAsia="Times New Roman" w:cs="Times New Roman"/>
-          <w:spacing w:val="-2"/>
-          <w:u w:val="single"/>
-          <w:lang w:eastAsia="ru-RU"/>
-        </w:rPr>
-        <w:tab/>
-      </w:r>
-      <w:r>
-        <w:rPr>
-          <w:rFonts w:eastAsia="Times New Roman" w:cs="Times New Roman"/>
-          <w:spacing w:val="-2"/>
-          <w:u w:val="single"/>
-          <w:lang w:eastAsia="ru-RU"/>
-        </w:rPr>
-        <w:tab/>
-      </w:r>
-      <w:r>
-        <w:rPr>
-          <w:rFonts w:eastAsia="Times New Roman" w:cs="Times New Roman"/>
-          <w:spacing w:val="-2"/>
-          <w:u w:val="single"/>
-          <w:lang w:eastAsia="ru-RU"/>
-        </w:rPr>
-        <w:tab/>
-      </w:r>
-      <w:r>
-        <w:rPr>
-          <w:rFonts w:eastAsia="Times New Roman" w:cs="Times New Roman"/>
-          <w:spacing w:val="-2"/>
-          <w:u w:val="single"/>
-          <w:lang w:eastAsia="ru-RU"/>
-        </w:rPr>
-        <w:tab/>
-      </w:r>
-      <w:r>
-        <w:rPr>
-          <w:rFonts w:eastAsia="Times New Roman" w:cs="Times New Roman"/>
-          <w:spacing w:val="-2"/>
-          <w:u w:val="single"/>
-          <w:lang w:eastAsia="ru-RU"/>
-        </w:rPr>
-        <w:tab/>
-      </w:r>
-      <w:r>
-        <w:rPr>
-          <w:rFonts w:eastAsia="Times New Roman" w:cs="Times New Roman"/>
-          <w:spacing w:val="-2"/>
-          <w:u w:val="single"/>
-          <w:lang w:eastAsia="ru-RU"/>
-        </w:rPr>
-        <w:tab/>
-      </w:r>
-      <w:r>
-        <w:rPr>
-          <w:rFonts w:eastAsia="Times New Roman" w:cs="Times New Roman"/>
-          <w:spacing w:val="-2"/>
-          <w:u w:val="single"/>
-          <w:lang w:eastAsia="ru-RU"/>
-        </w:rPr>
-        <w:tab/>
-      </w:r>
-      <w:r>
-        <w:rPr>
-          <w:rFonts w:eastAsia="Times New Roman" w:cs="Times New Roman"/>
-          <w:spacing w:val="-2"/>
-          <w:u w:val="single"/>
-          <w:lang w:eastAsia="ru-RU"/>
-        </w:rPr>
-        <w:tab/>
-      </w:r>
-      <w:r>
-        <w:rPr>
-          <w:rFonts w:eastAsia="Times New Roman" w:cs="Times New Roman"/>
-          <w:spacing w:val="-2"/>
-          <w:u w:val="single"/>
-          <w:lang w:eastAsia="ru-RU"/>
-        </w:rPr>
-        <w:tab/>
-      </w:r>
-      <w:r>
-        <w:rPr>
-          <w:rFonts w:eastAsia="Times New Roman" w:cs="Times New Roman"/>
-          <w:spacing w:val="-2"/>
-          <w:u w:val="single"/>
-          <w:lang w:eastAsia="ru-RU"/>
-        </w:rPr>
-        <w:tab/>
-      </w:r>
-      <w:r>
-        <w:rPr>
-          <w:rFonts w:eastAsia="Times New Roman" w:cs="Times New Roman"/>
-          <w:spacing w:val="-2"/>
-          <w:u w:val="single"/>
-          <w:lang w:eastAsia="ru-RU"/>
-        </w:rPr>
-        <w:tab/>
-      </w:r>
-      <w:r>
-        <w:rPr>
-          <w:rFonts w:eastAsia="Times New Roman" w:cs="Times New Roman"/>
-          <w:spacing w:val="-2"/>
-          <w:u w:val="single"/>
-          <w:lang w:eastAsia="ru-RU"/>
-        </w:rPr>
-        <w:tab/>
-      </w:r>
-      <w:r>
-        <w:rPr>
-          <w:rFonts w:eastAsia="Times New Roman" w:cs="Times New Roman"/>
-          <w:spacing w:val="-2"/>
-          <w:u w:val="single"/>
-          <w:lang w:eastAsia="ru-RU"/>
-        </w:rPr>
-        <w:tab/>
-      </w:r>
-      <w:r>
-        <w:rPr>
-          <w:rFonts w:eastAsia="Times New Roman" w:cs="Times New Roman"/>
-          <w:spacing w:val="-2"/>
-          <w:u w:val="single"/>
-          <w:lang w:eastAsia="ru-RU"/>
-        </w:rPr>
-        <w:tab/>
-      </w:r>
-      <w:r>
-        <w:rPr>
-          <w:rFonts w:eastAsia="Times New Roman" w:cs="Times New Roman"/>
-          <w:spacing w:val="-2"/>
-          <w:u w:val="single"/>
-          <w:lang w:eastAsia="ru-RU"/>
-        </w:rPr>
-        <w:tab/>
-      </w:r>
-      <w:r>
-        <w:rPr>
-          <w:rFonts w:eastAsia="Times New Roman" w:cs="Times New Roman"/>
-          <w:spacing w:val="-2"/>
-          <w:u w:val="single"/>
-          <w:lang w:eastAsia="ru-RU"/>
-        </w:rPr>
-        <w:tab/>
-      </w:r>
-      <w:r>
-        <w:rPr>
-          <w:rFonts w:eastAsia="Times New Roman" w:cs="Times New Roman"/>
-          <w:spacing w:val="-2"/>
-          <w:u w:val="single"/>
-          <w:lang w:eastAsia="ru-RU"/>
-        </w:rPr>
-        <w:tab/>
-      </w:r>
-      <w:r>
-        <w:rPr>
-          <w:rFonts w:eastAsia="Times New Roman" w:cs="Times New Roman"/>
-          <w:spacing w:val="-2"/>
-          <w:u w:val="single"/>
-          <w:lang w:eastAsia="ru-RU"/>
-        </w:rPr>
-        <w:tab/>
-      </w:r>
-      <w:r>
-        <w:rPr>
-          <w:rFonts w:eastAsia="Times New Roman" w:cs="Times New Roman"/>
-          <w:spacing w:val="-2"/>
-          <w:u w:val="single"/>
-          <w:lang w:eastAsia="ru-RU"/>
-        </w:rPr>
-        <w:tab/>
-      </w:r>
-      <w:r>
-        <w:rPr>
-          <w:rFonts w:eastAsia="Times New Roman" w:cs="Times New Roman"/>
-          <w:spacing w:val="-2"/>
-          <w:u w:val="single"/>
-          <w:lang w:eastAsia="ru-RU"/>
-        </w:rPr>
-        <w:tab/>
-      </w:r>
-      <w:r>
-        <w:rPr>
-          <w:rFonts w:eastAsia="Times New Roman" w:cs="Times New Roman"/>
-          <w:spacing w:val="-2"/>
-          <w:u w:val="single"/>
-          <w:lang w:eastAsia="ru-RU"/>
-        </w:rPr>
-        <w:tab/>
-      </w:r>
-      <w:r>
-        <w:rPr>
-          <w:rFonts w:eastAsia="Times New Roman" w:cs="Times New Roman"/>
-          <w:spacing w:val="-2"/>
-          <w:u w:val="single"/>
-          <w:lang w:eastAsia="ru-RU"/>
-        </w:rPr>
-        <w:tab/>
-      </w:r>
-      <w:r>
-        <w:rPr>
-          <w:rFonts w:eastAsia="Times New Roman" w:cs="Times New Roman"/>
-          <w:spacing w:val="-2"/>
-          <w:u w:val="single"/>
-          <w:lang w:eastAsia="ru-RU"/>
-        </w:rPr>
-        <w:tab/>
-      </w:r>
-      <w:r>
-        <w:rPr>
-          <w:rFonts w:eastAsia="Times New Roman" w:cs="Times New Roman"/>
-          <w:spacing w:val="-2"/>
-          <w:u w:val="single"/>
-          <w:lang w:eastAsia="ru-RU"/>
-        </w:rPr>
-        <w:tab/>
-      </w:r>
-      <w:r>
-        <w:rPr>
-          <w:rFonts w:eastAsia="Times New Roman" w:cs="Times New Roman"/>
-          <w:spacing w:val="-2"/>
-          <w:u w:val="single"/>
-          <w:lang w:eastAsia="ru-RU"/>
-        </w:rPr>
-        <w:tab/>
-      </w:r>
-      <w:r>
-        <w:rPr>
-          <w:rFonts w:eastAsia="Times New Roman" w:cs="Times New Roman"/>
-          <w:spacing w:val="-2"/>
-          <w:u w:val="single"/>
-          <w:lang w:eastAsia="ru-RU"/>
-        </w:rPr>
-        <w:tab/>
-      </w:r>
-      <w:r>
-        <w:rPr>
-          <w:rFonts w:eastAsia="Times New Roman" w:cs="Times New Roman"/>
-          <w:spacing w:val="-2"/>
-          <w:u w:val="single"/>
-          <w:lang w:eastAsia="ru-RU"/>
-        </w:rPr>
-        <w:tab/>
-      </w:r>
-      <w:r>
-        <w:rPr>
-          <w:rFonts w:eastAsia="Times New Roman" w:cs="Times New Roman"/>
-          <w:spacing w:val="-2"/>
-          <w:u w:val="single"/>
-          <w:lang w:eastAsia="ru-RU"/>
-        </w:rPr>
-        <w:tab/>
-      </w:r>
-      <w:r>
-        <w:rPr>
-          <w:rFonts w:eastAsia="Times New Roman" w:cs="Times New Roman"/>
-          <w:spacing w:val="-2"/>
-          <w:u w:val="single"/>
-          <w:lang w:eastAsia="ru-RU"/>
-        </w:rPr>
-        <w:tab/>
-      </w:r>
-      <w:r>
-        <w:rPr>
-          <w:rFonts w:eastAsia="Times New Roman" w:cs="Times New Roman"/>
-          <w:spacing w:val="-2"/>
-          <w:u w:val="single"/>
-          <w:lang w:eastAsia="ru-RU"/>
-        </w:rPr>
-        <w:tab/>
-      </w:r>
-    </w:p>
-    <w:p>
-      <w:pPr>
-        <w:spacing w:after="0" w:line="240" w:lineRule="auto"/>
-        <w:ind w:right="-143" w:firstLine="0"/>
-        <w:rPr>
-          <w:rFonts w:eastAsia="Times New Roman" w:cs="Times New Roman"/>
-          <w:spacing w:val="-2"/>
-          <w:sz w:val="16"/>
-          <w:lang w:eastAsia="ru-RU"/>
-        </w:rPr>
-      </w:pPr>
-    </w:p>
-    <w:p>
-      <w:pPr>
-        <w:spacing w:after="0" w:line="240" w:lineRule="auto"/>
-        <w:ind w:right="-143" w:firstLine="0"/>
-        <w:rPr>
-          <w:rFonts w:eastAsia="Times New Roman" w:cs="Times New Roman"/>
-          <w:spacing w:val="-2"/>
-          <w:sz w:val="16"/>
-          <w:lang w:eastAsia="ru-RU"/>
-        </w:rPr>
-      </w:pPr>
-    </w:p>
-    <w:p>
-      <w:pPr>
-        <w:spacing w:after="0" w:line="240" w:lineRule="auto"/>
-        <w:ind w:right="-143" w:firstLine="0"/>
-        <w:rPr>
-          <w:rFonts w:eastAsia="Times New Roman" w:cs="Times New Roman"/>
-          <w:spacing w:val="-2"/>
-          <w:sz w:val="16"/>
-          <w:lang w:eastAsia="ru-RU"/>
-        </w:rPr>
-      </w:pPr>
-    </w:p>
-    <w:p>
-      <w:pPr>
-        <w:spacing w:after="0" w:line="240" w:lineRule="auto"/>
-        <w:ind w:right="-143" w:firstLine="0"/>
-        <w:rPr>
-          <w:rFonts w:eastAsia="Times New Roman" w:cs="Times New Roman"/>
-          <w:spacing w:val="-2"/>
-          <w:sz w:val="16"/>
-          <w:lang w:eastAsia="ru-RU"/>
-        </w:rPr>
-      </w:pPr>
-    </w:p>
-    <w:p>
-      <w:pPr>
-        <w:spacing w:after="0" w:line="240" w:lineRule="auto"/>
-        <w:ind w:right="-143" w:firstLine="0"/>
-        <w:jc w:val="left"/>
-        <w:rPr>
-          <w:rFonts w:eastAsia="Times New Roman" w:cs="Times New Roman"/>
-          <w:sz w:val="24"/>
-          <w:lang w:eastAsia="ru-RU"/>
-        </w:rPr>
-      </w:pPr>
-      <w:r>
-        <w:rPr>
-          <w:rFonts w:eastAsia="Times New Roman" w:cs="Times New Roman"/>
-          <w:spacing w:val="-2"/>
-          <w:sz w:val="24"/>
-          <w:lang w:eastAsia="ru-RU"/>
-        </w:rPr>
-        <w:t>Автор ВКРБ</w:t>
-      </w:r>
-      <w:r>
-        <w:rPr>
-          <w:rFonts w:eastAsia="Times New Roman" w:cs="Times New Roman"/>
-          <w:sz w:val="24"/>
-          <w:u w:val="single"/>
-          <w:lang w:eastAsia="ru-RU"/>
-        </w:rPr>
-        <w:tab/>
-      </w:r>
-      <w:r>
-        <w:rPr>
-          <w:rFonts w:eastAsia="Times New Roman" w:cs="Times New Roman"/>
-          <w:sz w:val="24"/>
-          <w:u w:val="single"/>
-          <w:lang w:eastAsia="ru-RU"/>
-        </w:rPr>
-        <w:tab/>
-      </w:r>
-      <w:r>
-        <w:rPr>
-          <w:rFonts w:eastAsia="Times New Roman" w:cs="Times New Roman"/>
-          <w:sz w:val="24"/>
-          <w:u w:val="single"/>
-          <w:lang w:eastAsia="ru-RU"/>
-        </w:rPr>
-        <w:tab/>
-      </w:r>
-      <w:r>
-        <w:rPr>
-          <w:rFonts w:eastAsia="Times New Roman" w:cs="Times New Roman"/>
-          <w:sz w:val="24"/>
-          <w:u w:val="single"/>
-          <w:lang w:eastAsia="ru-RU"/>
-        </w:rPr>
-        <w:t xml:space="preserve">      </w:t>
-      </w:r>
-      <w:r>
-        <w:rPr>
-          <w:rFonts w:eastAsia="Times New Roman" w:cs="Times New Roman"/>
-          <w:sz w:val="24"/>
-          <w:u w:val="single"/>
-          <w:lang w:eastAsia="ru-RU"/>
-        </w:rPr>
-        <w:t>Кострюков Евгений Сергеевич</w:t>
-      </w:r>
-      <w:r>
-        <w:rPr>
-          <w:rFonts w:eastAsia="Times New Roman" w:cs="Times New Roman"/>
-          <w:sz w:val="24"/>
-          <w:u w:val="single"/>
-          <w:lang w:eastAsia="ru-RU"/>
-        </w:rPr>
-        <w:tab/>
-      </w:r>
-      <w:r>
-        <w:rPr>
-          <w:rFonts w:eastAsia="Times New Roman" w:cs="Times New Roman"/>
-          <w:sz w:val="24"/>
-          <w:u w:val="single"/>
-          <w:lang w:eastAsia="ru-RU"/>
-        </w:rPr>
-        <w:tab/>
-      </w:r>
-      <w:r>
-        <w:rPr>
-          <w:rFonts w:eastAsia="Times New Roman" w:cs="Times New Roman"/>
-          <w:sz w:val="24"/>
-          <w:u w:val="single"/>
-          <w:lang w:eastAsia="ru-RU"/>
-        </w:rPr>
-        <w:tab/>
-      </w:r>
-      <w:r>
-        <w:rPr>
-          <w:rFonts w:eastAsia="Times New Roman" w:cs="Times New Roman"/>
-          <w:sz w:val="24"/>
-          <w:lang w:eastAsia="ru-RU"/>
-        </w:rPr>
-        <w:t xml:space="preserve"> </w:t>
-      </w:r>
-      <w:r>
-        <w:rPr>
-          <w:rFonts w:eastAsia="Times New Roman" w:cs="Times New Roman"/>
-          <w:sz w:val="24"/>
-          <w:lang w:eastAsia="ru-RU"/>
-        </w:rPr>
-        <w:t>(__________)</w:t>
-      </w:r>
-    </w:p>
-    <w:p>
-      <w:pPr>
-        <w:spacing w:after="0" w:line="240" w:lineRule="auto"/>
-        <w:ind w:right="-143" w:firstLine="0"/>
-        <w:jc w:val="center"/>
-        <w:rPr>
-          <w:rFonts w:eastAsia="Times New Roman" w:cs="Times New Roman"/>
-          <w:sz w:val="16"/>
-          <w:szCs w:val="16"/>
-          <w:lang w:eastAsia="ru-RU"/>
-        </w:rPr>
-      </w:pPr>
-      <w:r>
-        <w:rPr>
-          <w:rFonts w:eastAsia="Times New Roman" w:cs="Times New Roman"/>
-          <w:sz w:val="16"/>
-          <w:szCs w:val="16"/>
-          <w:lang w:eastAsia="ru-RU"/>
-        </w:rPr>
-        <w:t>(фамилия, имя, отчество полностью)</w:t>
-      </w:r>
-    </w:p>
-    <w:p>
-      <w:pPr>
-        <w:spacing w:after="0" w:line="240" w:lineRule="auto"/>
-        <w:ind w:right="-143" w:firstLine="0"/>
-        <w:jc w:val="left"/>
-        <w:rPr>
-          <w:rFonts w:eastAsia="Times New Roman" w:cs="Times New Roman"/>
-          <w:sz w:val="24"/>
-          <w:lang w:eastAsia="ru-RU"/>
-        </w:rPr>
-      </w:pPr>
-      <w:r>
-        <w:rPr>
-          <w:rFonts w:eastAsia="Times New Roman" w:cs="Times New Roman"/>
-          <w:spacing w:val="-2"/>
-          <w:sz w:val="24"/>
-          <w:lang w:eastAsia="ru-RU"/>
-        </w:rPr>
-        <w:t xml:space="preserve">Руководитель </w:t>
-      </w:r>
-      <w:r>
-        <w:rPr>
-          <w:rFonts w:eastAsia="Times New Roman" w:cs="Times New Roman"/>
-          <w:sz w:val="24"/>
-          <w:u w:val="single"/>
-          <w:lang w:eastAsia="ru-RU"/>
-        </w:rPr>
-        <w:tab/>
-      </w:r>
-      <w:r>
-        <w:rPr>
-          <w:rFonts w:eastAsia="Times New Roman" w:cs="Times New Roman"/>
-          <w:sz w:val="24"/>
-          <w:u w:val="single"/>
-          <w:lang w:eastAsia="ru-RU"/>
-        </w:rPr>
-        <w:tab/>
-      </w:r>
-      <w:r>
-        <w:rPr>
-          <w:rFonts w:eastAsia="Times New Roman" w:cs="Times New Roman"/>
-          <w:sz w:val="24"/>
-          <w:u w:val="single"/>
-          <w:lang w:eastAsia="ru-RU"/>
-        </w:rPr>
-        <w:t xml:space="preserve">      </w:t>
-      </w:r>
-      <w:r>
-        <w:rPr>
-          <w:rFonts w:eastAsia="Times New Roman" w:cs="Times New Roman"/>
-          <w:sz w:val="24"/>
-          <w:u w:val="single"/>
-          <w:lang w:eastAsia="ru-RU"/>
-        </w:rPr>
-        <w:t>Кузнецова Светлана Валентиновна</w:t>
-      </w:r>
-      <w:r>
-        <w:rPr>
-          <w:rFonts w:eastAsia="Times New Roman" w:cs="Times New Roman"/>
-          <w:sz w:val="24"/>
-          <w:u w:val="single"/>
-          <w:lang w:eastAsia="ru-RU"/>
-        </w:rPr>
-        <w:tab/>
-      </w:r>
-      <w:r>
-        <w:rPr>
-          <w:rFonts w:eastAsia="Times New Roman" w:cs="Times New Roman"/>
-          <w:sz w:val="24"/>
-          <w:u w:val="single"/>
-          <w:lang w:eastAsia="ru-RU"/>
-        </w:rPr>
-        <w:tab/>
-      </w:r>
-      <w:r>
-        <w:rPr>
-          <w:rFonts w:eastAsia="Times New Roman" w:cs="Times New Roman"/>
-          <w:sz w:val="24"/>
-          <w:u w:val="single"/>
-          <w:lang w:eastAsia="ru-RU"/>
-        </w:rPr>
-        <w:t xml:space="preserve"> </w:t>
-      </w:r>
-      <w:r>
-        <w:rPr>
-          <w:rFonts w:eastAsia="Times New Roman" w:cs="Times New Roman"/>
-          <w:sz w:val="24"/>
-          <w:lang w:eastAsia="ru-RU"/>
-        </w:rPr>
-        <w:t>(__________)</w:t>
-      </w:r>
-    </w:p>
-    <w:p>
-      <w:pPr>
-        <w:spacing w:after="0" w:line="240" w:lineRule="auto"/>
-        <w:ind w:right="-143" w:firstLine="0"/>
-        <w:jc w:val="center"/>
-        <w:rPr>
-          <w:rFonts w:eastAsia="Times New Roman" w:cs="Times New Roman"/>
-          <w:sz w:val="16"/>
-          <w:szCs w:val="16"/>
-          <w:lang w:eastAsia="ru-RU"/>
-        </w:rPr>
-      </w:pPr>
-      <w:r>
-        <w:rPr>
-          <w:rFonts w:eastAsia="Times New Roman" w:cs="Times New Roman"/>
-          <w:sz w:val="16"/>
-          <w:szCs w:val="16"/>
-          <w:lang w:eastAsia="ru-RU"/>
-        </w:rPr>
-        <w:t>(фамилия, имя, отчество полностью)</w:t>
-      </w:r>
-    </w:p>
-    <w:p>
-      <w:pPr>
-        <w:spacing w:after="0" w:line="240" w:lineRule="auto"/>
-        <w:ind w:right="-143" w:firstLine="0"/>
-        <w:jc w:val="left"/>
-        <w:rPr>
-          <w:rFonts w:eastAsia="Times New Roman" w:cs="Times New Roman"/>
-          <w:sz w:val="24"/>
-          <w:lang w:eastAsia="ru-RU"/>
-        </w:rPr>
-      </w:pPr>
-      <w:r>
-        <w:rPr>
-          <w:rFonts w:eastAsia="Times New Roman" w:cs="Times New Roman"/>
-          <w:spacing w:val="-2"/>
-          <w:sz w:val="24"/>
-          <w:lang w:eastAsia="ru-RU"/>
-        </w:rPr>
-        <w:t xml:space="preserve">Консультант </w:t>
-      </w:r>
-      <w:r>
-        <w:rPr>
-          <w:rFonts w:eastAsia="Times New Roman" w:cs="Times New Roman"/>
-          <w:sz w:val="24"/>
-          <w:u w:val="single"/>
-          <w:lang w:eastAsia="ru-RU"/>
-        </w:rPr>
-        <w:tab/>
-      </w:r>
-      <w:r>
-        <w:rPr>
-          <w:rFonts w:eastAsia="Times New Roman" w:cs="Times New Roman"/>
-          <w:sz w:val="24"/>
-          <w:u w:val="single"/>
-          <w:lang w:eastAsia="ru-RU"/>
-        </w:rPr>
-        <w:tab/>
-      </w:r>
-      <w:r>
-        <w:rPr>
-          <w:rFonts w:eastAsia="Times New Roman" w:cs="Times New Roman"/>
-          <w:sz w:val="24"/>
-          <w:u w:val="single"/>
-          <w:lang w:eastAsia="ru-RU"/>
-        </w:rPr>
-        <w:tab/>
-      </w:r>
-      <w:r>
-        <w:rPr>
-          <w:rFonts w:eastAsia="Times New Roman" w:cs="Times New Roman"/>
-          <w:sz w:val="24"/>
-          <w:u w:val="single"/>
-          <w:lang w:eastAsia="ru-RU"/>
-        </w:rPr>
-        <w:tab/>
-      </w:r>
-      <w:r>
-        <w:rPr>
-          <w:rFonts w:eastAsia="Times New Roman" w:cs="Times New Roman"/>
-          <w:sz w:val="24"/>
-          <w:u w:val="single"/>
-          <w:lang w:eastAsia="ru-RU"/>
-        </w:rPr>
-        <w:tab/>
-      </w:r>
-      <w:r>
-        <w:rPr>
-          <w:rFonts w:eastAsia="Times New Roman" w:cs="Times New Roman"/>
-          <w:sz w:val="24"/>
-          <w:u w:val="single"/>
-          <w:lang w:eastAsia="ru-RU"/>
-        </w:rPr>
-        <w:tab/>
-      </w:r>
-      <w:r>
-        <w:rPr>
-          <w:rFonts w:eastAsia="Times New Roman" w:cs="Times New Roman"/>
-          <w:sz w:val="24"/>
-          <w:u w:val="single"/>
-          <w:lang w:eastAsia="ru-RU"/>
-        </w:rPr>
-        <w:tab/>
-      </w:r>
-      <w:r>
-        <w:rPr>
-          <w:rFonts w:eastAsia="Times New Roman" w:cs="Times New Roman"/>
-          <w:sz w:val="24"/>
-          <w:u w:val="single"/>
-          <w:lang w:eastAsia="ru-RU"/>
-        </w:rPr>
-        <w:tab/>
-      </w:r>
-      <w:r>
-        <w:rPr>
-          <w:rFonts w:eastAsia="Times New Roman" w:cs="Times New Roman"/>
-          <w:sz w:val="24"/>
-          <w:u w:val="single"/>
-          <w:lang w:eastAsia="ru-RU"/>
-        </w:rPr>
-        <w:tab/>
-      </w:r>
-      <w:r>
-        <w:rPr>
-          <w:rFonts w:eastAsia="Times New Roman" w:cs="Times New Roman"/>
-          <w:sz w:val="24"/>
-          <w:u w:val="single"/>
-          <w:lang w:eastAsia="ru-RU"/>
-        </w:rPr>
-        <w:tab/>
-      </w:r>
-      <w:r>
-        <w:rPr>
-          <w:rFonts w:eastAsia="Times New Roman" w:cs="Times New Roman"/>
-          <w:sz w:val="24"/>
-          <w:u w:val="single"/>
-          <w:lang w:eastAsia="ru-RU"/>
-        </w:rPr>
-        <w:t xml:space="preserve"> </w:t>
-      </w:r>
-      <w:r>
-        <w:rPr>
-          <w:rFonts w:eastAsia="Times New Roman" w:cs="Times New Roman"/>
-          <w:sz w:val="24"/>
-          <w:lang w:eastAsia="ru-RU"/>
-        </w:rPr>
-        <w:t>(__________)</w:t>
-      </w:r>
-    </w:p>
-    <w:p>
-      <w:pPr>
-        <w:spacing w:after="0" w:line="240" w:lineRule="auto"/>
-        <w:ind w:right="-143" w:firstLine="0"/>
-        <w:jc w:val="center"/>
-        <w:rPr>
-          <w:rFonts w:eastAsia="Times New Roman" w:cs="Times New Roman"/>
-          <w:sz w:val="16"/>
-          <w:szCs w:val="16"/>
-          <w:lang w:eastAsia="ru-RU"/>
-        </w:rPr>
-      </w:pPr>
-      <w:r>
-        <w:rPr>
-          <w:rFonts w:eastAsia="Times New Roman" w:cs="Times New Roman"/>
-          <w:sz w:val="16"/>
-          <w:szCs w:val="16"/>
-          <w:lang w:eastAsia="ru-RU"/>
-        </w:rPr>
-        <w:t>(фамилия, имя, отчество полностью)</w:t>
-      </w:r>
-    </w:p>
-    <w:p>
-      <w:pPr>
-        <w:spacing w:after="0" w:line="240" w:lineRule="auto"/>
-        <w:ind w:right="-143" w:firstLine="0"/>
-        <w:jc w:val="left"/>
-        <w:rPr>
-          <w:rFonts w:eastAsia="Times New Roman" w:cs="Times New Roman"/>
-          <w:sz w:val="24"/>
-          <w:lang w:eastAsia="ru-RU"/>
-        </w:rPr>
-      </w:pPr>
-      <w:r>
-        <w:rPr>
-          <w:rFonts w:eastAsia="Times New Roman" w:cs="Times New Roman"/>
-          <w:spacing w:val="-2"/>
-          <w:sz w:val="24"/>
-          <w:lang w:eastAsia="ru-RU"/>
-        </w:rPr>
-        <w:t xml:space="preserve">Рецензент </w:t>
       </w:r>
       <w:r>
         <w:rPr>
@@ -2154,7 +1395,777 @@
           <w:u w:val="single"/>
           <w:lang w:eastAsia="ru-RU"/>
         </w:rPr>
+        <w:t xml:space="preserve"> проектами и коммуникацией команды</w:t>
+      </w:r>
+      <w:r>
+        <w:rPr>
+          <w:rFonts w:eastAsia="Times New Roman" w:cs="Times New Roman"/>
+          <w:spacing w:val="-2"/>
+          <w:u w:val="single"/>
+          <w:lang w:eastAsia="ru-RU"/>
+        </w:rPr>
         <w:tab/>
+      </w:r>
+      <w:r>
+        <w:rPr>
+          <w:rFonts w:eastAsia="Times New Roman" w:cs="Times New Roman"/>
+          <w:spacing w:val="-2"/>
+          <w:u w:val="single"/>
+          <w:lang w:eastAsia="ru-RU"/>
+        </w:rPr>
+        <w:tab/>
+      </w:r>
+      <w:r>
+        <w:rPr>
+          <w:rFonts w:eastAsia="Times New Roman" w:cs="Times New Roman"/>
+          <w:spacing w:val="-2"/>
+          <w:u w:val="single"/>
+          <w:lang w:eastAsia="ru-RU"/>
+        </w:rPr>
+        <w:tab/>
+      </w:r>
+      <w:r>
+        <w:rPr>
+          <w:rFonts w:eastAsia="Times New Roman" w:cs="Times New Roman"/>
+          <w:spacing w:val="-2"/>
+          <w:u w:val="single"/>
+          <w:lang w:eastAsia="ru-RU"/>
+        </w:rPr>
+        <w:tab/>
+      </w:r>
+      <w:r>
+        <w:rPr>
+          <w:rFonts w:eastAsia="Times New Roman" w:cs="Times New Roman"/>
+          <w:spacing w:val="-2"/>
+          <w:u w:val="single"/>
+          <w:lang w:eastAsia="ru-RU"/>
+        </w:rPr>
+        <w:tab/>
+      </w:r>
+      <w:r>
+        <w:rPr>
+          <w:rFonts w:eastAsia="Times New Roman" w:cs="Times New Roman"/>
+          <w:spacing w:val="-2"/>
+          <w:u w:val="single"/>
+          <w:lang w:eastAsia="ru-RU"/>
+        </w:rPr>
+        <w:tab/>
+      </w:r>
+      <w:r>
+        <w:rPr>
+          <w:rFonts w:eastAsia="Times New Roman" w:cs="Times New Roman"/>
+          <w:spacing w:val="-2"/>
+          <w:u w:val="single"/>
+          <w:lang w:eastAsia="ru-RU"/>
+        </w:rPr>
+        <w:tab/>
+      </w:r>
+      <w:r>
+        <w:rPr>
+          <w:rFonts w:eastAsia="Times New Roman" w:cs="Times New Roman"/>
+          <w:spacing w:val="-2"/>
+          <w:u w:val="single"/>
+          <w:lang w:eastAsia="ru-RU"/>
+        </w:rPr>
+        <w:tab/>
+      </w:r>
+      <w:r>
+        <w:rPr>
+          <w:rFonts w:eastAsia="Times New Roman" w:cs="Times New Roman"/>
+          <w:spacing w:val="-2"/>
+          <w:u w:val="single"/>
+          <w:lang w:eastAsia="ru-RU"/>
+        </w:rPr>
+        <w:tab/>
+      </w:r>
+      <w:r>
+        <w:rPr>
+          <w:rFonts w:eastAsia="Times New Roman" w:cs="Times New Roman"/>
+          <w:spacing w:val="-2"/>
+          <w:u w:val="single"/>
+          <w:lang w:eastAsia="ru-RU"/>
+        </w:rPr>
+        <w:tab/>
+      </w:r>
+      <w:r>
+        <w:rPr>
+          <w:rFonts w:eastAsia="Times New Roman" w:cs="Times New Roman"/>
+          <w:spacing w:val="-2"/>
+          <w:u w:val="single"/>
+          <w:lang w:eastAsia="ru-RU"/>
+        </w:rPr>
+        <w:tab/>
+      </w:r>
+      <w:r>
+        <w:rPr>
+          <w:rFonts w:eastAsia="Times New Roman" w:cs="Times New Roman"/>
+          <w:spacing w:val="-2"/>
+          <w:u w:val="single"/>
+          <w:lang w:eastAsia="ru-RU"/>
+        </w:rPr>
+        <w:tab/>
+      </w:r>
+      <w:r>
+        <w:rPr>
+          <w:rFonts w:eastAsia="Times New Roman" w:cs="Times New Roman"/>
+          <w:spacing w:val="-2"/>
+          <w:u w:val="single"/>
+          <w:lang w:eastAsia="ru-RU"/>
+        </w:rPr>
+        <w:tab/>
+      </w:r>
+      <w:r>
+        <w:rPr>
+          <w:rFonts w:eastAsia="Times New Roman" w:cs="Times New Roman"/>
+          <w:spacing w:val="-2"/>
+          <w:u w:val="single"/>
+          <w:lang w:eastAsia="ru-RU"/>
+        </w:rPr>
+        <w:tab/>
+      </w:r>
+      <w:r>
+        <w:rPr>
+          <w:rFonts w:eastAsia="Times New Roman" w:cs="Times New Roman"/>
+          <w:spacing w:val="-2"/>
+          <w:u w:val="single"/>
+          <w:lang w:eastAsia="ru-RU"/>
+        </w:rPr>
+        <w:tab/>
+      </w:r>
+      <w:r>
+        <w:rPr>
+          <w:rFonts w:eastAsia="Times New Roman" w:cs="Times New Roman"/>
+          <w:spacing w:val="-2"/>
+          <w:u w:val="single"/>
+          <w:lang w:eastAsia="ru-RU"/>
+        </w:rPr>
+        <w:tab/>
+      </w:r>
+      <w:r>
+        <w:rPr>
+          <w:rFonts w:eastAsia="Times New Roman" w:cs="Times New Roman"/>
+          <w:spacing w:val="-2"/>
+          <w:u w:val="single"/>
+          <w:lang w:eastAsia="ru-RU"/>
+        </w:rPr>
+        <w:tab/>
+      </w:r>
+      <w:r>
+        <w:rPr>
+          <w:rFonts w:eastAsia="Times New Roman" w:cs="Times New Roman"/>
+          <w:spacing w:val="-2"/>
+          <w:u w:val="single"/>
+          <w:lang w:eastAsia="ru-RU"/>
+        </w:rPr>
+        <w:tab/>
+      </w:r>
+      <w:r>
+        <w:rPr>
+          <w:rFonts w:eastAsia="Times New Roman" w:cs="Times New Roman"/>
+          <w:spacing w:val="-2"/>
+          <w:u w:val="single"/>
+          <w:lang w:eastAsia="ru-RU"/>
+        </w:rPr>
+        <w:tab/>
+      </w:r>
+      <w:r>
+        <w:rPr>
+          <w:rFonts w:eastAsia="Times New Roman" w:cs="Times New Roman"/>
+          <w:spacing w:val="-2"/>
+          <w:u w:val="single"/>
+          <w:lang w:eastAsia="ru-RU"/>
+        </w:rPr>
+        <w:tab/>
+      </w:r>
+      <w:r>
+        <w:rPr>
+          <w:rFonts w:eastAsia="Times New Roman" w:cs="Times New Roman"/>
+          <w:spacing w:val="-2"/>
+          <w:u w:val="single"/>
+          <w:lang w:eastAsia="ru-RU"/>
+        </w:rPr>
+        <w:tab/>
+      </w:r>
+      <w:r>
+        <w:rPr>
+          <w:rFonts w:eastAsia="Times New Roman" w:cs="Times New Roman"/>
+          <w:spacing w:val="-2"/>
+          <w:u w:val="single"/>
+          <w:lang w:eastAsia="ru-RU"/>
+        </w:rPr>
+        <w:tab/>
+      </w:r>
+      <w:r>
+        <w:rPr>
+          <w:rFonts w:eastAsia="Times New Roman" w:cs="Times New Roman"/>
+          <w:spacing w:val="-2"/>
+          <w:u w:val="single"/>
+          <w:lang w:eastAsia="ru-RU"/>
+        </w:rPr>
+        <w:tab/>
+      </w:r>
+      <w:r>
+        <w:rPr>
+          <w:rFonts w:eastAsia="Times New Roman" w:cs="Times New Roman"/>
+          <w:spacing w:val="-2"/>
+          <w:u w:val="single"/>
+          <w:lang w:eastAsia="ru-RU"/>
+        </w:rPr>
+        <w:tab/>
+      </w:r>
+      <w:r>
+        <w:rPr>
+          <w:rFonts w:eastAsia="Times New Roman" w:cs="Times New Roman"/>
+          <w:spacing w:val="-2"/>
+          <w:u w:val="single"/>
+          <w:lang w:eastAsia="ru-RU"/>
+        </w:rPr>
+        <w:tab/>
+      </w:r>
+      <w:r>
+        <w:rPr>
+          <w:rFonts w:eastAsia="Times New Roman" w:cs="Times New Roman"/>
+          <w:spacing w:val="-2"/>
+          <w:u w:val="single"/>
+          <w:lang w:eastAsia="ru-RU"/>
+        </w:rPr>
+        <w:tab/>
+      </w:r>
+      <w:r>
+        <w:rPr>
+          <w:rFonts w:eastAsia="Times New Roman" w:cs="Times New Roman"/>
+          <w:spacing w:val="-2"/>
+          <w:u w:val="single"/>
+          <w:lang w:eastAsia="ru-RU"/>
+        </w:rPr>
+        <w:tab/>
+      </w:r>
+      <w:r>
+        <w:rPr>
+          <w:rFonts w:eastAsia="Times New Roman" w:cs="Times New Roman"/>
+          <w:spacing w:val="-2"/>
+          <w:u w:val="single"/>
+          <w:lang w:eastAsia="ru-RU"/>
+        </w:rPr>
+        <w:tab/>
+      </w:r>
+      <w:r>
+        <w:rPr>
+          <w:rFonts w:eastAsia="Times New Roman" w:cs="Times New Roman"/>
+          <w:spacing w:val="-2"/>
+          <w:u w:val="single"/>
+          <w:lang w:eastAsia="ru-RU"/>
+        </w:rPr>
+        <w:tab/>
+      </w:r>
+      <w:r>
+        <w:rPr>
+          <w:rFonts w:eastAsia="Times New Roman" w:cs="Times New Roman"/>
+          <w:spacing w:val="-2"/>
+          <w:u w:val="single"/>
+          <w:lang w:eastAsia="ru-RU"/>
+        </w:rPr>
+        <w:tab/>
+      </w:r>
+      <w:r>
+        <w:rPr>
+          <w:rFonts w:eastAsia="Times New Roman" w:cs="Times New Roman"/>
+          <w:spacing w:val="-2"/>
+          <w:u w:val="single"/>
+          <w:lang w:eastAsia="ru-RU"/>
+        </w:rPr>
+        <w:tab/>
+      </w:r>
+      <w:r>
+        <w:rPr>
+          <w:rFonts w:eastAsia="Times New Roman" w:cs="Times New Roman"/>
+          <w:spacing w:val="-2"/>
+          <w:u w:val="single"/>
+          <w:lang w:eastAsia="ru-RU"/>
+        </w:rPr>
+        <w:tab/>
+      </w:r>
+      <w:r>
+        <w:rPr>
+          <w:rFonts w:eastAsia="Times New Roman" w:cs="Times New Roman"/>
+          <w:spacing w:val="-2"/>
+          <w:u w:val="single"/>
+          <w:lang w:eastAsia="ru-RU"/>
+        </w:rPr>
+        <w:tab/>
+      </w:r>
+      <w:r>
+        <w:rPr>
+          <w:rFonts w:eastAsia="Times New Roman" w:cs="Times New Roman"/>
+          <w:spacing w:val="-2"/>
+          <w:u w:val="single"/>
+          <w:lang w:eastAsia="ru-RU"/>
+        </w:rPr>
+        <w:tab/>
+      </w:r>
+    </w:p>
+    <w:p>
+      <w:pPr>
+        <w:spacing w:after="0" w:line="240" w:lineRule="auto"/>
+        <w:ind w:right="-143" w:firstLine="0"/>
+        <w:rPr>
+          <w:rFonts w:eastAsia="Times New Roman" w:cs="Times New Roman"/>
+          <w:spacing w:val="-2"/>
+          <w:sz w:val="16"/>
+          <w:lang w:eastAsia="ru-RU"/>
+        </w:rPr>
+      </w:pPr>
+    </w:p>
+    <w:p>
+      <w:pPr>
+        <w:spacing w:after="0" w:line="240" w:lineRule="auto"/>
+        <w:ind w:right="-143" w:firstLine="0"/>
+        <w:rPr>
+          <w:rFonts w:eastAsia="Times New Roman" w:cs="Times New Roman"/>
+          <w:spacing w:val="-2"/>
+          <w:sz w:val="16"/>
+          <w:lang w:eastAsia="ru-RU"/>
+        </w:rPr>
+      </w:pPr>
+    </w:p>
+    <w:p>
+      <w:pPr>
+        <w:spacing w:after="0" w:line="240" w:lineRule="auto"/>
+        <w:ind w:right="-143" w:firstLine="0"/>
+        <w:rPr>
+          <w:rFonts w:eastAsia="Times New Roman" w:cs="Times New Roman"/>
+          <w:spacing w:val="-2"/>
+          <w:sz w:val="16"/>
+          <w:lang w:eastAsia="ru-RU"/>
+        </w:rPr>
+      </w:pPr>
+    </w:p>
+    <w:p>
+      <w:pPr>
+        <w:spacing w:after="0" w:line="240" w:lineRule="auto"/>
+        <w:ind w:right="-143" w:firstLine="0"/>
+        <w:rPr>
+          <w:rFonts w:eastAsia="Times New Roman" w:cs="Times New Roman"/>
+          <w:spacing w:val="-2"/>
+          <w:sz w:val="16"/>
+          <w:lang w:eastAsia="ru-RU"/>
+        </w:rPr>
+      </w:pPr>
+    </w:p>
+    <w:p>
+      <w:pPr>
+        <w:spacing w:after="0" w:line="240" w:lineRule="auto"/>
+        <w:ind w:right="-143" w:firstLine="0"/>
+        <w:jc w:val="left"/>
+        <w:rPr>
+          <w:rFonts w:eastAsia="Times New Roman" w:cs="Times New Roman"/>
+          <w:sz w:val="24"/>
+          <w:lang w:eastAsia="ru-RU"/>
+        </w:rPr>
+      </w:pPr>
+      <w:r>
+        <w:rPr>
+          <w:rFonts w:eastAsia="Times New Roman" w:cs="Times New Roman"/>
+          <w:spacing w:val="-2"/>
+          <w:sz w:val="24"/>
+          <w:lang w:eastAsia="ru-RU"/>
+        </w:rPr>
+        <w:t>Автор ВКРБ</w:t>
+      </w:r>
+      <w:r>
+        <w:rPr>
+          <w:rFonts w:eastAsia="Times New Roman" w:cs="Times New Roman"/>
+          <w:sz w:val="24"/>
+          <w:u w:val="single"/>
+          <w:lang w:eastAsia="ru-RU"/>
+        </w:rPr>
+        <w:tab/>
+      </w:r>
+      <w:r>
+        <w:rPr>
+          <w:rFonts w:eastAsia="Times New Roman" w:cs="Times New Roman"/>
+          <w:sz w:val="24"/>
+          <w:u w:val="single"/>
+          <w:lang w:eastAsia="ru-RU"/>
+        </w:rPr>
+        <w:tab/>
+      </w:r>
+      <w:r>
+        <w:rPr>
+          <w:rFonts w:eastAsia="Times New Roman" w:cs="Times New Roman"/>
+          <w:sz w:val="24"/>
+          <w:u w:val="single"/>
+          <w:lang w:eastAsia="ru-RU"/>
+        </w:rPr>
+        <w:tab/>
+      </w:r>
+      <w:r>
+        <w:rPr>
+          <w:rFonts w:eastAsia="Times New Roman" w:cs="Times New Roman"/>
+          <w:sz w:val="24"/>
+          <w:u w:val="single"/>
+          <w:lang w:eastAsia="ru-RU"/>
+        </w:rPr>
+        <w:t xml:space="preserve">      </w:t>
+      </w:r>
+      <w:r>
+        <w:rPr>
+          <w:rFonts w:eastAsia="Times New Roman" w:cs="Times New Roman"/>
+          <w:sz w:val="24"/>
+          <w:u w:val="single"/>
+          <w:lang w:eastAsia="ru-RU"/>
+        </w:rPr>
+        <w:t>Кострюков Евгений Сергеевич</w:t>
+      </w:r>
+      <w:r>
+        <w:rPr>
+          <w:rFonts w:eastAsia="Times New Roman" w:cs="Times New Roman"/>
+          <w:sz w:val="24"/>
+          <w:u w:val="single"/>
+          <w:lang w:eastAsia="ru-RU"/>
+        </w:rPr>
+        <w:tab/>
+      </w:r>
+      <w:r>
+        <w:rPr>
+          <w:rFonts w:eastAsia="Times New Roman" w:cs="Times New Roman"/>
+          <w:sz w:val="24"/>
+          <w:u w:val="single"/>
+          <w:lang w:eastAsia="ru-RU"/>
+        </w:rPr>
+        <w:tab/>
+      </w:r>
+      <w:r>
+        <w:rPr>
+          <w:rFonts w:eastAsia="Times New Roman" w:cs="Times New Roman"/>
+          <w:sz w:val="24"/>
+          <w:u w:val="single"/>
+          <w:lang w:eastAsia="ru-RU"/>
+        </w:rPr>
+        <w:tab/>
+      </w:r>
+      <w:r>
+        <w:rPr>
+          <w:rFonts w:eastAsia="Times New Roman" w:cs="Times New Roman"/>
+          <w:sz w:val="24"/>
+          <w:lang w:eastAsia="ru-RU"/>
+        </w:rPr>
+        <w:t xml:space="preserve"> </w:t>
+      </w:r>
+      <w:r>
+        <w:rPr>
+          <w:rFonts w:eastAsia="Times New Roman" w:cs="Times New Roman"/>
+          <w:sz w:val="24"/>
+          <w:lang w:eastAsia="ru-RU"/>
+        </w:rPr>
+        <w:t>(__________)</w:t>
+      </w:r>
+    </w:p>
+    <w:p>
+      <w:pPr>
+        <w:spacing w:after="0" w:line="240" w:lineRule="auto"/>
+        <w:ind w:right="-143" w:firstLine="0"/>
+        <w:jc w:val="center"/>
+        <w:rPr>
+          <w:rFonts w:eastAsia="Times New Roman" w:cs="Times New Roman"/>
+          <w:sz w:val="16"/>
+          <w:szCs w:val="16"/>
+          <w:lang w:eastAsia="ru-RU"/>
+        </w:rPr>
+      </w:pPr>
+      <w:r>
+        <w:rPr>
+          <w:rFonts w:eastAsia="Times New Roman" w:cs="Times New Roman"/>
+          <w:sz w:val="16"/>
+          <w:szCs w:val="16"/>
+          <w:lang w:eastAsia="ru-RU"/>
+        </w:rPr>
+        <w:t>(фамилия, имя, отчество полностью)</w:t>
+      </w:r>
+    </w:p>
+    <w:p>
+      <w:pPr>
+        <w:spacing w:after="0" w:line="240" w:lineRule="auto"/>
+        <w:ind w:right="-143" w:firstLine="0"/>
+        <w:jc w:val="left"/>
+        <w:rPr>
+          <w:rFonts w:eastAsia="Times New Roman" w:cs="Times New Roman"/>
+          <w:sz w:val="24"/>
+          <w:lang w:eastAsia="ru-RU"/>
+        </w:rPr>
+      </w:pPr>
+      <w:r>
+        <w:rPr>
+          <w:rFonts w:eastAsia="Times New Roman" w:cs="Times New Roman"/>
+          <w:spacing w:val="-2"/>
+          <w:sz w:val="24"/>
+          <w:lang w:eastAsia="ru-RU"/>
+        </w:rPr>
+        <w:t xml:space="preserve">Руководитель </w:t>
+      </w:r>
+      <w:r>
+        <w:rPr>
+          <w:rFonts w:eastAsia="Times New Roman" w:cs="Times New Roman"/>
+          <w:sz w:val="24"/>
+          <w:u w:val="single"/>
+          <w:lang w:eastAsia="ru-RU"/>
+        </w:rPr>
+        <w:tab/>
+      </w:r>
+      <w:r>
+        <w:rPr>
+          <w:rFonts w:eastAsia="Times New Roman" w:cs="Times New Roman"/>
+          <w:sz w:val="24"/>
+          <w:u w:val="single"/>
+          <w:lang w:eastAsia="ru-RU"/>
+        </w:rPr>
+        <w:tab/>
+      </w:r>
+      <w:r>
+        <w:rPr>
+          <w:rFonts w:eastAsia="Times New Roman" w:cs="Times New Roman"/>
+          <w:sz w:val="24"/>
+          <w:u w:val="single"/>
+          <w:lang w:eastAsia="ru-RU"/>
+        </w:rPr>
+        <w:t xml:space="preserve">      </w:t>
+      </w:r>
+      <w:r>
+        <w:rPr>
+          <w:rFonts w:eastAsia="Times New Roman" w:cs="Times New Roman"/>
+          <w:sz w:val="24"/>
+          <w:u w:val="single"/>
+          <w:lang w:eastAsia="ru-RU"/>
+        </w:rPr>
+        <w:t>Кузнецова Светлана Валентиновна</w:t>
+      </w:r>
+      <w:r>
+        <w:rPr>
+          <w:rFonts w:eastAsia="Times New Roman" w:cs="Times New Roman"/>
+          <w:sz w:val="24"/>
+          <w:u w:val="single"/>
+          <w:lang w:eastAsia="ru-RU"/>
+        </w:rPr>
+        <w:tab/>
+      </w:r>
+      <w:r>
+        <w:rPr>
+          <w:rFonts w:eastAsia="Times New Roman" w:cs="Times New Roman"/>
+          <w:sz w:val="24"/>
+          <w:u w:val="single"/>
+          <w:lang w:eastAsia="ru-RU"/>
+        </w:rPr>
+        <w:tab/>
+      </w:r>
+      <w:r>
+        <w:rPr>
+          <w:rFonts w:eastAsia="Times New Roman" w:cs="Times New Roman"/>
+          <w:sz w:val="24"/>
+          <w:u w:val="single"/>
+          <w:lang w:eastAsia="ru-RU"/>
+        </w:rPr>
+        <w:t xml:space="preserve"> </w:t>
+      </w:r>
+      <w:r>
+        <w:rPr>
+          <w:rFonts w:eastAsia="Times New Roman" w:cs="Times New Roman"/>
+          <w:sz w:val="24"/>
+          <w:lang w:eastAsia="ru-RU"/>
+        </w:rPr>
+        <w:t>(__________)</w:t>
+      </w:r>
+    </w:p>
+    <w:p>
+      <w:pPr>
+        <w:spacing w:after="0" w:line="240" w:lineRule="auto"/>
+        <w:ind w:right="-143" w:firstLine="0"/>
+        <w:jc w:val="center"/>
+        <w:rPr>
+          <w:rFonts w:eastAsia="Times New Roman" w:cs="Times New Roman"/>
+          <w:sz w:val="16"/>
+          <w:szCs w:val="16"/>
+          <w:lang w:eastAsia="ru-RU"/>
+        </w:rPr>
+      </w:pPr>
+      <w:r>
+        <w:rPr>
+          <w:rFonts w:eastAsia="Times New Roman" w:cs="Times New Roman"/>
+          <w:sz w:val="16"/>
+          <w:szCs w:val="16"/>
+          <w:lang w:eastAsia="ru-RU"/>
+        </w:rPr>
+        <w:t>(фамилия, имя, отчество полностью)</w:t>
+      </w:r>
+    </w:p>
+    <w:p>
+      <w:pPr>
+        <w:spacing w:after="0" w:line="240" w:lineRule="auto"/>
+        <w:ind w:right="-143" w:firstLine="0"/>
+        <w:jc w:val="left"/>
+        <w:rPr>
+          <w:rFonts w:eastAsia="Times New Roman" w:cs="Times New Roman"/>
+          <w:sz w:val="24"/>
+          <w:lang w:eastAsia="ru-RU"/>
+        </w:rPr>
+      </w:pPr>
+      <w:r>
+        <w:rPr>
+          <w:rFonts w:eastAsia="Times New Roman" w:cs="Times New Roman"/>
+          <w:spacing w:val="-2"/>
+          <w:sz w:val="24"/>
+          <w:lang w:eastAsia="ru-RU"/>
+        </w:rPr>
+        <w:t xml:space="preserve">Консультант </w:t>
+      </w:r>
+      <w:r>
+        <w:rPr>
+          <w:rFonts w:eastAsia="Times New Roman" w:cs="Times New Roman"/>
+          <w:sz w:val="24"/>
+          <w:u w:val="single"/>
+          <w:lang w:eastAsia="ru-RU"/>
+        </w:rPr>
+        <w:tab/>
+      </w:r>
+      <w:r>
+        <w:rPr>
+          <w:rFonts w:eastAsia="Times New Roman" w:cs="Times New Roman"/>
+          <w:sz w:val="24"/>
+          <w:u w:val="single"/>
+          <w:lang w:eastAsia="ru-RU"/>
+        </w:rPr>
+        <w:tab/>
+      </w:r>
+      <w:r>
+        <w:rPr>
+          <w:rFonts w:eastAsia="Times New Roman" w:cs="Times New Roman"/>
+          <w:sz w:val="24"/>
+          <w:u w:val="single"/>
+          <w:lang w:eastAsia="ru-RU"/>
+        </w:rPr>
+        <w:tab/>
+      </w:r>
+      <w:r>
+        <w:rPr>
+          <w:rFonts w:eastAsia="Times New Roman" w:cs="Times New Roman"/>
+          <w:sz w:val="24"/>
+          <w:u w:val="single"/>
+          <w:lang w:eastAsia="ru-RU"/>
+        </w:rPr>
+        <w:tab/>
+      </w:r>
+      <w:r>
+        <w:rPr>
+          <w:rFonts w:eastAsia="Times New Roman" w:cs="Times New Roman"/>
+          <w:sz w:val="24"/>
+          <w:u w:val="single"/>
+          <w:lang w:eastAsia="ru-RU"/>
+        </w:rPr>
+        <w:tab/>
+      </w:r>
+      <w:r>
+        <w:rPr>
+          <w:rFonts w:eastAsia="Times New Roman" w:cs="Times New Roman"/>
+          <w:sz w:val="24"/>
+          <w:u w:val="single"/>
+          <w:lang w:eastAsia="ru-RU"/>
+        </w:rPr>
+        <w:tab/>
+      </w:r>
+      <w:r>
+        <w:rPr>
+          <w:rFonts w:eastAsia="Times New Roman" w:cs="Times New Roman"/>
+          <w:sz w:val="24"/>
+          <w:u w:val="single"/>
+          <w:lang w:eastAsia="ru-RU"/>
+        </w:rPr>
+        <w:tab/>
+      </w:r>
+      <w:r>
+        <w:rPr>
+          <w:rFonts w:eastAsia="Times New Roman" w:cs="Times New Roman"/>
+          <w:sz w:val="24"/>
+          <w:u w:val="single"/>
+          <w:lang w:eastAsia="ru-RU"/>
+        </w:rPr>
+        <w:tab/>
+      </w:r>
+      <w:r>
+        <w:rPr>
+          <w:rFonts w:eastAsia="Times New Roman" w:cs="Times New Roman"/>
+          <w:sz w:val="24"/>
+          <w:u w:val="single"/>
+          <w:lang w:eastAsia="ru-RU"/>
+        </w:rPr>
+        <w:tab/>
+      </w:r>
+      <w:r>
+        <w:rPr>
+          <w:rFonts w:eastAsia="Times New Roman" w:cs="Times New Roman"/>
+          <w:sz w:val="24"/>
+          <w:u w:val="single"/>
+          <w:lang w:eastAsia="ru-RU"/>
+        </w:rPr>
+        <w:tab/>
+      </w:r>
+      <w:r>
+        <w:rPr>
+          <w:rFonts w:eastAsia="Times New Roman" w:cs="Times New Roman"/>
+          <w:sz w:val="24"/>
+          <w:u w:val="single"/>
+          <w:lang w:eastAsia="ru-RU"/>
+        </w:rPr>
+        <w:t xml:space="preserve"> </w:t>
+      </w:r>
+      <w:r>
+        <w:rPr>
+          <w:rFonts w:eastAsia="Times New Roman" w:cs="Times New Roman"/>
+          <w:sz w:val="24"/>
+          <w:lang w:eastAsia="ru-RU"/>
+        </w:rPr>
+        <w:t>(__________)</w:t>
+      </w:r>
+    </w:p>
+    <w:p>
+      <w:pPr>
+        <w:spacing w:after="0" w:line="240" w:lineRule="auto"/>
+        <w:ind w:right="-143" w:firstLine="0"/>
+        <w:jc w:val="center"/>
+        <w:rPr>
+          <w:rFonts w:eastAsia="Times New Roman" w:cs="Times New Roman"/>
+          <w:sz w:val="16"/>
+          <w:szCs w:val="16"/>
+          <w:lang w:eastAsia="ru-RU"/>
+        </w:rPr>
+      </w:pPr>
+      <w:r>
+        <w:rPr>
+          <w:rFonts w:eastAsia="Times New Roman" w:cs="Times New Roman"/>
+          <w:sz w:val="16"/>
+          <w:szCs w:val="16"/>
+          <w:lang w:eastAsia="ru-RU"/>
+        </w:rPr>
+        <w:t>(фамилия, имя, отчество полностью)</w:t>
+      </w:r>
+    </w:p>
+    <w:p>
+      <w:pPr>
+        <w:spacing w:after="0" w:line="240" w:lineRule="auto"/>
+        <w:ind w:right="-143" w:firstLine="0"/>
+        <w:jc w:val="left"/>
+        <w:rPr>
+          <w:rFonts w:eastAsia="Times New Roman" w:cs="Times New Roman"/>
+          <w:sz w:val="24"/>
+          <w:lang w:eastAsia="ru-RU"/>
+        </w:rPr>
+      </w:pPr>
+      <w:r>
+        <w:rPr>
+          <w:rFonts w:eastAsia="Times New Roman" w:cs="Times New Roman"/>
+          <w:spacing w:val="-2"/>
+          <w:sz w:val="24"/>
+          <w:lang w:eastAsia="ru-RU"/>
+        </w:rPr>
+        <w:t xml:space="preserve">Рецензент </w:t>
       </w:r>
       <w:r>
         <w:rPr>
@@ -2254,6 +2265,16 @@
           <w:u w:val="single"/>
           <w:lang w:eastAsia="ru-RU"/>
         </w:rPr>
+        <w:tab/>
+      </w:r>
+      <w:r>
+        <w:rPr>
+          <w:rFonts w:eastAsia="Times New Roman" w:cs="Times New Roman"/>
+          <w:spacing w:val="-2"/>
+          <w:sz w:val="24"/>
+          <w:u w:val="single"/>
+          <w:lang w:eastAsia="ru-RU"/>
+        </w:rPr>
         <w:t xml:space="preserve"> </w:t>
       </w:r>
       <w:r>
@@ -2434,14 +2455,7 @@
           <w:spacing w:val="-2"/>
           <w:sz w:val="24"/>
         </w:rPr>
-        <w:t xml:space="preserve">            </w:t>
-      </w:r>
-      <w:r>
-        <w:rPr>
-          <w:spacing w:val="-2"/>
-          <w:sz w:val="24"/>
-        </w:rPr>
-        <w:t xml:space="preserve"> </w:t>
+        <w:t xml:space="preserve">             </w:t>
       </w:r>
       <w:r>
         <w:rPr>
@@ -2465,13 +2479,28 @@
           <w:u w:val="single"/>
         </w:rPr>
         <w:tab/>
-        <w:t xml:space="preserve">     </w:t>
-      </w:r>
+        <w:t xml:space="preserve">  </w:t>
+      </w:r>
+      <w:proofErr w:type="gramStart"/>
       <w:r>
         <w:rPr>
           <w:sz w:val="24"/>
-        </w:rPr>
-        <w:t>(_______</w:t>
+          <w:u w:val="single"/>
+        </w:rPr>
+        <w:t xml:space="preserve">   </w:t>
+      </w:r>
+      <w:r>
+        <w:rPr>
+          <w:sz w:val="24"/>
+        </w:rPr>
+        <w:t>(</w:t>
+      </w:r>
+      <w:proofErr w:type="gramEnd"/>
+      <w:r>
+        <w:rPr>
+          <w:sz w:val="24"/>
+        </w:rPr>
+        <w:t>_______</w:t>
       </w:r>
       <w:r>
         <w:rPr>
@@ -2506,22 +2535,7 @@
           <w:szCs w:val="16"/>
         </w:rPr>
         <w:tab/>
-      </w:r>
-      <w:r>
-        <w:rPr>
-          <w:rFonts w:ascii="Times New Roman" w:hAnsi="Times New Roman"/>
-          <w:sz w:val="16"/>
-          <w:szCs w:val="16"/>
-        </w:rPr>
-        <w:t xml:space="preserve">             </w:t>
-      </w:r>
-      <w:r>
-        <w:rPr>
-          <w:rFonts w:ascii="Times New Roman" w:hAnsi="Times New Roman"/>
-          <w:sz w:val="16"/>
-          <w:szCs w:val="16"/>
-        </w:rPr>
-        <w:t>(фамилия, имя, отчество полностью)</w:t>
+        <w:t xml:space="preserve">             (фамилия, имя, отчество полностью)</w:t>
       </w:r>
     </w:p>
     <w:p>
@@ -7377,7 +7391,23 @@
           <w:rFonts w:cs="Times New Roman"/>
           <w:szCs w:val="28"/>
         </w:rPr>
-        <w:t xml:space="preserve">Для прототипа системы управления задачами естественно выделить хотя бы три области: учёт пользователей и аутентификация; проекты, задачи, комментарии и файлы; уведомления и агрегированная аналитика. Они по-разному меняются по времени и по нагрузке: поток уведомлений и отчётов может пульсировать, тогда как ядро задач остаётся центральным узлом. </w:t>
+        <w:t xml:space="preserve">Для прототипа системы управления </w:t>
+      </w:r>
+      <w:proofErr w:type="gramStart"/>
+      <w:r>
+        <w:rPr>
+          <w:rFonts w:cs="Times New Roman"/>
+          <w:szCs w:val="28"/>
+        </w:rPr>
+        <w:t>задачами естественно</w:t>
+      </w:r>
+      <w:proofErr w:type="gramEnd"/>
+      <w:r>
+        <w:rPr>
+          <w:rFonts w:cs="Times New Roman"/>
+          <w:szCs w:val="28"/>
+        </w:rPr>
+        <w:t xml:space="preserve"> выделить хотя бы три области: учёт пользователей и аутентификация; проекты, задачи, комментарии и файлы; уведомления и агрегированная аналитика. Они по-разному меняются по времени и по нагрузке: поток уведомлений и отчётов может пульсировать, тогда как ядро задач остаётся центральным узлом. </w:t>
       </w:r>
       <w:r>
         <w:rPr>
@@ -8329,7 +8359,23 @@
           <w:rFonts w:cs="Times New Roman"/>
           <w:szCs w:val="28"/>
         </w:rPr>
-        <w:t>Выполнение перечисленных пунктов считается достаточным для признания цели выпускной квалификационной работы достигнутой на уровне работоспособного MVP, пригодного для демонстрации и дальнейшей доработки под эксплуатацию в контуре конкретной организации</w:t>
+        <w:t xml:space="preserve">Выполнение перечисленных пунктов считается достаточным для признания цели </w:t>
+      </w:r>
+      <w:proofErr w:type="gramStart"/>
+      <w:r>
+        <w:rPr>
+          <w:rFonts w:cs="Times New Roman"/>
+          <w:szCs w:val="28"/>
+        </w:rPr>
+        <w:t>выпускной квалификационной работы</w:t>
+      </w:r>
+      <w:proofErr w:type="gramEnd"/>
+      <w:r>
+        <w:rPr>
+          <w:rFonts w:cs="Times New Roman"/>
+          <w:szCs w:val="28"/>
+        </w:rPr>
+        <w:t xml:space="preserve"> достигнутой на уровне работоспособного MVP, пригодного для демонстрации и дальнейшей доработки под эксплуатацию в контуре конкретной организации</w:t>
       </w:r>
       <w:r>
         <w:rPr>
@@ -8354,8 +8400,8 @@
       </w:pPr>
       <w:bookmarkStart w:id="28" w:name="_Toc130992505"/>
       <w:bookmarkStart w:id="29" w:name="_Toc165301371"/>
-      <w:bookmarkStart w:id="30" w:name="_Toc127449251"/>
-      <w:bookmarkStart w:id="31" w:name="_Toc231402384"/>
+      <w:bookmarkStart w:id="30" w:name="_Toc231402384"/>
+      <w:bookmarkStart w:id="31" w:name="_Toc127449251"/>
       <w:r>
         <w:rPr>
           <w:rFonts w:cs="Times New Roman"/>
@@ -8377,7 +8423,7 @@
         <w:t>ПРОЕКТИРОВАНИЕ И РЕАЛИЗАЦИЯ ЗАДАЧИ</w:t>
       </w:r>
       <w:bookmarkEnd w:id="29"/>
-      <w:bookmarkEnd w:id="31"/>
+      <w:bookmarkEnd w:id="30"/>
     </w:p>
     <w:p>
       <w:pPr>
@@ -8385,7 +8431,7 @@
       </w:pPr>
       <w:bookmarkStart w:id="32" w:name="_Toc165301372"/>
       <w:bookmarkStart w:id="33" w:name="_Toc231402385"/>
-      <w:bookmarkEnd w:id="30"/>
+      <w:bookmarkEnd w:id="31"/>
       <w:r>
         <w:t xml:space="preserve">2.1 </w:t>
       </w:r>
@@ -13709,6 +13755,7 @@
         <w:t>/</w:t>
       </w:r>
       <w:proofErr w:type="spellStart"/>
+      <w:proofErr w:type="gramStart"/>
       <w:r>
         <w:rPr>
           <w:lang w:val="en-US"/>
@@ -13716,6 +13763,7 @@
         <w:t>minio:latest</w:t>
       </w:r>
       <w:proofErr w:type="spellEnd"/>
+      <w:proofErr w:type="gramEnd"/>
     </w:p>
     <w:p>
       <w:pPr>
@@ -13774,9 +13822,17 @@
         <w:rPr>
           <w:lang w:val="en-US"/>
         </w:rPr>
-        <w:t xml:space="preserve">        MINIO_ROOT_USER: ${MINIO_ACCESS_KEY:-</w:t>
-      </w:r>
-      <w:proofErr w:type="spellStart"/>
+        <w:t xml:space="preserve">        MINIO_ROOT_USER: ${MINIO_ACCESS_</w:t>
+      </w:r>
+      <w:proofErr w:type="gramStart"/>
+      <w:r>
+        <w:rPr>
+          <w:lang w:val="en-US"/>
+        </w:rPr>
+        <w:t>KEY:-</w:t>
+      </w:r>
+      <w:proofErr w:type="spellStart"/>
+      <w:proofErr w:type="gramEnd"/>
       <w:r>
         <w:rPr>
           <w:lang w:val="en-US"/>
@@ -13808,9 +13864,17 @@
         <w:rPr>
           <w:lang w:val="en-US"/>
         </w:rPr>
-        <w:t xml:space="preserve">        MINIO_ROOT_PASSWORD: ${MINIO_SECRET_KEY:-</w:t>
-      </w:r>
-      <w:proofErr w:type="spellStart"/>
+        <w:t xml:space="preserve">        MINIO_ROOT_PASSWORD: ${MINIO_SECRET_</w:t>
+      </w:r>
+      <w:proofErr w:type="gramStart"/>
+      <w:r>
+        <w:rPr>
+          <w:lang w:val="en-US"/>
+        </w:rPr>
+        <w:t>KEY:-</w:t>
+      </w:r>
+      <w:proofErr w:type="spellStart"/>
+      <w:proofErr w:type="gramEnd"/>
       <w:r>
         <w:rPr>
           <w:lang w:val="en-US"/>
@@ -13862,7 +13926,21 @@
         <w:rPr>
           <w:lang w:val="en-US"/>
         </w:rPr>
-        <w:t xml:space="preserve">        - "${MINIO_PORT:-9000}:9000"</w:t>
+        <w:t xml:space="preserve">        - "${MINIO_</w:t>
+      </w:r>
+      <w:proofErr w:type="gramStart"/>
+      <w:r>
+        <w:rPr>
+          <w:lang w:val="en-US"/>
+        </w:rPr>
+        <w:t>PORT:-</w:t>
+      </w:r>
+      <w:proofErr w:type="gramEnd"/>
+      <w:r>
+        <w:rPr>
+          <w:lang w:val="en-US"/>
+        </w:rPr>
+        <w:t>9000}:9000"</w:t>
       </w:r>
     </w:p>
     <w:p>
@@ -13882,7 +13960,21 @@
         <w:rPr>
           <w:lang w:val="en-US"/>
         </w:rPr>
-        <w:t xml:space="preserve">        - "${MINIO_CONSOLE_PORT:-9001}:9001"</w:t>
+        <w:t xml:space="preserve">        - "${MINIO_CONSOLE_</w:t>
+      </w:r>
+      <w:proofErr w:type="gramStart"/>
+      <w:r>
+        <w:rPr>
+          <w:lang w:val="en-US"/>
+        </w:rPr>
+        <w:t>PORT:-</w:t>
+      </w:r>
+      <w:proofErr w:type="gramEnd"/>
+      <w:r>
+        <w:rPr>
+          <w:lang w:val="en-US"/>
+        </w:rPr>
+        <w:t>9001}:9001"</w:t>
       </w:r>
     </w:p>
     <w:p>
@@ -14010,8 +14102,16 @@
         <w:rPr>
           <w:lang w:val="en-US"/>
         </w:rPr>
-        <w:t xml:space="preserve">        context: .</w:t>
-      </w:r>
+        <w:t xml:space="preserve">        context</w:t>
+      </w:r>
+      <w:proofErr w:type="gramStart"/>
+      <w:r>
+        <w:rPr>
+          <w:lang w:val="en-US"/>
+        </w:rPr>
+        <w:t>: .</w:t>
+      </w:r>
+      <w:proofErr w:type="gramEnd"/>
     </w:p>
     <w:p>
       <w:pPr>
@@ -14092,7 +14192,21 @@
         <w:rPr>
           <w:lang w:val="en-US"/>
         </w:rPr>
-        <w:t xml:space="preserve">        - "${TASKS_SERVICE_PORT:-8082}:8082"</w:t>
+        <w:t xml:space="preserve">        - "${TASKS_SERVICE_</w:t>
+      </w:r>
+      <w:proofErr w:type="gramStart"/>
+      <w:r>
+        <w:rPr>
+          <w:lang w:val="en-US"/>
+        </w:rPr>
+        <w:t>PORT:-</w:t>
+      </w:r>
+      <w:proofErr w:type="gramEnd"/>
+      <w:r>
+        <w:rPr>
+          <w:lang w:val="en-US"/>
+        </w:rPr>
+        <w:t>8082}:8082"</w:t>
       </w:r>
     </w:p>
     <w:p>
@@ -14132,7 +14246,21 @@
         <w:rPr>
           <w:lang w:val="en-US"/>
         </w:rPr>
-        <w:t xml:space="preserve">        - ./logs/tasks-service:/app/logs</w:t>
+        <w:t xml:space="preserve">        </w:t>
+      </w:r>
+      <w:proofErr w:type="gramStart"/>
+      <w:r>
+        <w:rPr>
+          <w:lang w:val="en-US"/>
+        </w:rPr>
+        <w:t>- .</w:t>
+      </w:r>
+      <w:proofErr w:type="gramEnd"/>
+      <w:r>
+        <w:rPr>
+          <w:lang w:val="en-US"/>
+        </w:rPr>
+        <w:t>/logs/tasks-service:/app/logs</w:t>
       </w:r>
     </w:p>
     <w:p>
@@ -14227,9 +14355,17 @@
         <w:rPr>
           <w:lang w:val="en-US"/>
         </w:rPr>
-        <w:t xml:space="preserve">        POSTGRES_DB: ${POSTGRES_TASKS_DB:-</w:t>
-      </w:r>
-      <w:proofErr w:type="spellStart"/>
+        <w:t xml:space="preserve">        POSTGRES_DB: ${POSTGRES_TASKS_</w:t>
+      </w:r>
+      <w:proofErr w:type="gramStart"/>
+      <w:r>
+        <w:rPr>
+          <w:lang w:val="en-US"/>
+        </w:rPr>
+        <w:t>DB:-</w:t>
+      </w:r>
+      <w:proofErr w:type="spellStart"/>
+      <w:proofErr w:type="gramEnd"/>
       <w:r>
         <w:rPr>
           <w:lang w:val="en-US"/>
@@ -14261,9 +14397,17 @@
         <w:rPr>
           <w:lang w:val="en-US"/>
         </w:rPr>
-        <w:t xml:space="preserve">        POSTGRES_USER: ${POSTGRES_TASKS_USER:-</w:t>
-      </w:r>
-      <w:proofErr w:type="spellStart"/>
+        <w:t xml:space="preserve">        POSTGRES_USER: ${POSTGRES_TASKS_</w:t>
+      </w:r>
+      <w:proofErr w:type="gramStart"/>
+      <w:r>
+        <w:rPr>
+          <w:lang w:val="en-US"/>
+        </w:rPr>
+        <w:t>USER:-</w:t>
+      </w:r>
+      <w:proofErr w:type="spellStart"/>
+      <w:proofErr w:type="gramEnd"/>
       <w:r>
         <w:rPr>
           <w:lang w:val="en-US"/>
@@ -14295,9 +14439,17 @@
         <w:rPr>
           <w:lang w:val="en-US"/>
         </w:rPr>
-        <w:t xml:space="preserve">        POSTGRES_PASSWORD: ${POSTGRES_TASKS_PASSWORD:-</w:t>
-      </w:r>
-      <w:proofErr w:type="spellStart"/>
+        <w:t xml:space="preserve">        POSTGRES_PASSWORD: ${POSTGRES_TASKS_</w:t>
+      </w:r>
+      <w:proofErr w:type="gramStart"/>
+      <w:r>
+        <w:rPr>
+          <w:lang w:val="en-US"/>
+        </w:rPr>
+        <w:t>PASSWORD:-</w:t>
+      </w:r>
+      <w:proofErr w:type="spellStart"/>
+      <w:proofErr w:type="gramEnd"/>
       <w:r>
         <w:rPr>
           <w:lang w:val="en-US"/>
@@ -14329,7 +14481,21 @@
         <w:rPr>
           <w:lang w:val="en-US"/>
         </w:rPr>
-        <w:t xml:space="preserve">        JWT_SECRET: ${JWT_SECRET:-taskboard-auth-secret-key-min-256-bits-for-hs256}</w:t>
+        <w:t xml:space="preserve">        JWT_SECRET: ${JWT_</w:t>
+      </w:r>
+      <w:proofErr w:type="gramStart"/>
+      <w:r>
+        <w:rPr>
+          <w:lang w:val="en-US"/>
+        </w:rPr>
+        <w:t>SECRET:-</w:t>
+      </w:r>
+      <w:proofErr w:type="gramEnd"/>
+      <w:r>
+        <w:rPr>
+          <w:lang w:val="en-US"/>
+        </w:rPr>
+        <w:t>taskboard-auth-secret-key-min-256-bits-for-hs256}</w:t>
       </w:r>
     </w:p>
     <w:p>
@@ -14369,9 +14535,17 @@
         <w:rPr>
           <w:lang w:val="en-US"/>
         </w:rPr>
-        <w:t xml:space="preserve">        NOTIFICATIONS_INTERNAL_KEY: ${NOTIFICATIONS_INTERNAL_KEY:-</w:t>
-      </w:r>
-      <w:proofErr w:type="spellStart"/>
+        <w:t xml:space="preserve">        NOTIFICATIONS_INTERNAL_KEY: ${NOTIFICATIONS_INTERNAL_</w:t>
+      </w:r>
+      <w:proofErr w:type="gramStart"/>
+      <w:r>
+        <w:rPr>
+          <w:lang w:val="en-US"/>
+        </w:rPr>
+        <w:t>KEY:-</w:t>
+      </w:r>
+      <w:proofErr w:type="spellStart"/>
+      <w:proofErr w:type="gramEnd"/>
       <w:r>
         <w:rPr>
           <w:lang w:val="en-US"/>
@@ -14423,9 +14597,17 @@
         <w:rPr>
           <w:lang w:val="en-US"/>
         </w:rPr>
-        <w:t xml:space="preserve">        MINIO_ACCESS_KEY: ${MINIO_ACCESS_KEY:-</w:t>
-      </w:r>
-      <w:proofErr w:type="spellStart"/>
+        <w:t xml:space="preserve">        MINIO_ACCESS_KEY: ${MINIO_ACCESS_</w:t>
+      </w:r>
+      <w:proofErr w:type="gramStart"/>
+      <w:r>
+        <w:rPr>
+          <w:lang w:val="en-US"/>
+        </w:rPr>
+        <w:t>KEY:-</w:t>
+      </w:r>
+      <w:proofErr w:type="spellStart"/>
+      <w:proofErr w:type="gramEnd"/>
       <w:r>
         <w:rPr>
           <w:lang w:val="en-US"/>
@@ -14457,9 +14639,17 @@
         <w:rPr>
           <w:lang w:val="en-US"/>
         </w:rPr>
-        <w:t xml:space="preserve">        MINIO_SECRET_KEY: ${MINIO_SECRET_KEY:-</w:t>
-      </w:r>
-      <w:proofErr w:type="spellStart"/>
+        <w:t xml:space="preserve">        MINIO_SECRET_KEY: ${MINIO_SECRET_</w:t>
+      </w:r>
+      <w:proofErr w:type="gramStart"/>
+      <w:r>
+        <w:rPr>
+          <w:lang w:val="en-US"/>
+        </w:rPr>
+        <w:t>KEY:-</w:t>
+      </w:r>
+      <w:proofErr w:type="spellStart"/>
+      <w:proofErr w:type="gramEnd"/>
       <w:r>
         <w:rPr>
           <w:lang w:val="en-US"/>
@@ -14491,9 +14681,17 @@
         <w:rPr>
           <w:lang w:val="en-US"/>
         </w:rPr>
-        <w:t xml:space="preserve">        MINIO_BUCKET: ${MINIO_BUCKET:-</w:t>
-      </w:r>
-      <w:proofErr w:type="spellStart"/>
+        <w:t xml:space="preserve">        MINIO_BUCKET: ${MINIO_</w:t>
+      </w:r>
+      <w:proofErr w:type="gramStart"/>
+      <w:r>
+        <w:rPr>
+          <w:lang w:val="en-US"/>
+        </w:rPr>
+        <w:t>BUCKET:-</w:t>
+      </w:r>
+      <w:proofErr w:type="spellStart"/>
+      <w:proofErr w:type="gramEnd"/>
       <w:r>
         <w:rPr>
           <w:lang w:val="en-US"/>
@@ -14545,7 +14743,21 @@
         <w:rPr>
           <w:lang w:val="en-US"/>
         </w:rPr>
-        <w:t xml:space="preserve">        LOG_LEVEL: ${LOG_LEVEL:-INFO}</w:t>
+        <w:t xml:space="preserve">        LOG_LEVEL: ${LOG_</w:t>
+      </w:r>
+      <w:proofErr w:type="gramStart"/>
+      <w:r>
+        <w:rPr>
+          <w:lang w:val="en-US"/>
+        </w:rPr>
+        <w:t>LEVEL:-</w:t>
+      </w:r>
+      <w:proofErr w:type="gramEnd"/>
+      <w:r>
+        <w:rPr>
+          <w:lang w:val="en-US"/>
+        </w:rPr>
+        <w:t>INFO}</w:t>
       </w:r>
     </w:p>
     <w:p>
@@ -14777,8 +14989,16 @@
         <w:rPr>
           <w:lang w:val="en-US"/>
         </w:rPr>
-        <w:t xml:space="preserve">        context: .</w:t>
-      </w:r>
+        <w:t xml:space="preserve">        context</w:t>
+      </w:r>
+      <w:proofErr w:type="gramStart"/>
+      <w:r>
+        <w:rPr>
+          <w:lang w:val="en-US"/>
+        </w:rPr>
+        <w:t>: .</w:t>
+      </w:r>
+      <w:proofErr w:type="gramEnd"/>
     </w:p>
     <w:p>
       <w:pPr>
@@ -14859,7 +15079,21 @@
         <w:rPr>
           <w:lang w:val="en-US"/>
         </w:rPr>
-        <w:t xml:space="preserve">        - "${ANALYTICS_SERVICE_PORT:-8083}:8083"</w:t>
+        <w:t xml:space="preserve">        - "${ANALYTICS_SERVICE_</w:t>
+      </w:r>
+      <w:proofErr w:type="gramStart"/>
+      <w:r>
+        <w:rPr>
+          <w:lang w:val="en-US"/>
+        </w:rPr>
+        <w:t>PORT:-</w:t>
+      </w:r>
+      <w:proofErr w:type="gramEnd"/>
+      <w:r>
+        <w:rPr>
+          <w:lang w:val="en-US"/>
+        </w:rPr>
+        <w:t>8083}:8083"</w:t>
       </w:r>
     </w:p>
     <w:p>
@@ -14899,7 +15133,21 @@
         <w:rPr>
           <w:lang w:val="en-US"/>
         </w:rPr>
-        <w:t xml:space="preserve">        - ./logs/analytics-service:/app/logs</w:t>
+        <w:t xml:space="preserve">        </w:t>
+      </w:r>
+      <w:proofErr w:type="gramStart"/>
+      <w:r>
+        <w:rPr>
+          <w:lang w:val="en-US"/>
+        </w:rPr>
+        <w:t>- .</w:t>
+      </w:r>
+      <w:proofErr w:type="gramEnd"/>
+      <w:r>
+        <w:rPr>
+          <w:lang w:val="en-US"/>
+        </w:rPr>
+        <w:t>/logs/analytics-service:/app/logs</w:t>
       </w:r>
     </w:p>
     <w:p>
@@ -14993,9 +15241,17 @@
         <w:rPr>
           <w:lang w:val="en-US"/>
         </w:rPr>
-        <w:t xml:space="preserve">        POSTGRES_DB: ${POSTGRES_ANALYTICS_DB:-</w:t>
-      </w:r>
-      <w:proofErr w:type="spellStart"/>
+        <w:t xml:space="preserve">        POSTGRES_DB: ${POSTGRES_ANALYTICS_</w:t>
+      </w:r>
+      <w:proofErr w:type="gramStart"/>
+      <w:r>
+        <w:rPr>
+          <w:lang w:val="en-US"/>
+        </w:rPr>
+        <w:t>DB:-</w:t>
+      </w:r>
+      <w:proofErr w:type="spellStart"/>
+      <w:proofErr w:type="gramEnd"/>
       <w:r>
         <w:rPr>
           <w:lang w:val="en-US"/>
@@ -15027,9 +15283,17 @@
         <w:rPr>
           <w:lang w:val="en-US"/>
         </w:rPr>
-        <w:t xml:space="preserve">        POSTGRES_USER: ${POSTGRES_ANALYTICS_USER:-</w:t>
-      </w:r>
-      <w:proofErr w:type="spellStart"/>
+        <w:t xml:space="preserve">        POSTGRES_USER: ${POSTGRES_ANALYTICS_</w:t>
+      </w:r>
+      <w:proofErr w:type="gramStart"/>
+      <w:r>
+        <w:rPr>
+          <w:lang w:val="en-US"/>
+        </w:rPr>
+        <w:t>USER:-</w:t>
+      </w:r>
+      <w:proofErr w:type="spellStart"/>
+      <w:proofErr w:type="gramEnd"/>
       <w:r>
         <w:rPr>
           <w:lang w:val="en-US"/>
@@ -15061,9 +15325,17 @@
         <w:rPr>
           <w:lang w:val="en-US"/>
         </w:rPr>
-        <w:t xml:space="preserve">        POSTGRES_PASSWORD: ${POSTGRES_ANALYTICS_PASSWORD:-</w:t>
-      </w:r>
-      <w:proofErr w:type="spellStart"/>
+        <w:t xml:space="preserve">        POSTGRES_PASSWORD: ${POSTGRES_ANALYTICS_</w:t>
+      </w:r>
+      <w:proofErr w:type="gramStart"/>
+      <w:r>
+        <w:rPr>
+          <w:lang w:val="en-US"/>
+        </w:rPr>
+        <w:t>PASSWORD:-</w:t>
+      </w:r>
+      <w:proofErr w:type="spellStart"/>
+      <w:proofErr w:type="gramEnd"/>
       <w:r>
         <w:rPr>
           <w:lang w:val="en-US"/>
@@ -15095,7 +15367,21 @@
         <w:rPr>
           <w:lang w:val="en-US"/>
         </w:rPr>
-        <w:t xml:space="preserve">        JWT_SECRET: ${JWT_SECRET:-taskboard-auth-secret-key-min-256-bits-for-hs256}</w:t>
+        <w:t xml:space="preserve">        JWT_SECRET: ${JWT_</w:t>
+      </w:r>
+      <w:proofErr w:type="gramStart"/>
+      <w:r>
+        <w:rPr>
+          <w:lang w:val="en-US"/>
+        </w:rPr>
+        <w:t>SECRET:-</w:t>
+      </w:r>
+      <w:proofErr w:type="gramEnd"/>
+      <w:r>
+        <w:rPr>
+          <w:lang w:val="en-US"/>
+        </w:rPr>
+        <w:t>taskboard-auth-secret-key-min-256-bits-for-hs256}</w:t>
       </w:r>
     </w:p>
     <w:p>
@@ -15115,9 +15401,17 @@
         <w:rPr>
           <w:lang w:val="en-US"/>
         </w:rPr>
-        <w:t xml:space="preserve">        NOTIFICATIONS_INTERNAL_KEY: ${NOTIFICATIONS_INTERNAL_KEY:-</w:t>
-      </w:r>
-      <w:proofErr w:type="spellStart"/>
+        <w:t xml:space="preserve">        NOTIFICATIONS_INTERNAL_KEY: ${NOTIFICATIONS_INTERNAL_</w:t>
+      </w:r>
+      <w:proofErr w:type="gramStart"/>
+      <w:r>
+        <w:rPr>
+          <w:lang w:val="en-US"/>
+        </w:rPr>
+        <w:t>KEY:-</w:t>
+      </w:r>
+      <w:proofErr w:type="spellStart"/>
+      <w:proofErr w:type="gramEnd"/>
       <w:r>
         <w:rPr>
           <w:lang w:val="en-US"/>
@@ -15209,7 +15503,21 @@
         <w:rPr>
           <w:lang w:val="en-US"/>
         </w:rPr>
-        <w:t xml:space="preserve">        LOG_LEVEL: ${LOG_LEVEL:-INFO}</w:t>
+        <w:t xml:space="preserve">        LOG_LEVEL: ${LOG_</w:t>
+      </w:r>
+      <w:proofErr w:type="gramStart"/>
+      <w:r>
+        <w:rPr>
+          <w:lang w:val="en-US"/>
+        </w:rPr>
+        <w:t>LEVEL:-</w:t>
+      </w:r>
+      <w:proofErr w:type="gramEnd"/>
+      <w:r>
+        <w:rPr>
+          <w:lang w:val="en-US"/>
+        </w:rPr>
+        <w:t>INFO}</w:t>
       </w:r>
     </w:p>
     <w:p>
@@ -16166,7 +16474,21 @@
         <w:rPr>
           <w:lang w:val="en-US"/>
         </w:rPr>
-        <w:t xml:space="preserve">        public List&lt;Project&gt; list(Authentication auth) {</w:t>
+        <w:t xml:space="preserve">        public List&lt;Project&gt; </w:t>
+      </w:r>
+      <w:proofErr w:type="gramStart"/>
+      <w:r>
+        <w:rPr>
+          <w:lang w:val="en-US"/>
+        </w:rPr>
+        <w:t>list(</w:t>
+      </w:r>
+      <w:proofErr w:type="gramEnd"/>
+      <w:r>
+        <w:rPr>
+          <w:lang w:val="en-US"/>
+        </w:rPr>
+        <w:t>Authentication auth) {</w:t>
       </w:r>
     </w:p>
     <w:p>
@@ -16288,7 +16610,21 @@
         <w:rPr>
           <w:lang w:val="en-US"/>
         </w:rPr>
-        <w:t>&lt;Project&gt; get(@PathVariable Long id, Authentication auth) {</w:t>
+        <w:t xml:space="preserve">&lt;Project&gt; </w:t>
+      </w:r>
+      <w:proofErr w:type="gramStart"/>
+      <w:r>
+        <w:rPr>
+          <w:lang w:val="en-US"/>
+        </w:rPr>
+        <w:t>get(</w:t>
+      </w:r>
+      <w:proofErr w:type="gramEnd"/>
+      <w:r>
+        <w:rPr>
+          <w:lang w:val="en-US"/>
+        </w:rPr>
+        <w:t>@PathVariable Long id, Authentication auth) {</w:t>
       </w:r>
     </w:p>
     <w:p>
@@ -16311,6 +16647,7 @@
         <w:t xml:space="preserve">            return </w:t>
       </w:r>
       <w:proofErr w:type="spellStart"/>
+      <w:proofErr w:type="gramStart"/>
       <w:r>
         <w:rPr>
           <w:lang w:val="en-US"/>
@@ -16322,7 +16659,14 @@
         <w:rPr>
           <w:lang w:val="en-US"/>
         </w:rPr>
-        <w:t>(id, auth);</w:t>
+        <w:t>(</w:t>
+      </w:r>
+      <w:proofErr w:type="gramEnd"/>
+      <w:r>
+        <w:rPr>
+          <w:lang w:val="en-US"/>
+        </w:rPr>
+        <w:t>id, auth);</w:t>
       </w:r>
     </w:p>
     <w:p>
@@ -16410,7 +16754,21 @@
         <w:rPr>
           <w:lang w:val="en-US"/>
         </w:rPr>
-        <w:t xml:space="preserve">&lt;Project&gt; create(@Valid @RequestBody </w:t>
+        <w:t xml:space="preserve">&lt;Project&gt; </w:t>
+      </w:r>
+      <w:proofErr w:type="gramStart"/>
+      <w:r>
+        <w:rPr>
+          <w:lang w:val="en-US"/>
+        </w:rPr>
+        <w:t>create(</w:t>
+      </w:r>
+      <w:proofErr w:type="gramEnd"/>
+      <w:r>
+        <w:rPr>
+          <w:lang w:val="en-US"/>
+        </w:rPr>
+        <w:t xml:space="preserve">@Valid @RequestBody </w:t>
       </w:r>
       <w:proofErr w:type="spellStart"/>
       <w:r>
@@ -16619,7 +16977,21 @@
         <w:rPr>
           <w:lang w:val="en-US"/>
         </w:rPr>
-        <w:t xml:space="preserve">&lt;?&gt; listTasks(Long </w:t>
+        <w:t xml:space="preserve">&lt;?&gt; </w:t>
+      </w:r>
+      <w:proofErr w:type="gramStart"/>
+      <w:r>
+        <w:rPr>
+          <w:lang w:val="en-US"/>
+        </w:rPr>
+        <w:t>listTasks(</w:t>
+      </w:r>
+      <w:proofErr w:type="gramEnd"/>
+      <w:r>
+        <w:rPr>
+          <w:lang w:val="en-US"/>
+        </w:rPr>
+        <w:t xml:space="preserve">Long </w:t>
       </w:r>
       <w:proofErr w:type="spellStart"/>
       <w:r>
@@ -17168,6 +17540,7 @@
         <w:t xml:space="preserve">            if (</w:t>
       </w:r>
       <w:proofErr w:type="spellStart"/>
+      <w:proofErr w:type="gramStart"/>
       <w:r>
         <w:rPr>
           <w:lang w:val="en-US"/>
@@ -17179,7 +17552,14 @@
         <w:rPr>
           <w:lang w:val="en-US"/>
         </w:rPr>
-        <w:t xml:space="preserve"> != null) {</w:t>
+        <w:t xml:space="preserve"> !</w:t>
+      </w:r>
+      <w:proofErr w:type="gramEnd"/>
+      <w:r>
+        <w:rPr>
+          <w:lang w:val="en-US"/>
+        </w:rPr>
+        <w:t>= null) {</w:t>
       </w:r>
     </w:p>
     <w:p>
@@ -17199,7 +17579,14 @@
         <w:rPr>
           <w:lang w:val="en-US"/>
         </w:rPr>
-        <w:t xml:space="preserve">                if (!</w:t>
+        <w:t xml:space="preserve">                if </w:t>
+      </w:r>
+      <w:proofErr w:type="gramStart"/>
+      <w:r>
+        <w:rPr>
+          <w:lang w:val="en-US"/>
+        </w:rPr>
+        <w:t>(!</w:t>
       </w:r>
       <w:proofErr w:type="spellStart"/>
       <w:r>
@@ -17209,6 +17596,7 @@
         <w:t>allowedProjectIds.contains</w:t>
       </w:r>
       <w:proofErr w:type="spellEnd"/>
+      <w:proofErr w:type="gramEnd"/>
       <w:r>
         <w:rPr>
           <w:lang w:val="en-US"/>
@@ -17579,6 +17967,7 @@
         <w:t xml:space="preserve">        if (</w:t>
       </w:r>
       <w:proofErr w:type="spellStart"/>
+      <w:proofErr w:type="gramStart"/>
       <w:r>
         <w:rPr>
           <w:lang w:val="en-US"/>
@@ -17590,7 +17979,14 @@
         <w:rPr>
           <w:lang w:val="en-US"/>
         </w:rPr>
-        <w:t xml:space="preserve"> != null) {</w:t>
+        <w:t xml:space="preserve"> !</w:t>
+      </w:r>
+      <w:proofErr w:type="gramEnd"/>
+      <w:r>
+        <w:rPr>
+          <w:lang w:val="en-US"/>
+        </w:rPr>
+        <w:t>= null) {</w:t>
       </w:r>
     </w:p>
     <w:p>
@@ -17729,6 +18125,7 @@
         <w:t xml:space="preserve">        if (</w:t>
       </w:r>
       <w:proofErr w:type="spellStart"/>
+      <w:proofErr w:type="gramStart"/>
       <w:r>
         <w:rPr>
           <w:lang w:val="en-US"/>
@@ -17740,7 +18137,14 @@
         <w:rPr>
           <w:lang w:val="en-US"/>
         </w:rPr>
-        <w:t xml:space="preserve"> != null) {</w:t>
+        <w:t xml:space="preserve"> !</w:t>
+      </w:r>
+      <w:proofErr w:type="gramEnd"/>
+      <w:r>
+        <w:rPr>
+          <w:lang w:val="en-US"/>
+        </w:rPr>
+        <w:t>= null) {</w:t>
       </w:r>
     </w:p>
     <w:p>
@@ -18034,6 +18438,7 @@
         <w:t xml:space="preserve">&gt; </w:t>
       </w:r>
       <w:proofErr w:type="spellStart"/>
+      <w:proofErr w:type="gramStart"/>
       <w:r>
         <w:rPr>
           <w:lang w:val="en-US"/>
@@ -18047,6 +18452,7 @@
         </w:rPr>
         <w:t>(</w:t>
       </w:r>
+      <w:proofErr w:type="gramEnd"/>
     </w:p>
     <w:p>
       <w:pPr>
@@ -18065,7 +18471,21 @@
         <w:rPr>
           <w:lang w:val="en-US"/>
         </w:rPr>
-        <w:t xml:space="preserve">            @RequestHeader(value = "X-Internal-Key", required = false) String </w:t>
+        <w:t xml:space="preserve">            @</w:t>
+      </w:r>
+      <w:proofErr w:type="gramStart"/>
+      <w:r>
+        <w:rPr>
+          <w:lang w:val="en-US"/>
+        </w:rPr>
+        <w:t>RequestHeader(</w:t>
+      </w:r>
+      <w:proofErr w:type="gramEnd"/>
+      <w:r>
+        <w:rPr>
+          <w:lang w:val="en-US"/>
+        </w:rPr>
+        <w:t xml:space="preserve">value = "X-Internal-Key", required = false) String </w:t>
       </w:r>
       <w:proofErr w:type="spellStart"/>
       <w:r>
@@ -18161,9 +18581,17 @@
         <w:rPr>
           <w:lang w:val="en-US"/>
         </w:rPr>
-        <w:t xml:space="preserve"> == null || !</w:t>
-      </w:r>
-      <w:proofErr w:type="spellStart"/>
+        <w:t xml:space="preserve"> == null |</w:t>
+      </w:r>
+      <w:proofErr w:type="gramStart"/>
+      <w:r>
+        <w:rPr>
+          <w:lang w:val="en-US"/>
+        </w:rPr>
+        <w:t>| !</w:t>
+      </w:r>
+      <w:proofErr w:type="spellStart"/>
+      <w:proofErr w:type="gramEnd"/>
       <w:r>
         <w:rPr>
           <w:lang w:val="en-US"/>
@@ -18223,7 +18651,21 @@
         <w:rPr>
           <w:lang w:val="en-US"/>
         </w:rPr>
-        <w:t>(401).build();</w:t>
+        <w:t>(401</w:t>
+      </w:r>
+      <w:proofErr w:type="gramStart"/>
+      <w:r>
+        <w:rPr>
+          <w:lang w:val="en-US"/>
+        </w:rPr>
+        <w:t>).build</w:t>
+      </w:r>
+      <w:proofErr w:type="gramEnd"/>
+      <w:r>
+        <w:rPr>
+          <w:lang w:val="en-US"/>
+        </w:rPr>
+        <w:t>();</w:t>
       </w:r>
     </w:p>
     <w:p>
@@ -18955,6 +19397,7 @@
         <w:t xml:space="preserve"> -B -pl tasks-</w:t>
       </w:r>
       <w:proofErr w:type="spellStart"/>
+      <w:proofErr w:type="gramStart"/>
       <w:r>
         <w:rPr>
           <w:lang w:val="en-US"/>
@@ -18962,6 +19405,7 @@
         <w:t>service,analytics</w:t>
       </w:r>
       <w:proofErr w:type="spellEnd"/>
+      <w:proofErr w:type="gramEnd"/>
       <w:r>
         <w:rPr>
           <w:lang w:val="en-US"/>
@@ -19767,7 +20211,21 @@
         <w:rPr>
           <w:lang w:val="en-US"/>
         </w:rPr>
-        <w:t xml:space="preserve"> in {1..60}; do</w:t>
+        <w:t xml:space="preserve"> in {</w:t>
+      </w:r>
+      <w:proofErr w:type="gramStart"/>
+      <w:r>
+        <w:rPr>
+          <w:lang w:val="en-US"/>
+        </w:rPr>
+        <w:t>1..</w:t>
+      </w:r>
+      <w:proofErr w:type="gramEnd"/>
+      <w:r>
+        <w:rPr>
+          <w:lang w:val="en-US"/>
+        </w:rPr>
+        <w:t>60}; do</w:t>
       </w:r>
     </w:p>
     <w:p>
@@ -20071,6 +20529,7 @@
       <w:r>
         <w:t xml:space="preserve"> </w:t>
       </w:r>
+      <w:proofErr w:type="gramStart"/>
       <w:r>
         <w:rPr>
           <w:lang w:val="en-US"/>
@@ -20086,6 +20545,7 @@
         </w:rPr>
         <w:t>e</w:t>
       </w:r>
+      <w:proofErr w:type="gramEnd"/>
       <w:r>
         <w:t>2</w:t>
       </w:r>
@@ -20725,8 +21185,240 @@
       </w:r>
       <w:bookmarkEnd w:id="54"/>
     </w:p>
+    <w:p>
+      <w:pPr>
+        <w:rPr>
+          <w:b/>
+          <w:bCs/>
+        </w:rPr>
+      </w:pPr>
+      <w:r>
+        <w:rPr>
+          <w:b/>
+          <w:bCs/>
+        </w:rPr>
+        <w:t>Адрес репозитория:</w:t>
+      </w:r>
+    </w:p>
+    <w:p>
+      <w:pPr>
+        <w:jc w:val="center"/>
+      </w:pPr>
+      <w:r>
+        <w:rPr>
+          <w:noProof/>
+          <w:lang w:eastAsia="ru-RU"/>
+        </w:rPr>
+        <mc:AlternateContent>
+          <mc:Choice Requires="wpg">
+            <w:drawing>
+              <wp:anchor distT="0" distB="0" distL="114300" distR="114300" simplePos="0" relativeHeight="251664384" behindDoc="0" locked="0" layoutInCell="1" allowOverlap="1" wp14:anchorId="1396A417" wp14:editId="46EAD412">
+                <wp:simplePos x="0" y="0"/>
+                <wp:positionH relativeFrom="margin">
+                  <wp:posOffset>-1905</wp:posOffset>
+                </wp:positionH>
+                <wp:positionV relativeFrom="paragraph">
+                  <wp:posOffset>662940</wp:posOffset>
+                </wp:positionV>
+                <wp:extent cx="5927090" cy="2479040"/>
+                <wp:effectExtent l="0" t="0" r="0" b="0"/>
+                <wp:wrapTopAndBottom/>
+                <wp:docPr id="867624959" name="Группа 33"/>
+                <wp:cNvGraphicFramePr>
+                  <a:graphicFrameLocks xmlns:a="http://schemas.openxmlformats.org/drawingml/2006/main"/>
+                </wp:cNvGraphicFramePr>
+                <a:graphic xmlns:a="http://schemas.openxmlformats.org/drawingml/2006/main">
+                  <a:graphicData uri="http://schemas.microsoft.com/office/word/2010/wordprocessingGroup">
+                    <wpg:wgp>
+                      <wpg:cNvGrpSpPr>
+                        <a:grpSpLocks/>
+                      </wpg:cNvGrpSpPr>
+                      <wpg:grpSpPr>
+                        <a:xfrm>
+                          <a:off x="0" y="0"/>
+                          <a:ext cx="5927090" cy="2479040"/>
+                          <a:chOff x="0" y="1315445"/>
+                          <a:chExt cx="5927090" cy="2210871"/>
+                        </a:xfrm>
+                      </wpg:grpSpPr>
+                      <pic:pic xmlns:pic="http://schemas.openxmlformats.org/drawingml/2006/picture">
+                        <pic:nvPicPr>
+                          <pic:cNvPr id="1332771973" name="Рисунок 5"/>
+                          <pic:cNvPicPr>
+                            <a:picLocks noChangeAspect="1"/>
+                          </pic:cNvPicPr>
+                        </pic:nvPicPr>
+                        <pic:blipFill>
+                          <a:blip r:embed="rId17" cstate="print">
+                            <a:extLst>
+                              <a:ext uri="{28A0092B-C50C-407E-A947-70E740481C1C}">
+                                <a14:useLocalDpi xmlns:a14="http://schemas.microsoft.com/office/drawing/2010/main" val="0"/>
+                              </a:ext>
+                            </a:extLst>
+                          </a:blip>
+                          <a:srcRect/>
+                          <a:stretch/>
+                        </pic:blipFill>
+                        <pic:spPr bwMode="auto">
+                          <a:xfrm>
+                            <a:off x="2197810" y="1315445"/>
+                            <a:ext cx="2051900" cy="1803245"/>
+                          </a:xfrm>
+                          <a:prstGeom prst="rect">
+                            <a:avLst/>
+                          </a:prstGeom>
+                          <a:noFill/>
+                          <a:ln>
+                            <a:noFill/>
+                          </a:ln>
+                        </pic:spPr>
+                      </pic:pic>
+                      <wps:wsp>
+                        <wps:cNvPr id="1413131800" name="Надпись 1"/>
+                        <wps:cNvSpPr txBox="1"/>
+                        <wps:spPr>
+                          <a:xfrm>
+                            <a:off x="0" y="3230178"/>
+                            <a:ext cx="5927090" cy="296138"/>
+                          </a:xfrm>
+                          <a:prstGeom prst="rect">
+                            <a:avLst/>
+                          </a:prstGeom>
+                          <a:solidFill>
+                            <a:prstClr val="white"/>
+                          </a:solidFill>
+                          <a:ln>
+                            <a:noFill/>
+                          </a:ln>
+                        </wps:spPr>
+                        <wps:txbx>
+                          <w:txbxContent>
+                            <w:p>
+                              <w:pPr>
+                                <w:jc w:val="center"/>
+                                <w:rPr>
+                                  <w:rFonts w:cs="Times New Roman"/>
+                                  <w:szCs w:val="28"/>
+                                </w:rPr>
+                              </w:pPr>
+                              <w:r>
+                                <w:rPr>
+                                  <w:rFonts w:cs="Times New Roman"/>
+                                  <w:szCs w:val="28"/>
+                                </w:rPr>
+                                <w:t xml:space="preserve">Рисунок </w:t>
+                              </w:r>
+                              <w:r>
+                                <w:rPr>
+                                  <w:rFonts w:cs="Times New Roman"/>
+                                  <w:szCs w:val="28"/>
+                                </w:rPr>
+                                <w:t xml:space="preserve">А.1 </w:t>
+                              </w:r>
+                              <w:r>
+                                <w:t>—</w:t>
+                              </w:r>
+                              <w:r>
+                                <w:t xml:space="preserve"> </w:t>
+                              </w:r>
+                              <w:r>
+                                <w:rPr>
+                                  <w:lang w:val="en-US"/>
+                                </w:rPr>
+                                <w:t>QR</w:t>
+                              </w:r>
+                              <w:r>
+                                <w:t>-код для перехода к репозиторию с кодом</w:t>
+                              </w:r>
+                            </w:p>
+                          </w:txbxContent>
+                        </wps:txbx>
+                        <wps:bodyPr rot="0" spcFirstLastPara="0" vertOverflow="overflow" horzOverflow="overflow" vert="horz" wrap="square" lIns="0" tIns="0" rIns="0" bIns="0" numCol="1" spcCol="0" rtlCol="0" fromWordArt="0" anchor="t" anchorCtr="0" forceAA="0" compatLnSpc="1">
+                          <a:prstTxWarp prst="textNoShape">
+                            <a:avLst/>
+                          </a:prstTxWarp>
+                          <a:spAutoFit/>
+                        </wps:bodyPr>
+                      </wps:wsp>
+                    </wpg:wgp>
+                  </a:graphicData>
+                </a:graphic>
+                <wp14:sizeRelH relativeFrom="page">
+                  <wp14:pctWidth>0</wp14:pctWidth>
+                </wp14:sizeRelH>
+                <wp14:sizeRelV relativeFrom="page">
+                  <wp14:pctHeight>0</wp14:pctHeight>
+                </wp14:sizeRelV>
+              </wp:anchor>
+            </w:drawing>
+          </mc:Choice>
+          <mc:Fallback>
+            <w:pict>
+              <v:group w14:anchorId="1396A417" id="_x0000_s1038" style="position:absolute;left:0;text-align:left;margin-left:-.15pt;margin-top:52.2pt;width:466.7pt;height:195.2pt;z-index:251664384;mso-position-horizontal-relative:margin" coordorigin=",13154" coordsize="59270,22108" o:gfxdata="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">
+                <v:shape id="Рисунок 5" o:spid="_x0000_s1039" type="#_x0000_t75" style="position:absolute;left:21978;top:13154;width:20519;height:18032;visibility:visible;mso-wrap-style:square" o:gfxdata="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">
+                  <v:imagedata r:id="rId18" o:title=""/>
+                </v:shape>
+                <v:shape id="Надпись 1" o:spid="_x0000_s1040" type="#_x0000_t202" style="position:absolute;top:32301;width:59270;height:2962;visibility:visible;mso-wrap-style:square;v-text-anchor:top" o:gfxdata="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" stroked="f">
+                  <v:textbox style="mso-fit-shape-to-text:t" inset="0,0,0,0">
+                    <w:txbxContent>
+                      <w:p>
+                        <w:pPr>
+                          <w:jc w:val="center"/>
+                          <w:rPr>
+                            <w:rFonts w:cs="Times New Roman"/>
+                            <w:szCs w:val="28"/>
+                          </w:rPr>
+                        </w:pPr>
+                        <w:r>
+                          <w:rPr>
+                            <w:rFonts w:cs="Times New Roman"/>
+                            <w:szCs w:val="28"/>
+                          </w:rPr>
+                          <w:t xml:space="preserve">Рисунок </w:t>
+                        </w:r>
+                        <w:r>
+                          <w:rPr>
+                            <w:rFonts w:cs="Times New Roman"/>
+                            <w:szCs w:val="28"/>
+                          </w:rPr>
+                          <w:t xml:space="preserve">А.1 </w:t>
+                        </w:r>
+                        <w:r>
+                          <w:t>—</w:t>
+                        </w:r>
+                        <w:r>
+                          <w:t xml:space="preserve"> </w:t>
+                        </w:r>
+                        <w:r>
+                          <w:rPr>
+                            <w:lang w:val="en-US"/>
+                          </w:rPr>
+                          <w:t>QR</w:t>
+                        </w:r>
+                        <w:r>
+                          <w:t>-код для перехода к репозиторию с кодом</w:t>
+                        </w:r>
+                      </w:p>
+                    </w:txbxContent>
+                  </v:textbox>
+                </v:shape>
+                <w10:wrap type="topAndBottom" anchorx="margin"/>
+              </v:group>
+            </w:pict>
+          </mc:Fallback>
+        </mc:AlternateContent>
+      </w:r>
+      <w:r>
+        <w:t>https://github.com/EvgenyMAI/TaskBoard</w:t>
+      </w:r>
+    </w:p>
+    <w:p>
+      <w:pPr>
+        <w:jc w:val="center"/>
+      </w:pPr>
+    </w:p>
     <w:sectPr>
-      <w:footerReference w:type="default" r:id="rId17"/>
+      <w:footerReference w:type="default" r:id="rId19"/>
       <w:pgSz w:w="11906" w:h="16838" w:code="9"/>
       <w:pgMar w:top="1134" w:right="851" w:bottom="1134" w:left="1701" w:header="709" w:footer="709" w:gutter="0"/>
       <w:pgNumType w:start="1"/>
@@ -25522,6 +26214,18 @@
       </w:tblBorders>
     </w:tblPr>
   </w:style>
+  <w:style w:type="character" w:styleId="af2">
+    <w:name w:val="Unresolved Mention"/>
+    <w:basedOn w:val="a0"/>
+    <w:uiPriority w:val="99"/>
+    <w:semiHidden/>
+    <w:unhideWhenUsed/>
+    <w:rsid w:val="00EA4BFA"/>
+    <w:rPr>
+      <w:color w:val="605E5C"/>
+      <w:shd w:val="clear" w:color="auto" w:fill="E1DFDD"/>
+    </w:rPr>
+  </w:style>
 </w:styles>
 </file>
 
